--- a/docs/fase1_comprension_dominio/Informe_Fase1_v6.docx
+++ b/docs/fase1_comprension_dominio/Informe_Fase1_v6.docx
@@ -474,74 +474,36 @@
               <w:spacing w:after="60" w:line="264"/>
             </w:pPr>
             <w:r>
-              <w:t xml:space="preserve">Esta versión restaura el informe de la Fase 1 tal como estaba en la </w:t>
+              <w:t xml:space="preserve">Donde una decisión cambió, se dice cuándo y si fue antes o después de abrir el año 2024 (19-10-2026), el examen final de los modelos. El PDF original se conserva sin cambios en </w:t>
+            </w:r>
+            <w:r>
+              <w:rPr>
+                <w:rFonts w:ascii="Consolas" w:cs="Consolas" w:eastAsia="Consolas" w:hAnsi="Consolas"/>
+                <w:sz w:val="19"/>
+                <w:szCs w:val="19"/>
+              </w:rPr>
+              <w:t xml:space="preserve">docs/historial/fase1/</w:t>
+            </w:r>
+            <w:r>
+              <w:t xml:space="preserve">.</w:t>
+            </w:r>
+          </w:p>
+          <w:p>
+            <w:pPr>
+              <w:spacing w:after="60" w:line="264"/>
+            </w:pPr>
+            <w:r>
+              <w:t xml:space="preserve">Esta versión incorpora además la </w:t>
             </w:r>
             <w:r>
               <w:rPr>
                 <w:b/>
                 <w:bCs/>
               </w:rPr>
-              <w:t xml:space="preserve">versión 2</w:t>
-            </w:r>
-            <w:r>
-              <w:t xml:space="preserve"> (el PDF de octubre de 2026): las mismas secciones, el mismo orden y el mismo lenguaje. Se corrigió solo lo que ya no se aplica o no coincide con lo que se ejecutó en las Fases 2 a 5, con cifras tomadas de las tablas del repositorio.</w:t>
-            </w:r>
-          </w:p>
-          <w:p>
-            <w:pPr>
-              <w:spacing w:after="60" w:line="264"/>
-            </w:pPr>
-            <w:r>
-              <w:t xml:space="preserve">Donde una decisión cambió, se dice cuándo y si fue antes o después de abrir el año 2024 (19-10-2026), el examen final de los modelos. El </w:t>
-            </w:r>
-            <w:r>
-              <w:rPr>
-                <w:b/>
-                <w:bCs/>
-              </w:rPr>
-              <w:t xml:space="preserve">Anexo A</w:t>
-            </w:r>
-            <w:r>
-              <w:t xml:space="preserve"> lista cada cambio respecto de la versión 2. El PDF original se conserva sin cambios en </w:t>
-            </w:r>
-            <w:r>
-              <w:rPr>
-                <w:rFonts w:ascii="Consolas" w:cs="Consolas" w:eastAsia="Consolas" w:hAnsi="Consolas"/>
-                <w:sz w:val="19"/>
-                <w:szCs w:val="19"/>
-              </w:rPr>
-              <w:t xml:space="preserve">docs/historial/fase1/</w:t>
-            </w:r>
-            <w:r>
-              <w:t xml:space="preserve">.</w:t>
-            </w:r>
-          </w:p>
-          <w:p>
-            <w:pPr>
-              <w:spacing w:after="60" w:line="264"/>
-            </w:pPr>
-            <w:r>
-              <w:t xml:space="preserve">Esta versión incorpora además la </w:t>
-            </w:r>
-            <w:r>
-              <w:rPr>
-                <w:b/>
-                <w:bCs/>
-              </w:rPr>
               <w:t xml:space="preserve">revisión técnica del profesor guía</w:t>
             </w:r>
             <w:r>
-              <w:t xml:space="preserve"> (24-10-2026), hecha sobre la versión 2. El </w:t>
-            </w:r>
-            <w:r>
-              <w:rPr>
-                <w:b/>
-                <w:bCs/>
-              </w:rPr>
-              <w:t xml:space="preserve">Anexo B</w:t>
-            </w:r>
-            <w:r>
-              <w:t xml:space="preserve"> dice qué se hizo con cada observación. Las que la Fase 2 ya resolvió con la base completa no se corrigen aquí: se responden en el informe de la Fase 2 (sección 9).</w:t>
+              <w:t xml:space="preserve"> (24-10-2026), hecha sobre la versión 2. Las observaciones que la Fase 2 ya resolvió con la base completa no se corrigen aquí: se responden en el informe de la Fase 2 (sección 9).</w:t>
             </w:r>
           </w:p>
           <w:p>
@@ -23716,7 +23678,7 @@
         <w:spacing w:after="120" w:line="276"/>
       </w:pPr>
       <w:r>
-        <w:t xml:space="preserve">El profesor guía comentó estas decisiones en su revisión técnica del 24-10-2026. La mayoría ya estaba resuelta con la evidencia de la Fase 2, que responde a esos comentarios en su informe (sección 9). Quedan dos que dependen del autor: el aviso a FONASA (11) y la validación clínica (12). La constancia escrita del profesor se firmará después de los resultados (ver </w:t>
+        <w:t xml:space="preserve">El profesor guía comentó estas decisiones en su revisión técnica del 24-10-2026. La mayoría ya estaba resuelta con la evidencia de la Fase 2, que responde a esos comentarios en su informe (sección 9). Queda una que depende del autor: la validación clínica (12). La constancia escrita del profesor se firmará después de los resultados (ver </w:t>
       </w:r>
       <w:r>
         <w:rPr>
@@ -25587,7 +25549,7 @@
                 <w:sz w:val="19"/>
                 <w:szCs w:val="19"/>
               </w:rPr>
-              <w:t xml:space="preserve">¿Se informa a FONASA de los valores con forma de RUT?</w:t>
+              <w:t xml:space="preserve">¿Qué se hace con los valores con forma de RUT?</w:t>
             </w:r>
           </w:p>
         </w:tc>
@@ -25618,7 +25580,7 @@
                 <w:sz w:val="19"/>
                 <w:szCs w:val="19"/>
               </w:rPr>
-              <w:t xml:space="preserve">Informar el hallazgo a FONASA.</w:t>
+              <w:t xml:space="preserve">Definir cómo se tratan.</w:t>
             </w:r>
           </w:p>
         </w:tc>
@@ -25649,7 +25611,7 @@
                 <w:sz w:val="19"/>
                 <w:szCs w:val="19"/>
               </w:rPr>
-              <w:t xml:space="preserve">22 valores en dos columnas de 2019: se cuentan, no se guardan y esas dos columnas se descartan en Bronce. La carta a FONASA no se ha enviado; el profesor recomienda enviarla por la vía formal de la solicitud.</w:t>
+              <w:t xml:space="preserve">22 valores en dos columnas de 2019: se cuentan, no se guardan y esas dos columnas se descartan en Bronce (sección 7).</w:t>
             </w:r>
           </w:p>
         </w:tc>
@@ -25680,7 +25642,7 @@
                 <w:sz w:val="19"/>
                 <w:szCs w:val="19"/>
               </w:rPr>
-              <w:t xml:space="preserve">Pendiente: decisión del autor.</w:t>
+              <w:t xml:space="preserve">No.</w:t>
             </w:r>
           </w:p>
         </w:tc>
@@ -29113,9273 +29075,6 @@
       </w:r>
       <w:r>
         <w:t xml:space="preserve">(6), 626-633.</w:t>
-      </w:r>
-    </w:p>
-    <w:p>
-      <w:r>
-        <w:br w:type="page"/>
-      </w:r>
-    </w:p>
-    <w:p>
-      <w:pPr>
-        <w:pStyle w:val="Heading1"/>
-      </w:pPr>
-      <w:r>
-        <w:t xml:space="preserve">Anexo A. Cambios respecto de la versión 2 (PDF)</w:t>
-      </w:r>
-    </w:p>
-    <w:p>
-      <w:pPr>
-        <w:spacing w:after="120" w:line="276"/>
-      </w:pPr>
-      <w:r>
-        <w:t xml:space="preserve">Esta tabla lista cada corrección hecha al texto de la versión 2. Las cifras nuevas salen de las tablas del repositorio (salidas de las Fases 2 a 5 y de las enmiendas 01 y 02). Ninguna corrección cambia un resultado: solo alinea el informe con lo que se ejecutó.</w:t>
-      </w:r>
-    </w:p>
-    <w:p>
-      <w:pPr>
-        <w:pStyle w:val="Heading2"/>
-      </w:pPr>
-      <w:r>
-        <w:t xml:space="preserve">A.1 Contenido que ya no se aplicaba</w:t>
-      </w:r>
-    </w:p>
-    <w:tbl>
-      <w:tblPr>
-        <w:tblW w:type="dxa" w:w="9360"/>
-        <w:tblBorders>
-          <w:top w:val="single" w:color="auto" w:sz="4"/>
-          <w:left w:val="single" w:color="auto" w:sz="4"/>
-          <w:bottom w:val="single" w:color="auto" w:sz="4"/>
-          <w:right w:val="single" w:color="auto" w:sz="4"/>
-          <w:insideH w:val="single" w:color="auto" w:sz="4"/>
-          <w:insideV w:val="single" w:color="auto" w:sz="4"/>
-        </w:tblBorders>
-        <w:tblLayout w:type="fixed"/>
-      </w:tblPr>
-      <w:tblGrid>
-        <w:gridCol w:w="1123"/>
-        <w:gridCol w:w="2621"/>
-        <w:gridCol w:w="3370"/>
-        <w:gridCol w:w="2246"/>
-      </w:tblGrid>
-      <w:tr>
-        <w:trPr>
-          <w:tblHeader/>
-        </w:trPr>
-        <w:tc>
-          <w:tcPr>
-            <w:tcW w:type="dxa" w:w="1123"/>
-            <w:tcBorders>
-              <w:top w:val="single" w:color="D9D9D9" w:sz="4"/>
-              <w:left w:val="single" w:color="D9D9D9" w:sz="4"/>
-              <w:bottom w:val="single" w:color="D9D9D9" w:sz="4"/>
-              <w:right w:val="single" w:color="D9D9D9" w:sz="4"/>
-            </w:tcBorders>
-            <w:shd w:fill="1F3864" w:color="auto" w:val="clear"/>
-            <w:tcMar>
-              <w:top w:type="dxa" w:w="70"/>
-              <w:left w:type="dxa" w:w="110"/>
-              <w:bottom w:type="dxa" w:w="70"/>
-              <w:right w:type="dxa" w:w="110"/>
-            </w:tcMar>
-            <w:vAlign w:val="top"/>
-          </w:tcPr>
-          <w:p>
-            <w:pPr>
-              <w:spacing w:after="40" w:line="252"/>
-            </w:pPr>
-            <w:r>
-              <w:rPr>
-                <w:b/>
-                <w:bCs/>
-                <w:color w:val="FFFFFF"/>
-                <w:sz w:val="19"/>
-                <w:szCs w:val="19"/>
-              </w:rPr>
-              <w:t xml:space="preserve">Sección</w:t>
-            </w:r>
-          </w:p>
-        </w:tc>
-        <w:tc>
-          <w:tcPr>
-            <w:tcW w:type="dxa" w:w="2621"/>
-            <w:tcBorders>
-              <w:top w:val="single" w:color="D9D9D9" w:sz="4"/>
-              <w:left w:val="single" w:color="D9D9D9" w:sz="4"/>
-              <w:bottom w:val="single" w:color="D9D9D9" w:sz="4"/>
-              <w:right w:val="single" w:color="D9D9D9" w:sz="4"/>
-            </w:tcBorders>
-            <w:shd w:fill="1F3864" w:color="auto" w:val="clear"/>
-            <w:tcMar>
-              <w:top w:type="dxa" w:w="70"/>
-              <w:left w:type="dxa" w:w="110"/>
-              <w:bottom w:type="dxa" w:w="70"/>
-              <w:right w:type="dxa" w:w="110"/>
-            </w:tcMar>
-            <w:vAlign w:val="top"/>
-          </w:tcPr>
-          <w:p>
-            <w:pPr>
-              <w:spacing w:after="40" w:line="252"/>
-            </w:pPr>
-            <w:r>
-              <w:rPr>
-                <w:b/>
-                <w:bCs/>
-                <w:color w:val="FFFFFF"/>
-                <w:sz w:val="19"/>
-                <w:szCs w:val="19"/>
-              </w:rPr>
-              <w:t xml:space="preserve">Qué decía la versión 2</w:t>
-            </w:r>
-          </w:p>
-        </w:tc>
-        <w:tc>
-          <w:tcPr>
-            <w:tcW w:type="dxa" w:w="3370"/>
-            <w:tcBorders>
-              <w:top w:val="single" w:color="D9D9D9" w:sz="4"/>
-              <w:left w:val="single" w:color="D9D9D9" w:sz="4"/>
-              <w:bottom w:val="single" w:color="D9D9D9" w:sz="4"/>
-              <w:right w:val="single" w:color="D9D9D9" w:sz="4"/>
-            </w:tcBorders>
-            <w:shd w:fill="1F3864" w:color="auto" w:val="clear"/>
-            <w:tcMar>
-              <w:top w:type="dxa" w:w="70"/>
-              <w:left w:type="dxa" w:w="110"/>
-              <w:bottom w:type="dxa" w:w="70"/>
-              <w:right w:type="dxa" w:w="110"/>
-            </w:tcMar>
-            <w:vAlign w:val="top"/>
-          </w:tcPr>
-          <w:p>
-            <w:pPr>
-              <w:spacing w:after="40" w:line="252"/>
-            </w:pPr>
-            <w:r>
-              <w:rPr>
-                <w:b/>
-                <w:bCs/>
-                <w:color w:val="FFFFFF"/>
-                <w:sz w:val="19"/>
-                <w:szCs w:val="19"/>
-              </w:rPr>
-              <w:t xml:space="preserve">Qué dice ahora</w:t>
-            </w:r>
-          </w:p>
-        </w:tc>
-        <w:tc>
-          <w:tcPr>
-            <w:tcW w:type="dxa" w:w="2246"/>
-            <w:tcBorders>
-              <w:top w:val="single" w:color="D9D9D9" w:sz="4"/>
-              <w:left w:val="single" w:color="D9D9D9" w:sz="4"/>
-              <w:bottom w:val="single" w:color="D9D9D9" w:sz="4"/>
-              <w:right w:val="single" w:color="D9D9D9" w:sz="4"/>
-            </w:tcBorders>
-            <w:shd w:fill="1F3864" w:color="auto" w:val="clear"/>
-            <w:tcMar>
-              <w:top w:type="dxa" w:w="70"/>
-              <w:left w:type="dxa" w:w="110"/>
-              <w:bottom w:type="dxa" w:w="70"/>
-              <w:right w:type="dxa" w:w="110"/>
-            </w:tcMar>
-            <w:vAlign w:val="top"/>
-          </w:tcPr>
-          <w:p>
-            <w:pPr>
-              <w:spacing w:after="40" w:line="252"/>
-            </w:pPr>
-            <w:r>
-              <w:rPr>
-                <w:b/>
-                <w:bCs/>
-                <w:color w:val="FFFFFF"/>
-                <w:sz w:val="19"/>
-                <w:szCs w:val="19"/>
-              </w:rPr>
-              <w:t xml:space="preserve">Respaldo</w:t>
-            </w:r>
-          </w:p>
-        </w:tc>
-      </w:tr>
-      <w:tr>
-        <w:trPr>
-          <w:cantSplit/>
-        </w:trPr>
-        <w:tc>
-          <w:tcPr>
-            <w:tcW w:type="dxa" w:w="1123"/>
-            <w:tcBorders>
-              <w:top w:val="single" w:color="D9D9D9" w:sz="4"/>
-              <w:left w:val="single" w:color="D9D9D9" w:sz="4"/>
-              <w:bottom w:val="single" w:color="D9D9D9" w:sz="4"/>
-              <w:right w:val="single" w:color="D9D9D9" w:sz="4"/>
-            </w:tcBorders>
-            <w:shd w:fill="F7F7F7" w:color="auto" w:val="clear"/>
-            <w:tcMar>
-              <w:top w:type="dxa" w:w="70"/>
-              <w:left w:type="dxa" w:w="110"/>
-              <w:bottom w:type="dxa" w:w="70"/>
-              <w:right w:type="dxa" w:w="110"/>
-            </w:tcMar>
-            <w:vAlign w:val="top"/>
-          </w:tcPr>
-          <w:p>
-            <w:pPr>
-              <w:spacing w:after="40" w:line="252"/>
-            </w:pPr>
-            <w:r>
-              <w:rPr>
-                <w:sz w:val="19"/>
-                <w:szCs w:val="19"/>
-              </w:rPr>
-              <w:t xml:space="preserve">1 y 4</w:t>
-            </w:r>
-          </w:p>
-        </w:tc>
-        <w:tc>
-          <w:tcPr>
-            <w:tcW w:type="dxa" w:w="2621"/>
-            <w:tcBorders>
-              <w:top w:val="single" w:color="D9D9D9" w:sz="4"/>
-              <w:left w:val="single" w:color="D9D9D9" w:sz="4"/>
-              <w:bottom w:val="single" w:color="D9D9D9" w:sz="4"/>
-              <w:right w:val="single" w:color="D9D9D9" w:sz="4"/>
-            </w:tcBorders>
-            <w:shd w:fill="F7F7F7" w:color="auto" w:val="clear"/>
-            <w:tcMar>
-              <w:top w:type="dxa" w:w="70"/>
-              <w:left w:type="dxa" w:w="110"/>
-              <w:bottom w:type="dxa" w:w="70"/>
-              <w:right w:type="dxa" w:w="110"/>
-            </w:tcMar>
-            <w:vAlign w:val="top"/>
-          </w:tcPr>
-          <w:p>
-            <w:pPr>
-              <w:spacing w:after="40" w:line="252"/>
-            </w:pPr>
-            <w:r>
-              <w:rPr>
-                <w:sz w:val="19"/>
-                <w:szCs w:val="19"/>
-              </w:rPr>
-              <w:t xml:space="preserve">5.808.536 egresos.</w:t>
-            </w:r>
-          </w:p>
-        </w:tc>
-        <w:tc>
-          <w:tcPr>
-            <w:tcW w:type="dxa" w:w="3370"/>
-            <w:tcBorders>
-              <w:top w:val="single" w:color="D9D9D9" w:sz="4"/>
-              <w:left w:val="single" w:color="D9D9D9" w:sz="4"/>
-              <w:bottom w:val="single" w:color="D9D9D9" w:sz="4"/>
-              <w:right w:val="single" w:color="D9D9D9" w:sz="4"/>
-            </w:tcBorders>
-            <w:shd w:fill="F7F7F7" w:color="auto" w:val="clear"/>
-            <w:tcMar>
-              <w:top w:type="dxa" w:w="70"/>
-              <w:left w:type="dxa" w:w="110"/>
-              <w:bottom w:type="dxa" w:w="70"/>
-              <w:right w:type="dxa" w:w="110"/>
-            </w:tcMar>
-            <w:vAlign w:val="top"/>
-          </w:tcPr>
-          <w:p>
-            <w:pPr>
-              <w:spacing w:after="40" w:line="252"/>
-            </w:pPr>
-            <w:r>
-              <w:rPr>
-                <w:sz w:val="19"/>
-                <w:szCs w:val="19"/>
-              </w:rPr>
-              <w:t xml:space="preserve">5.808.536 líneas de datos; 5.808.535 egresos (una línea de 2022 rechazada).</w:t>
-            </w:r>
-          </w:p>
-        </w:tc>
-        <w:tc>
-          <w:tcPr>
-            <w:tcW w:type="dxa" w:w="2246"/>
-            <w:tcBorders>
-              <w:top w:val="single" w:color="D9D9D9" w:sz="4"/>
-              <w:left w:val="single" w:color="D9D9D9" w:sz="4"/>
-              <w:bottom w:val="single" w:color="D9D9D9" w:sz="4"/>
-              <w:right w:val="single" w:color="D9D9D9" w:sz="4"/>
-            </w:tcBorders>
-            <w:shd w:fill="F7F7F7" w:color="auto" w:val="clear"/>
-            <w:tcMar>
-              <w:top w:type="dxa" w:w="70"/>
-              <w:left w:type="dxa" w:w="110"/>
-              <w:bottom w:type="dxa" w:w="70"/>
-              <w:right w:type="dxa" w:w="110"/>
-            </w:tcMar>
-            <w:vAlign w:val="top"/>
-          </w:tcPr>
-          <w:p>
-            <w:pPr>
-              <w:spacing w:after="40" w:line="252"/>
-            </w:pPr>
-            <w:r>
-              <w:rPr>
-                <w:sz w:val="19"/>
-                <w:szCs w:val="19"/>
-              </w:rPr>
-              <w:t xml:space="preserve">Fase 3, bronce_resumen.csv</w:t>
-            </w:r>
-          </w:p>
-        </w:tc>
-      </w:tr>
-      <w:tr>
-        <w:trPr>
-          <w:cantSplit/>
-        </w:trPr>
-        <w:tc>
-          <w:tcPr>
-            <w:tcW w:type="dxa" w:w="1123"/>
-            <w:tcBorders>
-              <w:top w:val="single" w:color="D9D9D9" w:sz="4"/>
-              <w:left w:val="single" w:color="D9D9D9" w:sz="4"/>
-              <w:bottom w:val="single" w:color="D9D9D9" w:sz="4"/>
-              <w:right w:val="single" w:color="D9D9D9" w:sz="4"/>
-            </w:tcBorders>
-            <w:shd w:fill="FFFFFF" w:color="auto" w:val="clear"/>
-            <w:tcMar>
-              <w:top w:type="dxa" w:w="70"/>
-              <w:left w:type="dxa" w:w="110"/>
-              <w:bottom w:type="dxa" w:w="70"/>
-              <w:right w:type="dxa" w:w="110"/>
-            </w:tcMar>
-            <w:vAlign w:val="top"/>
-          </w:tcPr>
-          <w:p>
-            <w:pPr>
-              <w:spacing w:after="40" w:line="252"/>
-            </w:pPr>
-            <w:r>
-              <w:rPr>
-                <w:sz w:val="19"/>
-                <w:szCs w:val="19"/>
-              </w:rPr>
-              <w:t xml:space="preserve">4</w:t>
-            </w:r>
-          </w:p>
-        </w:tc>
-        <w:tc>
-          <w:tcPr>
-            <w:tcW w:type="dxa" w:w="2621"/>
-            <w:tcBorders>
-              <w:top w:val="single" w:color="D9D9D9" w:sz="4"/>
-              <w:left w:val="single" w:color="D9D9D9" w:sz="4"/>
-              <w:bottom w:val="single" w:color="D9D9D9" w:sz="4"/>
-              <w:right w:val="single" w:color="D9D9D9" w:sz="4"/>
-            </w:tcBorders>
-            <w:shd w:fill="FFFFFF" w:color="auto" w:val="clear"/>
-            <w:tcMar>
-              <w:top w:type="dxa" w:w="70"/>
-              <w:left w:type="dxa" w:w="110"/>
-              <w:bottom w:type="dxa" w:w="70"/>
-              <w:right w:type="dxa" w:w="110"/>
-            </w:tcMar>
-            <w:vAlign w:val="top"/>
-          </w:tcPr>
-          <w:p>
-            <w:pPr>
-              <w:spacing w:after="40" w:line="252"/>
-            </w:pPr>
-            <w:r>
-              <w:rPr>
-                <w:sz w:val="19"/>
-                <w:szCs w:val="19"/>
-              </w:rPr>
-              <w:t xml:space="preserve">CIP_ENCRIPTADO se llamaba ID_BENEFICIARIO en 2019.</w:t>
-            </w:r>
-          </w:p>
-        </w:tc>
-        <w:tc>
-          <w:tcPr>
-            <w:tcW w:type="dxa" w:w="3370"/>
-            <w:tcBorders>
-              <w:top w:val="single" w:color="D9D9D9" w:sz="4"/>
-              <w:left w:val="single" w:color="D9D9D9" w:sz="4"/>
-              <w:bottom w:val="single" w:color="D9D9D9" w:sz="4"/>
-              <w:right w:val="single" w:color="D9D9D9" w:sz="4"/>
-            </w:tcBorders>
-            <w:shd w:fill="FFFFFF" w:color="auto" w:val="clear"/>
-            <w:tcMar>
-              <w:top w:type="dxa" w:w="70"/>
-              <w:left w:type="dxa" w:w="110"/>
-              <w:bottom w:type="dxa" w:w="70"/>
-              <w:right w:type="dxa" w:w="110"/>
-            </w:tcMar>
-            <w:vAlign w:val="top"/>
-          </w:tcPr>
-          <w:p>
-            <w:pPr>
-              <w:spacing w:after="40" w:line="252"/>
-            </w:pPr>
-            <w:r>
-              <w:rPr>
-                <w:sz w:val="19"/>
-                <w:szCs w:val="19"/>
-              </w:rPr>
-              <w:t xml:space="preserve">Se llama ID_BENEFICIARIO en 2024. El identificador cambia de sistema entre 2020 y 2021.</w:t>
-            </w:r>
-          </w:p>
-        </w:tc>
-        <w:tc>
-          <w:tcPr>
-            <w:tcW w:type="dxa" w:w="2246"/>
-            <w:tcBorders>
-              <w:top w:val="single" w:color="D9D9D9" w:sz="4"/>
-              <w:left w:val="single" w:color="D9D9D9" w:sz="4"/>
-              <w:bottom w:val="single" w:color="D9D9D9" w:sz="4"/>
-              <w:right w:val="single" w:color="D9D9D9" w:sz="4"/>
-            </w:tcBorders>
-            <w:shd w:fill="FFFFFF" w:color="auto" w:val="clear"/>
-            <w:tcMar>
-              <w:top w:type="dxa" w:w="70"/>
-              <w:left w:type="dxa" w:w="110"/>
-              <w:bottom w:type="dxa" w:w="70"/>
-              <w:right w:type="dxa" w:w="110"/>
-            </w:tcMar>
-            <w:vAlign w:val="top"/>
-          </w:tcPr>
-          <w:p>
-            <w:pPr>
-              <w:spacing w:after="40" w:line="252"/>
-            </w:pPr>
-            <w:r>
-              <w:rPr>
-                <w:sz w:val="19"/>
-                <w:szCs w:val="19"/>
-              </w:rPr>
-              <w:t xml:space="preserve">Fase 2 (consistencia del identificador)</w:t>
-            </w:r>
-          </w:p>
-        </w:tc>
-      </w:tr>
-      <w:tr>
-        <w:trPr>
-          <w:cantSplit/>
-        </w:trPr>
-        <w:tc>
-          <w:tcPr>
-            <w:tcW w:type="dxa" w:w="1123"/>
-            <w:tcBorders>
-              <w:top w:val="single" w:color="D9D9D9" w:sz="4"/>
-              <w:left w:val="single" w:color="D9D9D9" w:sz="4"/>
-              <w:bottom w:val="single" w:color="D9D9D9" w:sz="4"/>
-              <w:right w:val="single" w:color="D9D9D9" w:sz="4"/>
-            </w:tcBorders>
-            <w:shd w:fill="F7F7F7" w:color="auto" w:val="clear"/>
-            <w:tcMar>
-              <w:top w:type="dxa" w:w="70"/>
-              <w:left w:type="dxa" w:w="110"/>
-              <w:bottom w:type="dxa" w:w="70"/>
-              <w:right w:type="dxa" w:w="110"/>
-            </w:tcMar>
-            <w:vAlign w:val="top"/>
-          </w:tcPr>
-          <w:p>
-            <w:pPr>
-              <w:spacing w:after="40" w:line="252"/>
-            </w:pPr>
-            <w:r>
-              <w:rPr>
-                <w:sz w:val="19"/>
-                <w:szCs w:val="19"/>
-              </w:rPr>
-              <w:t xml:space="preserve">5.1</w:t>
-            </w:r>
-          </w:p>
-        </w:tc>
-        <w:tc>
-          <w:tcPr>
-            <w:tcW w:type="dxa" w:w="2621"/>
-            <w:tcBorders>
-              <w:top w:val="single" w:color="D9D9D9" w:sz="4"/>
-              <w:left w:val="single" w:color="D9D9D9" w:sz="4"/>
-              <w:bottom w:val="single" w:color="D9D9D9" w:sz="4"/>
-              <w:right w:val="single" w:color="D9D9D9" w:sz="4"/>
-            </w:tcBorders>
-            <w:shd w:fill="F7F7F7" w:color="auto" w:val="clear"/>
-            <w:tcMar>
-              <w:top w:type="dxa" w:w="70"/>
-              <w:left w:type="dxa" w:w="110"/>
-              <w:bottom w:type="dxa" w:w="70"/>
-              <w:right w:type="dxa" w:w="110"/>
-            </w:tcMar>
-            <w:vAlign w:val="top"/>
-          </w:tcPr>
-          <w:p>
-            <w:pPr>
-              <w:spacing w:after="40" w:line="252"/>
-            </w:pPr>
-            <w:r>
-              <w:rPr>
-                <w:sz w:val="19"/>
-                <w:szCs w:val="19"/>
-              </w:rPr>
-              <w:t xml:space="preserve">Siete reglas; R6 era «validación» y R7 «fallecidos». Faltaba la regla del riesgo de mortalidad del GRD.</w:t>
-            </w:r>
-          </w:p>
-        </w:tc>
-        <w:tc>
-          <w:tcPr>
-            <w:tcW w:type="dxa" w:w="3370"/>
-            <w:tcBorders>
-              <w:top w:val="single" w:color="D9D9D9" w:sz="4"/>
-              <w:left w:val="single" w:color="D9D9D9" w:sz="4"/>
-              <w:bottom w:val="single" w:color="D9D9D9" w:sz="4"/>
-              <w:right w:val="single" w:color="D9D9D9" w:sz="4"/>
-            </w:tcBorders>
-            <w:shd w:fill="F7F7F7" w:color="auto" w:val="clear"/>
-            <w:tcMar>
-              <w:top w:type="dxa" w:w="70"/>
-              <w:left w:type="dxa" w:w="110"/>
-              <w:bottom w:type="dxa" w:w="70"/>
-              <w:right w:type="dxa" w:w="110"/>
-            </w:tcMar>
-            <w:vAlign w:val="top"/>
-          </w:tcPr>
-          <w:p>
-            <w:pPr>
-              <w:spacing w:after="40" w:line="252"/>
-            </w:pPr>
-            <w:r>
-              <w:rPr>
-                <w:sz w:val="19"/>
-                <w:szCs w:val="19"/>
-              </w:rPr>
-              <w:t xml:space="preserve">Ocho reglas (R1 a R8), como en Reglas_del_Modelo.csv. R6 prohíbe el riesgo, la severidad y el peso del GRD.</w:t>
-            </w:r>
-          </w:p>
-        </w:tc>
-        <w:tc>
-          <w:tcPr>
-            <w:tcW w:type="dxa" w:w="2246"/>
-            <w:tcBorders>
-              <w:top w:val="single" w:color="D9D9D9" w:sz="4"/>
-              <w:left w:val="single" w:color="D9D9D9" w:sz="4"/>
-              <w:bottom w:val="single" w:color="D9D9D9" w:sz="4"/>
-              <w:right w:val="single" w:color="D9D9D9" w:sz="4"/>
-            </w:tcBorders>
-            <w:shd w:fill="F7F7F7" w:color="auto" w:val="clear"/>
-            <w:tcMar>
-              <w:top w:type="dxa" w:w="70"/>
-              <w:left w:type="dxa" w:w="110"/>
-              <w:bottom w:type="dxa" w:w="70"/>
-              <w:right w:type="dxa" w:w="110"/>
-            </w:tcMar>
-            <w:vAlign w:val="top"/>
-          </w:tcPr>
-          <w:p>
-            <w:pPr>
-              <w:spacing w:after="40" w:line="252"/>
-            </w:pPr>
-            <w:r>
-              <w:rPr>
-                <w:sz w:val="19"/>
-                <w:szCs w:val="19"/>
-              </w:rPr>
-              <w:t xml:space="preserve">docs/fase1…/Reglas_del_Modelo.csv</w:t>
-            </w:r>
-          </w:p>
-        </w:tc>
-      </w:tr>
-      <w:tr>
-        <w:trPr>
-          <w:cantSplit/>
-        </w:trPr>
-        <w:tc>
-          <w:tcPr>
-            <w:tcW w:type="dxa" w:w="1123"/>
-            <w:tcBorders>
-              <w:top w:val="single" w:color="D9D9D9" w:sz="4"/>
-              <w:left w:val="single" w:color="D9D9D9" w:sz="4"/>
-              <w:bottom w:val="single" w:color="D9D9D9" w:sz="4"/>
-              <w:right w:val="single" w:color="D9D9D9" w:sz="4"/>
-            </w:tcBorders>
-            <w:shd w:fill="FFFFFF" w:color="auto" w:val="clear"/>
-            <w:tcMar>
-              <w:top w:type="dxa" w:w="70"/>
-              <w:left w:type="dxa" w:w="110"/>
-              <w:bottom w:type="dxa" w:w="70"/>
-              <w:right w:type="dxa" w:w="110"/>
-            </w:tcMar>
-            <w:vAlign w:val="top"/>
-          </w:tcPr>
-          <w:p>
-            <w:pPr>
-              <w:spacing w:after="40" w:line="252"/>
-            </w:pPr>
-            <w:r>
-              <w:rPr>
-                <w:sz w:val="19"/>
-                <w:szCs w:val="19"/>
-              </w:rPr>
-              <w:t xml:space="preserve">5.1 (R5)</w:t>
-            </w:r>
-          </w:p>
-        </w:tc>
-        <w:tc>
-          <w:tcPr>
-            <w:tcW w:type="dxa" w:w="2621"/>
-            <w:tcBorders>
-              <w:top w:val="single" w:color="D9D9D9" w:sz="4"/>
-              <w:left w:val="single" w:color="D9D9D9" w:sz="4"/>
-              <w:bottom w:val="single" w:color="D9D9D9" w:sz="4"/>
-              <w:right w:val="single" w:color="D9D9D9" w:sz="4"/>
-            </w:tcBorders>
-            <w:shd w:fill="FFFFFF" w:color="auto" w:val="clear"/>
-            <w:tcMar>
-              <w:top w:type="dxa" w:w="70"/>
-              <w:left w:type="dxa" w:w="110"/>
-              <w:bottom w:type="dxa" w:w="70"/>
-              <w:right w:type="dxa" w:w="110"/>
-            </w:tcMar>
-            <w:vAlign w:val="top"/>
-          </w:tcPr>
-          <w:p>
-            <w:pPr>
-              <w:spacing w:after="40" w:line="252"/>
-            </w:pPr>
-            <w:r>
-              <w:rPr>
-                <w:sz w:val="19"/>
-                <w:szCs w:val="19"/>
-              </w:rPr>
-              <w:t xml:space="preserve">Los faltantes se tratan en la «sección 10.3».</w:t>
-            </w:r>
-          </w:p>
-        </w:tc>
-        <w:tc>
-          <w:tcPr>
-            <w:tcW w:type="dxa" w:w="3370"/>
-            <w:tcBorders>
-              <w:top w:val="single" w:color="D9D9D9" w:sz="4"/>
-              <w:left w:val="single" w:color="D9D9D9" w:sz="4"/>
-              <w:bottom w:val="single" w:color="D9D9D9" w:sz="4"/>
-              <w:right w:val="single" w:color="D9D9D9" w:sz="4"/>
-            </w:tcBorders>
-            <w:shd w:fill="FFFFFF" w:color="auto" w:val="clear"/>
-            <w:tcMar>
-              <w:top w:type="dxa" w:w="70"/>
-              <w:left w:type="dxa" w:w="110"/>
-              <w:bottom w:type="dxa" w:w="70"/>
-              <w:right w:type="dxa" w:w="110"/>
-            </w:tcMar>
-            <w:vAlign w:val="top"/>
-          </w:tcPr>
-          <w:p>
-            <w:pPr>
-              <w:spacing w:after="40" w:line="252"/>
-            </w:pPr>
-            <w:r>
-              <w:rPr>
-                <w:sz w:val="19"/>
-                <w:szCs w:val="19"/>
-              </w:rPr>
-              <w:t xml:space="preserve">Se tratan en el modelado (Fase 4): los árboles los aceptan y las líneas base imputan con datos de entrenamiento.</w:t>
-            </w:r>
-          </w:p>
-        </w:tc>
-        <w:tc>
-          <w:tcPr>
-            <w:tcW w:type="dxa" w:w="2246"/>
-            <w:tcBorders>
-              <w:top w:val="single" w:color="D9D9D9" w:sz="4"/>
-              <w:left w:val="single" w:color="D9D9D9" w:sz="4"/>
-              <w:bottom w:val="single" w:color="D9D9D9" w:sz="4"/>
-              <w:right w:val="single" w:color="D9D9D9" w:sz="4"/>
-            </w:tcBorders>
-            <w:shd w:fill="FFFFFF" w:color="auto" w:val="clear"/>
-            <w:tcMar>
-              <w:top w:type="dxa" w:w="70"/>
-              <w:left w:type="dxa" w:w="110"/>
-              <w:bottom w:type="dxa" w:w="70"/>
-              <w:right w:type="dxa" w:w="110"/>
-            </w:tcMar>
-            <w:vAlign w:val="top"/>
-          </w:tcPr>
-          <w:p>
-            <w:pPr>
-              <w:spacing w:after="40" w:line="252"/>
-            </w:pPr>
-            <w:r>
-              <w:rPr>
-                <w:sz w:val="19"/>
-                <w:szCs w:val="19"/>
-              </w:rPr>
-              <w:t xml:space="preserve">Reglas_del_Modelo.csv</w:t>
-            </w:r>
-          </w:p>
-        </w:tc>
-      </w:tr>
-      <w:tr>
-        <w:trPr>
-          <w:cantSplit/>
-        </w:trPr>
-        <w:tc>
-          <w:tcPr>
-            <w:tcW w:type="dxa" w:w="1123"/>
-            <w:tcBorders>
-              <w:top w:val="single" w:color="D9D9D9" w:sz="4"/>
-              <w:left w:val="single" w:color="D9D9D9" w:sz="4"/>
-              <w:bottom w:val="single" w:color="D9D9D9" w:sz="4"/>
-              <w:right w:val="single" w:color="D9D9D9" w:sz="4"/>
-            </w:tcBorders>
-            <w:shd w:fill="F7F7F7" w:color="auto" w:val="clear"/>
-            <w:tcMar>
-              <w:top w:type="dxa" w:w="70"/>
-              <w:left w:type="dxa" w:w="110"/>
-              <w:bottom w:type="dxa" w:w="70"/>
-              <w:right w:type="dxa" w:w="110"/>
-            </w:tcMar>
-            <w:vAlign w:val="top"/>
-          </w:tcPr>
-          <w:p>
-            <w:pPr>
-              <w:spacing w:after="40" w:line="252"/>
-            </w:pPr>
-            <w:r>
-              <w:rPr>
-                <w:sz w:val="19"/>
-                <w:szCs w:val="19"/>
-              </w:rPr>
-              <w:t xml:space="preserve">5.1 (nota)</w:t>
-            </w:r>
-          </w:p>
-        </w:tc>
-        <w:tc>
-          <w:tcPr>
-            <w:tcW w:type="dxa" w:w="2621"/>
-            <w:tcBorders>
-              <w:top w:val="single" w:color="D9D9D9" w:sz="4"/>
-              <w:left w:val="single" w:color="D9D9D9" w:sz="4"/>
-              <w:bottom w:val="single" w:color="D9D9D9" w:sz="4"/>
-              <w:right w:val="single" w:color="D9D9D9" w:sz="4"/>
-            </w:tcBorders>
-            <w:shd w:fill="F7F7F7" w:color="auto" w:val="clear"/>
-            <w:tcMar>
-              <w:top w:type="dxa" w:w="70"/>
-              <w:left w:type="dxa" w:w="110"/>
-              <w:bottom w:type="dxa" w:w="70"/>
-              <w:right w:type="dxa" w:w="110"/>
-            </w:tcMar>
-            <w:vAlign w:val="top"/>
-          </w:tcPr>
-          <w:p>
-            <w:pPr>
-              <w:spacing w:after="40" w:line="252"/>
-            </w:pPr>
-            <w:r>
-              <w:rPr>
-                <w:sz w:val="19"/>
-                <w:szCs w:val="19"/>
-              </w:rPr>
-              <w:t xml:space="preserve">La severidad del GRD entra en un análisis de sensibilidad aparte; se hará la sensibilidad sin las categorías sospechosas.</w:t>
-            </w:r>
-          </w:p>
-        </w:tc>
-        <w:tc>
-          <w:tcPr>
-            <w:tcW w:type="dxa" w:w="3370"/>
-            <w:tcBorders>
-              <w:top w:val="single" w:color="D9D9D9" w:sz="4"/>
-              <w:left w:val="single" w:color="D9D9D9" w:sz="4"/>
-              <w:bottom w:val="single" w:color="D9D9D9" w:sz="4"/>
-              <w:right w:val="single" w:color="D9D9D9" w:sz="4"/>
-            </w:tcBorders>
-            <w:shd w:fill="F7F7F7" w:color="auto" w:val="clear"/>
-            <w:tcMar>
-              <w:top w:type="dxa" w:w="70"/>
-              <w:left w:type="dxa" w:w="110"/>
-              <w:bottom w:type="dxa" w:w="70"/>
-              <w:right w:type="dxa" w:w="110"/>
-            </w:tcMar>
-            <w:vAlign w:val="top"/>
-          </w:tcPr>
-          <w:p>
-            <w:pPr>
-              <w:spacing w:after="40" w:line="252"/>
-            </w:pPr>
-            <w:r>
-              <w:rPr>
-                <w:sz w:val="19"/>
-                <w:szCs w:val="19"/>
-              </w:rPr>
-              <w:t xml:space="preserve">La severidad está prohibida siempre. La sensibilidad no se hizo en el proyecto; se corrió como análisis 2.1 de la enmienda 01.</w:t>
-            </w:r>
-          </w:p>
-        </w:tc>
-        <w:tc>
-          <w:tcPr>
-            <w:tcW w:type="dxa" w:w="2246"/>
-            <w:tcBorders>
-              <w:top w:val="single" w:color="D9D9D9" w:sz="4"/>
-              <w:left w:val="single" w:color="D9D9D9" w:sz="4"/>
-              <w:bottom w:val="single" w:color="D9D9D9" w:sz="4"/>
-              <w:right w:val="single" w:color="D9D9D9" w:sz="4"/>
-            </w:tcBorders>
-            <w:shd w:fill="F7F7F7" w:color="auto" w:val="clear"/>
-            <w:tcMar>
-              <w:top w:type="dxa" w:w="70"/>
-              <w:left w:type="dxa" w:w="110"/>
-              <w:bottom w:type="dxa" w:w="70"/>
-              <w:right w:type="dxa" w:w="110"/>
-            </w:tcMar>
-            <w:vAlign w:val="top"/>
-          </w:tcPr>
-          <w:p>
-            <w:pPr>
-              <w:spacing w:after="40" w:line="252"/>
-            </w:pPr>
-            <w:r>
-              <w:rPr>
-                <w:sz w:val="19"/>
-                <w:szCs w:val="19"/>
-              </w:rPr>
-              <w:t xml:space="preserve">Decisión 14; enmienda 01</w:t>
-            </w:r>
-          </w:p>
-        </w:tc>
-      </w:tr>
-      <w:tr>
-        <w:trPr>
-          <w:cantSplit/>
-        </w:trPr>
-        <w:tc>
-          <w:tcPr>
-            <w:tcW w:type="dxa" w:w="1123"/>
-            <w:tcBorders>
-              <w:top w:val="single" w:color="D9D9D9" w:sz="4"/>
-              <w:left w:val="single" w:color="D9D9D9" w:sz="4"/>
-              <w:bottom w:val="single" w:color="D9D9D9" w:sz="4"/>
-              <w:right w:val="single" w:color="D9D9D9" w:sz="4"/>
-            </w:tcBorders>
-            <w:shd w:fill="FFFFFF" w:color="auto" w:val="clear"/>
-            <w:tcMar>
-              <w:top w:type="dxa" w:w="70"/>
-              <w:left w:type="dxa" w:w="110"/>
-              <w:bottom w:type="dxa" w:w="70"/>
-              <w:right w:type="dxa" w:w="110"/>
-            </w:tcMar>
-            <w:vAlign w:val="top"/>
-          </w:tcPr>
-          <w:p>
-            <w:pPr>
-              <w:spacing w:after="40" w:line="252"/>
-            </w:pPr>
-            <w:r>
-              <w:rPr>
-                <w:sz w:val="19"/>
-                <w:szCs w:val="19"/>
-              </w:rPr>
-              <w:t xml:space="preserve">5.2</w:t>
-            </w:r>
-          </w:p>
-        </w:tc>
-        <w:tc>
-          <w:tcPr>
-            <w:tcW w:type="dxa" w:w="2621"/>
-            <w:tcBorders>
-              <w:top w:val="single" w:color="D9D9D9" w:sz="4"/>
-              <w:left w:val="single" w:color="D9D9D9" w:sz="4"/>
-              <w:bottom w:val="single" w:color="D9D9D9" w:sz="4"/>
-              <w:right w:val="single" w:color="D9D9D9" w:sz="4"/>
-            </w:tcBorders>
-            <w:shd w:fill="FFFFFF" w:color="auto" w:val="clear"/>
-            <w:tcMar>
-              <w:top w:type="dxa" w:w="70"/>
-              <w:left w:type="dxa" w:w="110"/>
-              <w:bottom w:type="dxa" w:w="70"/>
-              <w:right w:type="dxa" w:w="110"/>
-            </w:tcMar>
-            <w:vAlign w:val="top"/>
-          </w:tcPr>
-          <w:p>
-            <w:pPr>
-              <w:spacing w:after="40" w:line="252"/>
-            </w:pPr>
-            <w:r>
-              <w:rPr>
-                <w:sz w:val="19"/>
-                <w:szCs w:val="19"/>
-              </w:rPr>
-              <w:t xml:space="preserve">Decía «ocho categorías» y listaba siete.</w:t>
-            </w:r>
-          </w:p>
-        </w:tc>
-        <w:tc>
-          <w:tcPr>
-            <w:tcW w:type="dxa" w:w="3370"/>
-            <w:tcBorders>
-              <w:top w:val="single" w:color="D9D9D9" w:sz="4"/>
-              <w:left w:val="single" w:color="D9D9D9" w:sz="4"/>
-              <w:bottom w:val="single" w:color="D9D9D9" w:sz="4"/>
-              <w:right w:val="single" w:color="D9D9D9" w:sz="4"/>
-            </w:tcBorders>
-            <w:shd w:fill="FFFFFF" w:color="auto" w:val="clear"/>
-            <w:tcMar>
-              <w:top w:type="dxa" w:w="70"/>
-              <w:left w:type="dxa" w:w="110"/>
-              <w:bottom w:type="dxa" w:w="70"/>
-              <w:right w:type="dxa" w:w="110"/>
-            </w:tcMar>
-            <w:vAlign w:val="top"/>
-          </w:tcPr>
-          <w:p>
-            <w:pPr>
-              <w:spacing w:after="40" w:line="252"/>
-            </w:pPr>
-            <w:r>
-              <w:rPr>
-                <w:sz w:val="19"/>
-                <w:szCs w:val="19"/>
-              </w:rPr>
-              <w:t xml:space="preserve">Se agrega la octava, AUDITORIA_SENSIBILIDAD (etnia, nacionalidad, previsión, provincia, comuna).</w:t>
-            </w:r>
-          </w:p>
-        </w:tc>
-        <w:tc>
-          <w:tcPr>
-            <w:tcW w:type="dxa" w:w="2246"/>
-            <w:tcBorders>
-              <w:top w:val="single" w:color="D9D9D9" w:sz="4"/>
-              <w:left w:val="single" w:color="D9D9D9" w:sz="4"/>
-              <w:bottom w:val="single" w:color="D9D9D9" w:sz="4"/>
-              <w:right w:val="single" w:color="D9D9D9" w:sz="4"/>
-            </w:tcBorders>
-            <w:shd w:fill="FFFFFF" w:color="auto" w:val="clear"/>
-            <w:tcMar>
-              <w:top w:type="dxa" w:w="70"/>
-              <w:left w:type="dxa" w:w="110"/>
-              <w:bottom w:type="dxa" w:w="70"/>
-              <w:right w:type="dxa" w:w="110"/>
-            </w:tcMar>
-            <w:vAlign w:val="top"/>
-          </w:tcPr>
-          <w:p>
-            <w:pPr>
-              <w:spacing w:after="40" w:line="252"/>
-            </w:pPr>
-            <w:r>
-              <w:rPr>
-                <w:sz w:val="19"/>
-                <w:szCs w:val="19"/>
-              </w:rPr>
-              <w:t xml:space="preserve">Diccionario de la Fase 2</w:t>
-            </w:r>
-          </w:p>
-        </w:tc>
-      </w:tr>
-      <w:tr>
-        <w:trPr>
-          <w:cantSplit/>
-        </w:trPr>
-        <w:tc>
-          <w:tcPr>
-            <w:tcW w:type="dxa" w:w="1123"/>
-            <w:tcBorders>
-              <w:top w:val="single" w:color="D9D9D9" w:sz="4"/>
-              <w:left w:val="single" w:color="D9D9D9" w:sz="4"/>
-              <w:bottom w:val="single" w:color="D9D9D9" w:sz="4"/>
-              <w:right w:val="single" w:color="D9D9D9" w:sz="4"/>
-            </w:tcBorders>
-            <w:shd w:fill="F7F7F7" w:color="auto" w:val="clear"/>
-            <w:tcMar>
-              <w:top w:type="dxa" w:w="70"/>
-              <w:left w:type="dxa" w:w="110"/>
-              <w:bottom w:type="dxa" w:w="70"/>
-              <w:right w:type="dxa" w:w="110"/>
-            </w:tcMar>
-            <w:vAlign w:val="top"/>
-          </w:tcPr>
-          <w:p>
-            <w:pPr>
-              <w:spacing w:after="40" w:line="252"/>
-            </w:pPr>
-            <w:r>
-              <w:rPr>
-                <w:sz w:val="19"/>
-                <w:szCs w:val="19"/>
-              </w:rPr>
-              <w:t xml:space="preserve">5.2</w:t>
-            </w:r>
-          </w:p>
-        </w:tc>
-        <w:tc>
-          <w:tcPr>
-            <w:tcW w:type="dxa" w:w="2621"/>
-            <w:tcBorders>
-              <w:top w:val="single" w:color="D9D9D9" w:sz="4"/>
-              <w:left w:val="single" w:color="D9D9D9" w:sz="4"/>
-              <w:bottom w:val="single" w:color="D9D9D9" w:sz="4"/>
-              <w:right w:val="single" w:color="D9D9D9" w:sz="4"/>
-            </w:tcBorders>
-            <w:shd w:fill="F7F7F7" w:color="auto" w:val="clear"/>
-            <w:tcMar>
-              <w:top w:type="dxa" w:w="70"/>
-              <w:left w:type="dxa" w:w="110"/>
-              <w:bottom w:type="dxa" w:w="70"/>
-              <w:right w:type="dxa" w:w="110"/>
-            </w:tcMar>
-            <w:vAlign w:val="top"/>
-          </w:tcPr>
-          <w:p>
-            <w:pPr>
-              <w:spacing w:after="40" w:line="252"/>
-            </w:pPr>
-            <w:r>
-              <w:rPr>
-                <w:sz w:val="19"/>
-                <w:szCs w:val="19"/>
-              </w:rPr>
-              <w:t xml:space="preserve">«Recién nacidos sanos» y «partos normales».</w:t>
-            </w:r>
-          </w:p>
-        </w:tc>
-        <w:tc>
-          <w:tcPr>
-            <w:tcW w:type="dxa" w:w="3370"/>
-            <w:tcBorders>
-              <w:top w:val="single" w:color="D9D9D9" w:sz="4"/>
-              <w:left w:val="single" w:color="D9D9D9" w:sz="4"/>
-              <w:bottom w:val="single" w:color="D9D9D9" w:sz="4"/>
-              <w:right w:val="single" w:color="D9D9D9" w:sz="4"/>
-            </w:tcBorders>
-            <w:shd w:fill="F7F7F7" w:color="auto" w:val="clear"/>
-            <w:tcMar>
-              <w:top w:type="dxa" w:w="70"/>
-              <w:left w:type="dxa" w:w="110"/>
-              <w:bottom w:type="dxa" w:w="70"/>
-              <w:right w:type="dxa" w:w="110"/>
-            </w:tcMar>
-            <w:vAlign w:val="top"/>
-          </w:tcPr>
-          <w:p>
-            <w:pPr>
-              <w:spacing w:after="40" w:line="252"/>
-            </w:pPr>
-            <w:r>
-              <w:rPr>
-                <w:sz w:val="19"/>
-                <w:szCs w:val="19"/>
-              </w:rPr>
-              <w:t xml:space="preserve">Recién nacidos (MDC 15; incluye prematuros y enfermos) y egresos obstétricos sin comorbilidades (MDC 14 sin Elixhauser).</w:t>
-            </w:r>
-          </w:p>
-        </w:tc>
-        <w:tc>
-          <w:tcPr>
-            <w:tcW w:type="dxa" w:w="2246"/>
-            <w:tcBorders>
-              <w:top w:val="single" w:color="D9D9D9" w:sz="4"/>
-              <w:left w:val="single" w:color="D9D9D9" w:sz="4"/>
-              <w:bottom w:val="single" w:color="D9D9D9" w:sz="4"/>
-              <w:right w:val="single" w:color="D9D9D9" w:sz="4"/>
-            </w:tcBorders>
-            <w:shd w:fill="F7F7F7" w:color="auto" w:val="clear"/>
-            <w:tcMar>
-              <w:top w:type="dxa" w:w="70"/>
-              <w:left w:type="dxa" w:w="110"/>
-              <w:bottom w:type="dxa" w:w="70"/>
-              <w:right w:type="dxa" w:w="110"/>
-            </w:tcMar>
-            <w:vAlign w:val="top"/>
-          </w:tcPr>
-          <w:p>
-            <w:pPr>
-              <w:spacing w:after="40" w:line="252"/>
-            </w:pPr>
-            <w:r>
-              <w:rPr>
-                <w:sz w:val="19"/>
-                <w:szCs w:val="19"/>
-              </w:rPr>
-              <w:t xml:space="preserve">Fase 3, cohortes.py</w:t>
-            </w:r>
-          </w:p>
-        </w:tc>
-      </w:tr>
-      <w:tr>
-        <w:trPr>
-          <w:cantSplit/>
-        </w:trPr>
-        <w:tc>
-          <w:tcPr>
-            <w:tcW w:type="dxa" w:w="1123"/>
-            <w:tcBorders>
-              <w:top w:val="single" w:color="D9D9D9" w:sz="4"/>
-              <w:left w:val="single" w:color="D9D9D9" w:sz="4"/>
-              <w:bottom w:val="single" w:color="D9D9D9" w:sz="4"/>
-              <w:right w:val="single" w:color="D9D9D9" w:sz="4"/>
-            </w:tcBorders>
-            <w:shd w:fill="FFFFFF" w:color="auto" w:val="clear"/>
-            <w:tcMar>
-              <w:top w:type="dxa" w:w="70"/>
-              <w:left w:type="dxa" w:w="110"/>
-              <w:bottom w:type="dxa" w:w="70"/>
-              <w:right w:type="dxa" w:w="110"/>
-            </w:tcMar>
-            <w:vAlign w:val="top"/>
-          </w:tcPr>
-          <w:p>
-            <w:pPr>
-              <w:spacing w:after="40" w:line="252"/>
-            </w:pPr>
-            <w:r>
-              <w:rPr>
-                <w:sz w:val="19"/>
-                <w:szCs w:val="19"/>
-              </w:rPr>
-              <w:t xml:space="preserve">5.3 y 7</w:t>
-            </w:r>
-          </w:p>
-        </w:tc>
-        <w:tc>
-          <w:tcPr>
-            <w:tcW w:type="dxa" w:w="2621"/>
-            <w:tcBorders>
-              <w:top w:val="single" w:color="D9D9D9" w:sz="4"/>
-              <w:left w:val="single" w:color="D9D9D9" w:sz="4"/>
-              <w:bottom w:val="single" w:color="D9D9D9" w:sz="4"/>
-              <w:right w:val="single" w:color="D9D9D9" w:sz="4"/>
-            </w:tcBorders>
-            <w:shd w:fill="FFFFFF" w:color="auto" w:val="clear"/>
-            <w:tcMar>
-              <w:top w:type="dxa" w:w="70"/>
-              <w:left w:type="dxa" w:w="110"/>
-              <w:bottom w:type="dxa" w:w="70"/>
-              <w:right w:type="dxa" w:w="110"/>
-            </w:tcMar>
-            <w:vAlign w:val="top"/>
-          </w:tcPr>
-          <w:p>
-            <w:pPr>
-              <w:spacing w:after="40" w:line="252"/>
-            </w:pPr>
-            <w:r>
-              <w:rPr>
-                <w:sz w:val="19"/>
-                <w:szCs w:val="19"/>
-              </w:rPr>
-              <w:t xml:space="preserve">Mes y día de la semana entran; historial «pendiente de aprobación»; servicio, especialidad y derivado «condicionales».</w:t>
-            </w:r>
-          </w:p>
-        </w:tc>
-        <w:tc>
-          <w:tcPr>
-            <w:tcW w:type="dxa" w:w="3370"/>
-            <w:tcBorders>
-              <w:top w:val="single" w:color="D9D9D9" w:sz="4"/>
-              <w:left w:val="single" w:color="D9D9D9" w:sz="4"/>
-              <w:bottom w:val="single" w:color="D9D9D9" w:sz="4"/>
-              <w:right w:val="single" w:color="D9D9D9" w:sz="4"/>
-            </w:tcBorders>
-            <w:shd w:fill="FFFFFF" w:color="auto" w:val="clear"/>
-            <w:tcMar>
-              <w:top w:type="dxa" w:w="70"/>
-              <w:left w:type="dxa" w:w="110"/>
-              <w:bottom w:type="dxa" w:w="70"/>
-              <w:right w:type="dxa" w:w="110"/>
-            </w:tcMar>
-            <w:vAlign w:val="top"/>
-          </w:tcPr>
-          <w:p>
-            <w:pPr>
-              <w:spacing w:after="40" w:line="252"/>
-            </w:pPr>
-            <w:r>
-              <w:rPr>
-                <w:sz w:val="19"/>
-                <w:szCs w:val="19"/>
-              </w:rPr>
-              <w:t xml:space="preserve">Mes y día de la semana no se usan. Historial descartado. Servicio, especialidad y derivado fuera; solo entra el nivel de cuidado al ingreso. Se agregan la procedencia y PROCEDENCIA_AGR.</w:t>
-            </w:r>
-          </w:p>
-        </w:tc>
-        <w:tc>
-          <w:tcPr>
-            <w:tcW w:type="dxa" w:w="2246"/>
-            <w:tcBorders>
-              <w:top w:val="single" w:color="D9D9D9" w:sz="4"/>
-              <w:left w:val="single" w:color="D9D9D9" w:sz="4"/>
-              <w:bottom w:val="single" w:color="D9D9D9" w:sz="4"/>
-              <w:right w:val="single" w:color="D9D9D9" w:sz="4"/>
-            </w:tcBorders>
-            <w:shd w:fill="FFFFFF" w:color="auto" w:val="clear"/>
-            <w:tcMar>
-              <w:top w:type="dxa" w:w="70"/>
-              <w:left w:type="dxa" w:w="110"/>
-              <w:bottom w:type="dxa" w:w="70"/>
-              <w:right w:type="dxa" w:w="110"/>
-            </w:tcMar>
-            <w:vAlign w:val="top"/>
-          </w:tcPr>
-          <w:p>
-            <w:pPr>
-              <w:spacing w:after="40" w:line="252"/>
-            </w:pPr>
-            <w:r>
-              <w:rPr>
-                <w:sz w:val="19"/>
-                <w:szCs w:val="19"/>
-              </w:rPr>
-              <w:t xml:space="preserve">Fichas de los modelos (40 variables)</w:t>
-            </w:r>
-          </w:p>
-        </w:tc>
-      </w:tr>
-      <w:tr>
-        <w:trPr>
-          <w:cantSplit/>
-        </w:trPr>
-        <w:tc>
-          <w:tcPr>
-            <w:tcW w:type="dxa" w:w="1123"/>
-            <w:tcBorders>
-              <w:top w:val="single" w:color="D9D9D9" w:sz="4"/>
-              <w:left w:val="single" w:color="D9D9D9" w:sz="4"/>
-              <w:bottom w:val="single" w:color="D9D9D9" w:sz="4"/>
-              <w:right w:val="single" w:color="D9D9D9" w:sz="4"/>
-            </w:tcBorders>
-            <w:shd w:fill="F7F7F7" w:color="auto" w:val="clear"/>
-            <w:tcMar>
-              <w:top w:type="dxa" w:w="70"/>
-              <w:left w:type="dxa" w:w="110"/>
-              <w:bottom w:type="dxa" w:w="70"/>
-              <w:right w:type="dxa" w:w="110"/>
-            </w:tcMar>
-            <w:vAlign w:val="top"/>
-          </w:tcPr>
-          <w:p>
-            <w:pPr>
-              <w:spacing w:after="40" w:line="252"/>
-            </w:pPr>
-            <w:r>
-              <w:rPr>
-                <w:sz w:val="19"/>
-                <w:szCs w:val="19"/>
-              </w:rPr>
-              <w:t xml:space="preserve">5.3</w:t>
-            </w:r>
-          </w:p>
-        </w:tc>
-        <w:tc>
-          <w:tcPr>
-            <w:tcW w:type="dxa" w:w="2621"/>
-            <w:tcBorders>
-              <w:top w:val="single" w:color="D9D9D9" w:sz="4"/>
-              <w:left w:val="single" w:color="D9D9D9" w:sz="4"/>
-              <w:bottom w:val="single" w:color="D9D9D9" w:sz="4"/>
-              <w:right w:val="single" w:color="D9D9D9" w:sz="4"/>
-            </w:tcBorders>
-            <w:shd w:fill="F7F7F7" w:color="auto" w:val="clear"/>
-            <w:tcMar>
-              <w:top w:type="dxa" w:w="70"/>
-              <w:left w:type="dxa" w:w="110"/>
-              <w:bottom w:type="dxa" w:w="70"/>
-              <w:right w:type="dxa" w:w="110"/>
-            </w:tcMar>
-            <w:vAlign w:val="top"/>
-          </w:tcPr>
-          <w:p>
-            <w:pPr>
-              <w:spacing w:after="40" w:line="252"/>
-            </w:pPr>
-            <w:r>
-              <w:rPr>
-                <w:sz w:val="19"/>
-                <w:szCs w:val="19"/>
-              </w:rPr>
-              <w:t xml:space="preserve">IR_29301_MORTALIDAD citaba la regla R6, que en esa versión era otra.</w:t>
-            </w:r>
-          </w:p>
-        </w:tc>
-        <w:tc>
-          <w:tcPr>
-            <w:tcW w:type="dxa" w:w="3370"/>
-            <w:tcBorders>
-              <w:top w:val="single" w:color="D9D9D9" w:sz="4"/>
-              <w:left w:val="single" w:color="D9D9D9" w:sz="4"/>
-              <w:bottom w:val="single" w:color="D9D9D9" w:sz="4"/>
-              <w:right w:val="single" w:color="D9D9D9" w:sz="4"/>
-            </w:tcBorders>
-            <w:shd w:fill="F7F7F7" w:color="auto" w:val="clear"/>
-            <w:tcMar>
-              <w:top w:type="dxa" w:w="70"/>
-              <w:left w:type="dxa" w:w="110"/>
-              <w:bottom w:type="dxa" w:w="70"/>
-              <w:right w:type="dxa" w:w="110"/>
-            </w:tcMar>
-            <w:vAlign w:val="top"/>
-          </w:tcPr>
-          <w:p>
-            <w:pPr>
-              <w:spacing w:after="40" w:line="252"/>
-            </w:pPr>
-            <w:r>
-              <w:rPr>
-                <w:sz w:val="19"/>
-                <w:szCs w:val="19"/>
-              </w:rPr>
-              <w:t xml:space="preserve">Con las ocho reglas, R6 es la regla correcta.</w:t>
-            </w:r>
-          </w:p>
-        </w:tc>
-        <w:tc>
-          <w:tcPr>
-            <w:tcW w:type="dxa" w:w="2246"/>
-            <w:tcBorders>
-              <w:top w:val="single" w:color="D9D9D9" w:sz="4"/>
-              <w:left w:val="single" w:color="D9D9D9" w:sz="4"/>
-              <w:bottom w:val="single" w:color="D9D9D9" w:sz="4"/>
-              <w:right w:val="single" w:color="D9D9D9" w:sz="4"/>
-            </w:tcBorders>
-            <w:shd w:fill="F7F7F7" w:color="auto" w:val="clear"/>
-            <w:tcMar>
-              <w:top w:type="dxa" w:w="70"/>
-              <w:left w:type="dxa" w:w="110"/>
-              <w:bottom w:type="dxa" w:w="70"/>
-              <w:right w:type="dxa" w:w="110"/>
-            </w:tcMar>
-            <w:vAlign w:val="top"/>
-          </w:tcPr>
-          <w:p>
-            <w:pPr>
-              <w:spacing w:after="40" w:line="252"/>
-            </w:pPr>
-            <w:r>
-              <w:rPr>
-                <w:sz w:val="19"/>
-                <w:szCs w:val="19"/>
-              </w:rPr>
-              <w:t xml:space="preserve">—</w:t>
-            </w:r>
-          </w:p>
-        </w:tc>
-      </w:tr>
-      <w:tr>
-        <w:trPr>
-          <w:cantSplit/>
-        </w:trPr>
-        <w:tc>
-          <w:tcPr>
-            <w:tcW w:type="dxa" w:w="1123"/>
-            <w:tcBorders>
-              <w:top w:val="single" w:color="D9D9D9" w:sz="4"/>
-              <w:left w:val="single" w:color="D9D9D9" w:sz="4"/>
-              <w:bottom w:val="single" w:color="D9D9D9" w:sz="4"/>
-              <w:right w:val="single" w:color="D9D9D9" w:sz="4"/>
-            </w:tcBorders>
-            <w:shd w:fill="FFFFFF" w:color="auto" w:val="clear"/>
-            <w:tcMar>
-              <w:top w:type="dxa" w:w="70"/>
-              <w:left w:type="dxa" w:w="110"/>
-              <w:bottom w:type="dxa" w:w="70"/>
-              <w:right w:type="dxa" w:w="110"/>
-            </w:tcMar>
-            <w:vAlign w:val="top"/>
-          </w:tcPr>
-          <w:p>
-            <w:pPr>
-              <w:spacing w:after="40" w:line="252"/>
-            </w:pPr>
-            <w:r>
-              <w:rPr>
-                <w:sz w:val="19"/>
-                <w:szCs w:val="19"/>
-              </w:rPr>
-              <w:t xml:space="preserve">6</w:t>
-            </w:r>
-          </w:p>
-        </w:tc>
-        <w:tc>
-          <w:tcPr>
-            <w:tcW w:type="dxa" w:w="2621"/>
-            <w:tcBorders>
-              <w:top w:val="single" w:color="D9D9D9" w:sz="4"/>
-              <w:left w:val="single" w:color="D9D9D9" w:sz="4"/>
-              <w:bottom w:val="single" w:color="D9D9D9" w:sz="4"/>
-              <w:right w:val="single" w:color="D9D9D9" w:sz="4"/>
-            </w:tcBorders>
-            <w:shd w:fill="FFFFFF" w:color="auto" w:val="clear"/>
-            <w:tcMar>
-              <w:top w:type="dxa" w:w="70"/>
-              <w:left w:type="dxa" w:w="110"/>
-              <w:bottom w:type="dxa" w:w="70"/>
-              <w:right w:type="dxa" w:w="110"/>
-            </w:tcMar>
-            <w:vAlign w:val="top"/>
-          </w:tcPr>
-          <w:p>
-            <w:pPr>
-              <w:spacing w:after="40" w:line="252"/>
-            </w:pPr>
-            <w:r>
-              <w:rPr>
-                <w:sz w:val="19"/>
-                <w:szCs w:val="19"/>
-              </w:rPr>
-              <w:t xml:space="preserve">Oro contiene «variables de historial»; la base guarda el nivel de complejidad.</w:t>
-            </w:r>
-          </w:p>
-        </w:tc>
-        <w:tc>
-          <w:tcPr>
-            <w:tcW w:type="dxa" w:w="3370"/>
-            <w:tcBorders>
-              <w:top w:val="single" w:color="D9D9D9" w:sz="4"/>
-              <w:left w:val="single" w:color="D9D9D9" w:sz="4"/>
-              <w:bottom w:val="single" w:color="D9D9D9" w:sz="4"/>
-              <w:right w:val="single" w:color="D9D9D9" w:sz="4"/>
-            </w:tcBorders>
-            <w:shd w:fill="FFFFFF" w:color="auto" w:val="clear"/>
-            <w:tcMar>
-              <w:top w:type="dxa" w:w="70"/>
-              <w:left w:type="dxa" w:w="110"/>
-              <w:bottom w:type="dxa" w:w="70"/>
-              <w:right w:type="dxa" w:w="110"/>
-            </w:tcMar>
-            <w:vAlign w:val="top"/>
-          </w:tcPr>
-          <w:p>
-            <w:pPr>
-              <w:spacing w:after="40" w:line="252"/>
-            </w:pPr>
-            <w:r>
-              <w:rPr>
-                <w:sz w:val="19"/>
-                <w:szCs w:val="19"/>
-              </w:rPr>
-              <w:t xml:space="preserve">Oro no tiene historial. El nivel de complejidad viene del catálogo DEIS 2025 y su carga a la base queda para la Fase 6.</w:t>
-            </w:r>
-          </w:p>
-        </w:tc>
-        <w:tc>
-          <w:tcPr>
-            <w:tcW w:type="dxa" w:w="2246"/>
-            <w:tcBorders>
-              <w:top w:val="single" w:color="D9D9D9" w:sz="4"/>
-              <w:left w:val="single" w:color="D9D9D9" w:sz="4"/>
-              <w:bottom w:val="single" w:color="D9D9D9" w:sz="4"/>
-              <w:right w:val="single" w:color="D9D9D9" w:sz="4"/>
-            </w:tcBorders>
-            <w:shd w:fill="FFFFFF" w:color="auto" w:val="clear"/>
-            <w:tcMar>
-              <w:top w:type="dxa" w:w="70"/>
-              <w:left w:type="dxa" w:w="110"/>
-              <w:bottom w:type="dxa" w:w="70"/>
-              <w:right w:type="dxa" w:w="110"/>
-            </w:tcMar>
-            <w:vAlign w:val="top"/>
-          </w:tcPr>
-          <w:p>
-            <w:pPr>
-              <w:spacing w:after="40" w:line="252"/>
-            </w:pPr>
-            <w:r>
-              <w:rPr>
-                <w:sz w:val="19"/>
-                <w:szCs w:val="19"/>
-              </w:rPr>
-              <w:t xml:space="preserve">diccionario_oro.csv; enmienda 02</w:t>
-            </w:r>
-          </w:p>
-        </w:tc>
-      </w:tr>
-      <w:tr>
-        <w:trPr>
-          <w:cantSplit/>
-        </w:trPr>
-        <w:tc>
-          <w:tcPr>
-            <w:tcW w:type="dxa" w:w="1123"/>
-            <w:tcBorders>
-              <w:top w:val="single" w:color="D9D9D9" w:sz="4"/>
-              <w:left w:val="single" w:color="D9D9D9" w:sz="4"/>
-              <w:bottom w:val="single" w:color="D9D9D9" w:sz="4"/>
-              <w:right w:val="single" w:color="D9D9D9" w:sz="4"/>
-            </w:tcBorders>
-            <w:shd w:fill="F7F7F7" w:color="auto" w:val="clear"/>
-            <w:tcMar>
-              <w:top w:type="dxa" w:w="70"/>
-              <w:left w:type="dxa" w:w="110"/>
-              <w:bottom w:type="dxa" w:w="70"/>
-              <w:right w:type="dxa" w:w="110"/>
-            </w:tcMar>
-            <w:vAlign w:val="top"/>
-          </w:tcPr>
-          <w:p>
-            <w:pPr>
-              <w:spacing w:after="40" w:line="252"/>
-            </w:pPr>
-            <w:r>
-              <w:rPr>
-                <w:sz w:val="19"/>
-                <w:szCs w:val="19"/>
-              </w:rPr>
-              <w:t xml:space="preserve">6 y 7</w:t>
-            </w:r>
-          </w:p>
-        </w:tc>
-        <w:tc>
-          <w:tcPr>
-            <w:tcW w:type="dxa" w:w="2621"/>
-            <w:tcBorders>
-              <w:top w:val="single" w:color="D9D9D9" w:sz="4"/>
-              <w:left w:val="single" w:color="D9D9D9" w:sz="4"/>
-              <w:bottom w:val="single" w:color="D9D9D9" w:sz="4"/>
-              <w:right w:val="single" w:color="D9D9D9" w:sz="4"/>
-            </w:tcBorders>
-            <w:shd w:fill="F7F7F7" w:color="auto" w:val="clear"/>
-            <w:tcMar>
-              <w:top w:type="dxa" w:w="70"/>
-              <w:left w:type="dxa" w:w="110"/>
-              <w:bottom w:type="dxa" w:w="70"/>
-              <w:right w:type="dxa" w:w="110"/>
-            </w:tcMar>
-            <w:vAlign w:val="top"/>
-          </w:tcPr>
-          <w:p>
-            <w:pPr>
-              <w:spacing w:after="40" w:line="252"/>
-            </w:pPr>
-            <w:r>
-              <w:rPr>
-                <w:sz w:val="19"/>
-                <w:szCs w:val="19"/>
-              </w:rPr>
-              <w:t xml:space="preserve">«La columna sensible» (una).</w:t>
-            </w:r>
-          </w:p>
-        </w:tc>
-        <w:tc>
-          <w:tcPr>
-            <w:tcW w:type="dxa" w:w="3370"/>
-            <w:tcBorders>
-              <w:top w:val="single" w:color="D9D9D9" w:sz="4"/>
-              <w:left w:val="single" w:color="D9D9D9" w:sz="4"/>
-              <w:bottom w:val="single" w:color="D9D9D9" w:sz="4"/>
-              <w:right w:val="single" w:color="D9D9D9" w:sz="4"/>
-            </w:tcBorders>
-            <w:shd w:fill="F7F7F7" w:color="auto" w:val="clear"/>
-            <w:tcMar>
-              <w:top w:type="dxa" w:w="70"/>
-              <w:left w:type="dxa" w:w="110"/>
-              <w:bottom w:type="dxa" w:w="70"/>
-              <w:right w:type="dxa" w:w="110"/>
-            </w:tcMar>
-            <w:vAlign w:val="top"/>
-          </w:tcPr>
-          <w:p>
-            <w:pPr>
-              <w:spacing w:after="40" w:line="252"/>
-            </w:pPr>
-            <w:r>
-              <w:rPr>
-                <w:sz w:val="19"/>
-                <w:szCs w:val="19"/>
-              </w:rPr>
-              <w:t xml:space="preserve">Dos columnas con valores con forma de RUT (USOSPABELLON y FECHAPROCEDIMIENTO1), descartadas en los seis años; 22 valores en 2019.</w:t>
-            </w:r>
-          </w:p>
-        </w:tc>
-        <w:tc>
-          <w:tcPr>
-            <w:tcW w:type="dxa" w:w="2246"/>
-            <w:tcBorders>
-              <w:top w:val="single" w:color="D9D9D9" w:sz="4"/>
-              <w:left w:val="single" w:color="D9D9D9" w:sz="4"/>
-              <w:bottom w:val="single" w:color="D9D9D9" w:sz="4"/>
-              <w:right w:val="single" w:color="D9D9D9" w:sz="4"/>
-            </w:tcBorders>
-            <w:shd w:fill="F7F7F7" w:color="auto" w:val="clear"/>
-            <w:tcMar>
-              <w:top w:type="dxa" w:w="70"/>
-              <w:left w:type="dxa" w:w="110"/>
-              <w:bottom w:type="dxa" w:w="70"/>
-              <w:right w:type="dxa" w:w="110"/>
-            </w:tcMar>
-            <w:vAlign w:val="top"/>
-          </w:tcPr>
-          <w:p>
-            <w:pPr>
-              <w:spacing w:after="40" w:line="252"/>
-            </w:pPr>
-            <w:r>
-              <w:rPr>
-                <w:sz w:val="19"/>
-                <w:szCs w:val="19"/>
-              </w:rPr>
-              <w:t xml:space="preserve">Fase 3, umbrales_fase3.toml</w:t>
-            </w:r>
-          </w:p>
-        </w:tc>
-      </w:tr>
-      <w:tr>
-        <w:trPr>
-          <w:cantSplit/>
-        </w:trPr>
-        <w:tc>
-          <w:tcPr>
-            <w:tcW w:type="dxa" w:w="1123"/>
-            <w:tcBorders>
-              <w:top w:val="single" w:color="D9D9D9" w:sz="4"/>
-              <w:left w:val="single" w:color="D9D9D9" w:sz="4"/>
-              <w:bottom w:val="single" w:color="D9D9D9" w:sz="4"/>
-              <w:right w:val="single" w:color="D9D9D9" w:sz="4"/>
-            </w:tcBorders>
-            <w:shd w:fill="FFFFFF" w:color="auto" w:val="clear"/>
-            <w:tcMar>
-              <w:top w:type="dxa" w:w="70"/>
-              <w:left w:type="dxa" w:w="110"/>
-              <w:bottom w:type="dxa" w:w="70"/>
-              <w:right w:type="dxa" w:w="110"/>
-            </w:tcMar>
-            <w:vAlign w:val="top"/>
-          </w:tcPr>
-          <w:p>
-            <w:pPr>
-              <w:spacing w:after="40" w:line="252"/>
-            </w:pPr>
-            <w:r>
-              <w:rPr>
-                <w:sz w:val="19"/>
-                <w:szCs w:val="19"/>
-              </w:rPr>
-              <w:t xml:space="preserve">7 (etapa 4)</w:t>
-            </w:r>
-          </w:p>
-        </w:tc>
-        <w:tc>
-          <w:tcPr>
-            <w:tcW w:type="dxa" w:w="2621"/>
-            <w:tcBorders>
-              <w:top w:val="single" w:color="D9D9D9" w:sz="4"/>
-              <w:left w:val="single" w:color="D9D9D9" w:sz="4"/>
-              <w:bottom w:val="single" w:color="D9D9D9" w:sz="4"/>
-              <w:right w:val="single" w:color="D9D9D9" w:sz="4"/>
-            </w:tcBorders>
-            <w:shd w:fill="FFFFFF" w:color="auto" w:val="clear"/>
-            <w:tcMar>
-              <w:top w:type="dxa" w:w="70"/>
-              <w:left w:type="dxa" w:w="110"/>
-              <w:bottom w:type="dxa" w:w="70"/>
-              <w:right w:type="dxa" w:w="110"/>
-            </w:tcMar>
-            <w:vAlign w:val="top"/>
-          </w:tcPr>
-          <w:p>
-            <w:pPr>
-              <w:spacing w:after="40" w:line="252"/>
-            </w:pPr>
-            <w:r>
-              <w:rPr>
-                <w:sz w:val="19"/>
-                <w:szCs w:val="19"/>
-              </w:rPr>
-              <w:t xml:space="preserve">PUNTAJE_VAN_WALRAVEN «permitida con reserva».</w:t>
-            </w:r>
-          </w:p>
-        </w:tc>
-        <w:tc>
-          <w:tcPr>
-            <w:tcW w:type="dxa" w:w="3370"/>
-            <w:tcBorders>
-              <w:top w:val="single" w:color="D9D9D9" w:sz="4"/>
-              <w:left w:val="single" w:color="D9D9D9" w:sz="4"/>
-              <w:bottom w:val="single" w:color="D9D9D9" w:sz="4"/>
-              <w:right w:val="single" w:color="D9D9D9" w:sz="4"/>
-            </w:tcBorders>
-            <w:shd w:fill="FFFFFF" w:color="auto" w:val="clear"/>
-            <w:tcMar>
-              <w:top w:type="dxa" w:w="70"/>
-              <w:left w:type="dxa" w:w="110"/>
-              <w:bottom w:type="dxa" w:w="70"/>
-              <w:right w:type="dxa" w:w="110"/>
-            </w:tcMar>
-            <w:vAlign w:val="top"/>
-          </w:tcPr>
-          <w:p>
-            <w:pPr>
-              <w:spacing w:after="40" w:line="252"/>
-            </w:pPr>
-            <w:r>
-              <w:rPr>
-                <w:sz w:val="19"/>
-                <w:szCs w:val="19"/>
-              </w:rPr>
-              <w:t xml:space="preserve">Solo línea base y referencia.</w:t>
-            </w:r>
-          </w:p>
-        </w:tc>
-        <w:tc>
-          <w:tcPr>
-            <w:tcW w:type="dxa" w:w="2246"/>
-            <w:tcBorders>
-              <w:top w:val="single" w:color="D9D9D9" w:sz="4"/>
-              <w:left w:val="single" w:color="D9D9D9" w:sz="4"/>
-              <w:bottom w:val="single" w:color="D9D9D9" w:sz="4"/>
-              <w:right w:val="single" w:color="D9D9D9" w:sz="4"/>
-            </w:tcBorders>
-            <w:shd w:fill="FFFFFF" w:color="auto" w:val="clear"/>
-            <w:tcMar>
-              <w:top w:type="dxa" w:w="70"/>
-              <w:left w:type="dxa" w:w="110"/>
-              <w:bottom w:type="dxa" w:w="70"/>
-              <w:right w:type="dxa" w:w="110"/>
-            </w:tcMar>
-            <w:vAlign w:val="top"/>
-          </w:tcPr>
-          <w:p>
-            <w:pPr>
-              <w:spacing w:after="40" w:line="252"/>
-            </w:pPr>
-            <w:r>
-              <w:rPr>
-                <w:sz w:val="19"/>
-                <w:szCs w:val="19"/>
-              </w:rPr>
-              <w:t xml:space="preserve">diccionario_oro.csv</w:t>
-            </w:r>
-          </w:p>
-        </w:tc>
-      </w:tr>
-      <w:tr>
-        <w:trPr>
-          <w:cantSplit/>
-        </w:trPr>
-        <w:tc>
-          <w:tcPr>
-            <w:tcW w:type="dxa" w:w="1123"/>
-            <w:tcBorders>
-              <w:top w:val="single" w:color="D9D9D9" w:sz="4"/>
-              <w:left w:val="single" w:color="D9D9D9" w:sz="4"/>
-              <w:bottom w:val="single" w:color="D9D9D9" w:sz="4"/>
-              <w:right w:val="single" w:color="D9D9D9" w:sz="4"/>
-            </w:tcBorders>
-            <w:shd w:fill="F7F7F7" w:color="auto" w:val="clear"/>
-            <w:tcMar>
-              <w:top w:type="dxa" w:w="70"/>
-              <w:left w:type="dxa" w:w="110"/>
-              <w:bottom w:type="dxa" w:w="70"/>
-              <w:right w:type="dxa" w:w="110"/>
-            </w:tcMar>
-            <w:vAlign w:val="top"/>
-          </w:tcPr>
-          <w:p>
-            <w:pPr>
-              <w:spacing w:after="40" w:line="252"/>
-            </w:pPr>
-            <w:r>
-              <w:rPr>
-                <w:sz w:val="19"/>
-                <w:szCs w:val="19"/>
-              </w:rPr>
-              <w:t xml:space="preserve">9.1</w:t>
-            </w:r>
-          </w:p>
-        </w:tc>
-        <w:tc>
-          <w:tcPr>
-            <w:tcW w:type="dxa" w:w="2621"/>
-            <w:tcBorders>
-              <w:top w:val="single" w:color="D9D9D9" w:sz="4"/>
-              <w:left w:val="single" w:color="D9D9D9" w:sz="4"/>
-              <w:bottom w:val="single" w:color="D9D9D9" w:sz="4"/>
-              <w:right w:val="single" w:color="D9D9D9" w:sz="4"/>
-            </w:tcBorders>
-            <w:shd w:fill="F7F7F7" w:color="auto" w:val="clear"/>
-            <w:tcMar>
-              <w:top w:type="dxa" w:w="70"/>
-              <w:left w:type="dxa" w:w="110"/>
-              <w:bottom w:type="dxa" w:w="70"/>
-              <w:right w:type="dxa" w:w="110"/>
-            </w:tcMar>
-            <w:vAlign w:val="top"/>
-          </w:tcPr>
-          <w:p>
-            <w:pPr>
-              <w:spacing w:after="40" w:line="252"/>
-            </w:pPr>
-            <w:r>
-              <w:rPr>
-                <w:sz w:val="19"/>
-                <w:szCs w:val="19"/>
-              </w:rPr>
-              <w:t xml:space="preserve">«Al menos 72 hospitales» por confirmar; adultos «propuesta».</w:t>
-            </w:r>
-          </w:p>
-        </w:tc>
-        <w:tc>
-          <w:tcPr>
-            <w:tcW w:type="dxa" w:w="3370"/>
-            <w:tcBorders>
-              <w:top w:val="single" w:color="D9D9D9" w:sz="4"/>
-              <w:left w:val="single" w:color="D9D9D9" w:sz="4"/>
-              <w:bottom w:val="single" w:color="D9D9D9" w:sz="4"/>
-              <w:right w:val="single" w:color="D9D9D9" w:sz="4"/>
-            </w:tcBorders>
-            <w:shd w:fill="F7F7F7" w:color="auto" w:val="clear"/>
-            <w:tcMar>
-              <w:top w:type="dxa" w:w="70"/>
-              <w:left w:type="dxa" w:w="110"/>
-              <w:bottom w:type="dxa" w:w="70"/>
-              <w:right w:type="dxa" w:w="110"/>
-            </w:tcMar>
-            <w:vAlign w:val="top"/>
-          </w:tcPr>
-          <w:p>
-            <w:pPr>
-              <w:spacing w:after="40" w:line="252"/>
-            </w:pPr>
-            <w:r>
-              <w:rPr>
-                <w:sz w:val="19"/>
-                <w:szCs w:val="19"/>
-              </w:rPr>
-              <w:t xml:space="preserve">65, 65, 65, 65, 68 y 72 hospitales por año; adultos adoptado. Clasificación DEIS 2025 de los 72.</w:t>
-            </w:r>
-          </w:p>
-        </w:tc>
-        <w:tc>
-          <w:tcPr>
-            <w:tcW w:type="dxa" w:w="2246"/>
-            <w:tcBorders>
-              <w:top w:val="single" w:color="D9D9D9" w:sz="4"/>
-              <w:left w:val="single" w:color="D9D9D9" w:sz="4"/>
-              <w:bottom w:val="single" w:color="D9D9D9" w:sz="4"/>
-              <w:right w:val="single" w:color="D9D9D9" w:sz="4"/>
-            </w:tcBorders>
-            <w:shd w:fill="F7F7F7" w:color="auto" w:val="clear"/>
-            <w:tcMar>
-              <w:top w:type="dxa" w:w="70"/>
-              <w:left w:type="dxa" w:w="110"/>
-              <w:bottom w:type="dxa" w:w="70"/>
-              <w:right w:type="dxa" w:w="110"/>
-            </w:tcMar>
-            <w:vAlign w:val="top"/>
-          </w:tcPr>
-          <w:p>
-            <w:pPr>
-              <w:spacing w:after="40" w:line="252"/>
-            </w:pPr>
-            <w:r>
-              <w:rPr>
-                <w:sz w:val="19"/>
-                <w:szCs w:val="19"/>
-              </w:rPr>
-              <w:t xml:space="preserve">catalogo_hospitales_anio.csv; tipo_establecimiento.csv</w:t>
-            </w:r>
-          </w:p>
-        </w:tc>
-      </w:tr>
-      <w:tr>
-        <w:trPr>
-          <w:cantSplit/>
-        </w:trPr>
-        <w:tc>
-          <w:tcPr>
-            <w:tcW w:type="dxa" w:w="1123"/>
-            <w:tcBorders>
-              <w:top w:val="single" w:color="D9D9D9" w:sz="4"/>
-              <w:left w:val="single" w:color="D9D9D9" w:sz="4"/>
-              <w:bottom w:val="single" w:color="D9D9D9" w:sz="4"/>
-              <w:right w:val="single" w:color="D9D9D9" w:sz="4"/>
-            </w:tcBorders>
-            <w:shd w:fill="FFFFFF" w:color="auto" w:val="clear"/>
-            <w:tcMar>
-              <w:top w:type="dxa" w:w="70"/>
-              <w:left w:type="dxa" w:w="110"/>
-              <w:bottom w:type="dxa" w:w="70"/>
-              <w:right w:type="dxa" w:w="110"/>
-            </w:tcMar>
-            <w:vAlign w:val="top"/>
-          </w:tcPr>
-          <w:p>
-            <w:pPr>
-              <w:spacing w:after="40" w:line="252"/>
-            </w:pPr>
-            <w:r>
-              <w:rPr>
-                <w:sz w:val="19"/>
-                <w:szCs w:val="19"/>
-              </w:rPr>
-              <w:t xml:space="preserve">9.2</w:t>
-            </w:r>
-          </w:p>
-        </w:tc>
-        <w:tc>
-          <w:tcPr>
-            <w:tcW w:type="dxa" w:w="2621"/>
-            <w:tcBorders>
-              <w:top w:val="single" w:color="D9D9D9" w:sz="4"/>
-              <w:left w:val="single" w:color="D9D9D9" w:sz="4"/>
-              <w:bottom w:val="single" w:color="D9D9D9" w:sz="4"/>
-              <w:right w:val="single" w:color="D9D9D9" w:sz="4"/>
-            </w:tcBorders>
-            <w:shd w:fill="FFFFFF" w:color="auto" w:val="clear"/>
-            <w:tcMar>
-              <w:top w:type="dxa" w:w="70"/>
-              <w:left w:type="dxa" w:w="110"/>
-              <w:bottom w:type="dxa" w:w="70"/>
-              <w:right w:type="dxa" w:w="110"/>
-            </w:tcMar>
-            <w:vAlign w:val="top"/>
-          </w:tcPr>
-          <w:p>
-            <w:pPr>
-              <w:spacing w:after="40" w:line="252"/>
-            </w:pPr>
-            <w:r>
-              <w:rPr>
-                <w:sz w:val="19"/>
-                <w:szCs w:val="19"/>
-              </w:rPr>
-              <w:t xml:space="preserve">Traslado entrante: no entra a modelos ni al O/E. Traslado saliente: se propone rastrear.</w:t>
-            </w:r>
-          </w:p>
-        </w:tc>
-        <w:tc>
-          <w:tcPr>
-            <w:tcW w:type="dxa" w:w="3370"/>
-            <w:tcBorders>
-              <w:top w:val="single" w:color="D9D9D9" w:sz="4"/>
-              <w:left w:val="single" w:color="D9D9D9" w:sz="4"/>
-              <w:bottom w:val="single" w:color="D9D9D9" w:sz="4"/>
-              <w:right w:val="single" w:color="D9D9D9" w:sz="4"/>
-            </w:tcBorders>
-            <w:shd w:fill="FFFFFF" w:color="auto" w:val="clear"/>
-            <w:tcMar>
-              <w:top w:type="dxa" w:w="70"/>
-              <w:left w:type="dxa" w:w="110"/>
-              <w:bottom w:type="dxa" w:w="70"/>
-              <w:right w:type="dxa" w:w="110"/>
-            </w:tcMar>
-            <w:vAlign w:val="top"/>
-          </w:tcPr>
-          <w:p>
-            <w:pPr>
-              <w:spacing w:after="40" w:line="252"/>
-            </w:pPr>
-            <w:r>
-              <w:rPr>
-                <w:sz w:val="19"/>
-                <w:szCs w:val="19"/>
-              </w:rPr>
-              <w:t xml:space="preserve">Traslado entrante: entra, ajustado por la procedencia. Traslado saliente: censurado, sin rastreo. Se agregan hospitalización domiciliaria, alta voluntaria y fuga.</w:t>
-            </w:r>
-          </w:p>
-        </w:tc>
-        <w:tc>
-          <w:tcPr>
-            <w:tcW w:type="dxa" w:w="2246"/>
-            <w:tcBorders>
-              <w:top w:val="single" w:color="D9D9D9" w:sz="4"/>
-              <w:left w:val="single" w:color="D9D9D9" w:sz="4"/>
-              <w:bottom w:val="single" w:color="D9D9D9" w:sz="4"/>
-              <w:right w:val="single" w:color="D9D9D9" w:sz="4"/>
-            </w:tcBorders>
-            <w:shd w:fill="FFFFFF" w:color="auto" w:val="clear"/>
-            <w:tcMar>
-              <w:top w:type="dxa" w:w="70"/>
-              <w:left w:type="dxa" w:w="110"/>
-              <w:bottom w:type="dxa" w:w="70"/>
-              <w:right w:type="dxa" w:w="110"/>
-            </w:tcMar>
-            <w:vAlign w:val="top"/>
-          </w:tcPr>
-          <w:p>
-            <w:pPr>
-              <w:spacing w:after="40" w:line="252"/>
-            </w:pPr>
-            <w:r>
-              <w:rPr>
-                <w:sz w:val="19"/>
-                <w:szCs w:val="19"/>
-              </w:rPr>
-              <w:t xml:space="preserve">tipoalta_roles.csv; decisiones 13 y 16</w:t>
-            </w:r>
-          </w:p>
-        </w:tc>
-      </w:tr>
-      <w:tr>
-        <w:trPr>
-          <w:cantSplit/>
-        </w:trPr>
-        <w:tc>
-          <w:tcPr>
-            <w:tcW w:type="dxa" w:w="1123"/>
-            <w:tcBorders>
-              <w:top w:val="single" w:color="D9D9D9" w:sz="4"/>
-              <w:left w:val="single" w:color="D9D9D9" w:sz="4"/>
-              <w:bottom w:val="single" w:color="D9D9D9" w:sz="4"/>
-              <w:right w:val="single" w:color="D9D9D9" w:sz="4"/>
-            </w:tcBorders>
-            <w:shd w:fill="F7F7F7" w:color="auto" w:val="clear"/>
-            <w:tcMar>
-              <w:top w:type="dxa" w:w="70"/>
-              <w:left w:type="dxa" w:w="110"/>
-              <w:bottom w:type="dxa" w:w="70"/>
-              <w:right w:type="dxa" w:w="110"/>
-            </w:tcMar>
-            <w:vAlign w:val="top"/>
-          </w:tcPr>
-          <w:p>
-            <w:pPr>
-              <w:spacing w:after="40" w:line="252"/>
-            </w:pPr>
-            <w:r>
-              <w:rPr>
-                <w:sz w:val="19"/>
-                <w:szCs w:val="19"/>
-              </w:rPr>
-              <w:t xml:space="preserve">9.3</w:t>
-            </w:r>
-          </w:p>
-        </w:tc>
-        <w:tc>
-          <w:tcPr>
-            <w:tcW w:type="dxa" w:w="2621"/>
-            <w:tcBorders>
-              <w:top w:val="single" w:color="D9D9D9" w:sz="4"/>
-              <w:left w:val="single" w:color="D9D9D9" w:sz="4"/>
-              <w:bottom w:val="single" w:color="D9D9D9" w:sz="4"/>
-              <w:right w:val="single" w:color="D9D9D9" w:sz="4"/>
-            </w:tcBorders>
-            <w:shd w:fill="F7F7F7" w:color="auto" w:val="clear"/>
-            <w:tcMar>
-              <w:top w:type="dxa" w:w="70"/>
-              <w:left w:type="dxa" w:w="110"/>
-              <w:bottom w:type="dxa" w:w="70"/>
-              <w:right w:type="dxa" w:w="110"/>
-            </w:tcMar>
-            <w:vAlign w:val="top"/>
-          </w:tcPr>
-          <w:p>
-            <w:pPr>
-              <w:spacing w:after="40" w:line="252"/>
-            </w:pPr>
-            <w:r>
-              <w:rPr>
-                <w:sz w:val="19"/>
-                <w:szCs w:val="19"/>
-              </w:rPr>
-              <w:t xml:space="preserve">Volúmenes estimados con la muestra de desarrollo (por ejemplo ~5.073, ~431.832 y ~89.438).</w:t>
-            </w:r>
-          </w:p>
-        </w:tc>
-        <w:tc>
-          <w:tcPr>
-            <w:tcW w:type="dxa" w:w="3370"/>
-            <w:tcBorders>
-              <w:top w:val="single" w:color="D9D9D9" w:sz="4"/>
-              <w:left w:val="single" w:color="D9D9D9" w:sz="4"/>
-              <w:bottom w:val="single" w:color="D9D9D9" w:sz="4"/>
-              <w:right w:val="single" w:color="D9D9D9" w:sz="4"/>
-            </w:tcBorders>
-            <w:shd w:fill="F7F7F7" w:color="auto" w:val="clear"/>
-            <w:tcMar>
-              <w:top w:type="dxa" w:w="70"/>
-              <w:left w:type="dxa" w:w="110"/>
-              <w:bottom w:type="dxa" w:w="70"/>
-              <w:right w:type="dxa" w:w="110"/>
-            </w:tcMar>
-            <w:vAlign w:val="top"/>
-          </w:tcPr>
-          <w:p>
-            <w:pPr>
-              <w:spacing w:after="40" w:line="252"/>
-            </w:pPr>
-            <w:r>
-              <w:rPr>
-                <w:sz w:val="19"/>
-                <w:szCs w:val="19"/>
-              </w:rPr>
-              <w:t xml:space="preserve">Cifras medidas en la Fase 3 (5.072; 146.928; 428.501; 221.353 censurados) y cohortes A a E.</w:t>
-            </w:r>
-          </w:p>
-        </w:tc>
-        <w:tc>
-          <w:tcPr>
-            <w:tcW w:type="dxa" w:w="2246"/>
-            <w:tcBorders>
-              <w:top w:val="single" w:color="D9D9D9" w:sz="4"/>
-              <w:left w:val="single" w:color="D9D9D9" w:sz="4"/>
-              <w:bottom w:val="single" w:color="D9D9D9" w:sz="4"/>
-              <w:right w:val="single" w:color="D9D9D9" w:sz="4"/>
-            </w:tcBorders>
-            <w:shd w:fill="F7F7F7" w:color="auto" w:val="clear"/>
-            <w:tcMar>
-              <w:top w:type="dxa" w:w="70"/>
-              <w:left w:type="dxa" w:w="110"/>
-              <w:bottom w:type="dxa" w:w="70"/>
-              <w:right w:type="dxa" w:w="110"/>
-            </w:tcMar>
-            <w:vAlign w:val="top"/>
-          </w:tcPr>
-          <w:p>
-            <w:pPr>
-              <w:spacing w:after="40" w:line="252"/>
-            </w:pPr>
-            <w:r>
-              <w:rPr>
-                <w:sz w:val="19"/>
-                <w:szCs w:val="19"/>
-              </w:rPr>
-              <w:t xml:space="preserve">cascada_periodos.csv</w:t>
-            </w:r>
-          </w:p>
-        </w:tc>
-      </w:tr>
-      <w:tr>
-        <w:trPr>
-          <w:cantSplit/>
-        </w:trPr>
-        <w:tc>
-          <w:tcPr>
-            <w:tcW w:type="dxa" w:w="1123"/>
-            <w:tcBorders>
-              <w:top w:val="single" w:color="D9D9D9" w:sz="4"/>
-              <w:left w:val="single" w:color="D9D9D9" w:sz="4"/>
-              <w:bottom w:val="single" w:color="D9D9D9" w:sz="4"/>
-              <w:right w:val="single" w:color="D9D9D9" w:sz="4"/>
-            </w:tcBorders>
-            <w:shd w:fill="FFFFFF" w:color="auto" w:val="clear"/>
-            <w:tcMar>
-              <w:top w:type="dxa" w:w="70"/>
-              <w:left w:type="dxa" w:w="110"/>
-              <w:bottom w:type="dxa" w:w="70"/>
-              <w:right w:type="dxa" w:w="110"/>
-            </w:tcMar>
-            <w:vAlign w:val="top"/>
-          </w:tcPr>
-          <w:p>
-            <w:pPr>
-              <w:spacing w:after="40" w:line="252"/>
-            </w:pPr>
-            <w:r>
-              <w:rPr>
-                <w:sz w:val="19"/>
-                <w:szCs w:val="19"/>
-              </w:rPr>
-              <w:t xml:space="preserve">9.4</w:t>
-            </w:r>
-          </w:p>
-        </w:tc>
-        <w:tc>
-          <w:tcPr>
-            <w:tcW w:type="dxa" w:w="2621"/>
-            <w:tcBorders>
-              <w:top w:val="single" w:color="D9D9D9" w:sz="4"/>
-              <w:left w:val="single" w:color="D9D9D9" w:sz="4"/>
-              <w:bottom w:val="single" w:color="D9D9D9" w:sz="4"/>
-              <w:right w:val="single" w:color="D9D9D9" w:sz="4"/>
-            </w:tcBorders>
-            <w:shd w:fill="FFFFFF" w:color="auto" w:val="clear"/>
-            <w:tcMar>
-              <w:top w:type="dxa" w:w="70"/>
-              <w:left w:type="dxa" w:w="110"/>
-              <w:bottom w:type="dxa" w:w="70"/>
-              <w:right w:type="dxa" w:w="110"/>
-            </w:tcMar>
-            <w:vAlign w:val="top"/>
-          </w:tcPr>
-          <w:p>
-            <w:pPr>
-              <w:spacing w:after="40" w:line="252"/>
-            </w:pPr>
-            <w:r>
-              <w:rPr>
-                <w:sz w:val="19"/>
-                <w:szCs w:val="19"/>
-              </w:rPr>
-              <w:t xml:space="preserve">Rastreo de traslados con el identificador, «pendiente de aprobación».</w:t>
-            </w:r>
-          </w:p>
-        </w:tc>
-        <w:tc>
-          <w:tcPr>
-            <w:tcW w:type="dxa" w:w="3370"/>
-            <w:tcBorders>
-              <w:top w:val="single" w:color="D9D9D9" w:sz="4"/>
-              <w:left w:val="single" w:color="D9D9D9" w:sz="4"/>
-              <w:bottom w:val="single" w:color="D9D9D9" w:sz="4"/>
-              <w:right w:val="single" w:color="D9D9D9" w:sz="4"/>
-            </w:tcBorders>
-            <w:shd w:fill="FFFFFF" w:color="auto" w:val="clear"/>
-            <w:tcMar>
-              <w:top w:type="dxa" w:w="70"/>
-              <w:left w:type="dxa" w:w="110"/>
-              <w:bottom w:type="dxa" w:w="70"/>
-              <w:right w:type="dxa" w:w="110"/>
-            </w:tcMar>
-            <w:vAlign w:val="top"/>
-          </w:tcPr>
-          <w:p>
-            <w:pPr>
-              <w:spacing w:after="40" w:line="252"/>
-            </w:pPr>
-            <w:r>
-              <w:rPr>
-                <w:sz w:val="19"/>
-                <w:szCs w:val="19"/>
-              </w:rPr>
-              <w:t xml:space="preserve">Retirado: el identificador cambia entre 2020 y 2021. Se explica también el cambio en los traslados entrantes.</w:t>
-            </w:r>
-          </w:p>
-        </w:tc>
-        <w:tc>
-          <w:tcPr>
-            <w:tcW w:type="dxa" w:w="2246"/>
-            <w:tcBorders>
-              <w:top w:val="single" w:color="D9D9D9" w:sz="4"/>
-              <w:left w:val="single" w:color="D9D9D9" w:sz="4"/>
-              <w:bottom w:val="single" w:color="D9D9D9" w:sz="4"/>
-              <w:right w:val="single" w:color="D9D9D9" w:sz="4"/>
-            </w:tcBorders>
-            <w:shd w:fill="FFFFFF" w:color="auto" w:val="clear"/>
-            <w:tcMar>
-              <w:top w:type="dxa" w:w="70"/>
-              <w:left w:type="dxa" w:w="110"/>
-              <w:bottom w:type="dxa" w:w="70"/>
-              <w:right w:type="dxa" w:w="110"/>
-            </w:tcMar>
-            <w:vAlign w:val="top"/>
-          </w:tcPr>
-          <w:p>
-            <w:pPr>
-              <w:spacing w:after="40" w:line="252"/>
-            </w:pPr>
-            <w:r>
-              <w:rPr>
-                <w:sz w:val="19"/>
-                <w:szCs w:val="19"/>
-              </w:rPr>
-              <w:t xml:space="preserve">Fase 2 (t23_enlaces_traslado.csv)</w:t>
-            </w:r>
-          </w:p>
-        </w:tc>
-      </w:tr>
-      <w:tr>
-        <w:trPr>
-          <w:cantSplit/>
-        </w:trPr>
-        <w:tc>
-          <w:tcPr>
-            <w:tcW w:type="dxa" w:w="1123"/>
-            <w:tcBorders>
-              <w:top w:val="single" w:color="D9D9D9" w:sz="4"/>
-              <w:left w:val="single" w:color="D9D9D9" w:sz="4"/>
-              <w:bottom w:val="single" w:color="D9D9D9" w:sz="4"/>
-              <w:right w:val="single" w:color="D9D9D9" w:sz="4"/>
-            </w:tcBorders>
-            <w:shd w:fill="F7F7F7" w:color="auto" w:val="clear"/>
-            <w:tcMar>
-              <w:top w:type="dxa" w:w="70"/>
-              <w:left w:type="dxa" w:w="110"/>
-              <w:bottom w:type="dxa" w:w="70"/>
-              <w:right w:type="dxa" w:w="110"/>
-            </w:tcMar>
-            <w:vAlign w:val="top"/>
-          </w:tcPr>
-          <w:p>
-            <w:pPr>
-              <w:spacing w:after="40" w:line="252"/>
-            </w:pPr>
-            <w:r>
-              <w:rPr>
-                <w:sz w:val="19"/>
-                <w:szCs w:val="19"/>
-              </w:rPr>
-              <w:t xml:space="preserve">10.1</w:t>
-            </w:r>
-          </w:p>
-        </w:tc>
-        <w:tc>
-          <w:tcPr>
-            <w:tcW w:type="dxa" w:w="2621"/>
-            <w:tcBorders>
-              <w:top w:val="single" w:color="D9D9D9" w:sz="4"/>
-              <w:left w:val="single" w:color="D9D9D9" w:sz="4"/>
-              <w:bottom w:val="single" w:color="D9D9D9" w:sz="4"/>
-              <w:right w:val="single" w:color="D9D9D9" w:sz="4"/>
-            </w:tcBorders>
-            <w:shd w:fill="F7F7F7" w:color="auto" w:val="clear"/>
-            <w:tcMar>
-              <w:top w:type="dxa" w:w="70"/>
-              <w:left w:type="dxa" w:w="110"/>
-              <w:bottom w:type="dxa" w:w="70"/>
-              <w:right w:type="dxa" w:w="110"/>
-            </w:tcMar>
-            <w:vAlign w:val="top"/>
-          </w:tcPr>
-          <w:p>
-            <w:pPr>
-              <w:spacing w:after="40" w:line="252"/>
-            </w:pPr>
-            <w:r>
-              <w:rPr>
-                <w:sz w:val="19"/>
-                <w:szCs w:val="19"/>
-              </w:rPr>
-              <w:t xml:space="preserve">Más de 160.000 muertes en la base.</w:t>
-            </w:r>
-          </w:p>
-        </w:tc>
-        <w:tc>
-          <w:tcPr>
-            <w:tcW w:type="dxa" w:w="3370"/>
-            <w:tcBorders>
-              <w:top w:val="single" w:color="D9D9D9" w:sz="4"/>
-              <w:left w:val="single" w:color="D9D9D9" w:sz="4"/>
-              <w:bottom w:val="single" w:color="D9D9D9" w:sz="4"/>
-              <w:right w:val="single" w:color="D9D9D9" w:sz="4"/>
-            </w:tcBorders>
-            <w:shd w:fill="F7F7F7" w:color="auto" w:val="clear"/>
-            <w:tcMar>
-              <w:top w:type="dxa" w:w="70"/>
-              <w:left w:type="dxa" w:w="110"/>
-              <w:bottom w:type="dxa" w:w="70"/>
-              <w:right w:type="dxa" w:w="110"/>
-            </w:tcMar>
-            <w:vAlign w:val="top"/>
-          </w:tcPr>
-          <w:p>
-            <w:pPr>
-              <w:spacing w:after="40" w:line="252"/>
-            </w:pPr>
-            <w:r>
-              <w:rPr>
-                <w:sz w:val="19"/>
-                <w:szCs w:val="19"/>
-              </w:rPr>
-              <w:t xml:space="preserve">110.622 muertes en la cohorte D de los años de entrenamiento. Resultado de la selección: LightGBM.</w:t>
-            </w:r>
-          </w:p>
-        </w:tc>
-        <w:tc>
-          <w:tcPr>
-            <w:tcW w:type="dxa" w:w="2246"/>
-            <w:tcBorders>
-              <w:top w:val="single" w:color="D9D9D9" w:sz="4"/>
-              <w:left w:val="single" w:color="D9D9D9" w:sz="4"/>
-              <w:bottom w:val="single" w:color="D9D9D9" w:sz="4"/>
-              <w:right w:val="single" w:color="D9D9D9" w:sz="4"/>
-            </w:tcBorders>
-            <w:shd w:fill="F7F7F7" w:color="auto" w:val="clear"/>
-            <w:tcMar>
-              <w:top w:type="dxa" w:w="70"/>
-              <w:left w:type="dxa" w:w="110"/>
-              <w:bottom w:type="dxa" w:w="70"/>
-              <w:right w:type="dxa" w:w="110"/>
-            </w:tcMar>
-            <w:vAlign w:val="top"/>
-          </w:tcPr>
-          <w:p>
-            <w:pPr>
-              <w:spacing w:after="40" w:line="252"/>
-            </w:pPr>
-            <w:r>
-              <w:rPr>
-                <w:sz w:val="19"/>
-                <w:szCs w:val="19"/>
-              </w:rPr>
-              <w:t xml:space="preserve">cascada_fase3.csv; seleccion_mortalidad.csv</w:t>
-            </w:r>
-          </w:p>
-        </w:tc>
-      </w:tr>
-      <w:tr>
-        <w:trPr>
-          <w:cantSplit/>
-        </w:trPr>
-        <w:tc>
-          <w:tcPr>
-            <w:tcW w:type="dxa" w:w="1123"/>
-            <w:tcBorders>
-              <w:top w:val="single" w:color="D9D9D9" w:sz="4"/>
-              <w:left w:val="single" w:color="D9D9D9" w:sz="4"/>
-              <w:bottom w:val="single" w:color="D9D9D9" w:sz="4"/>
-              <w:right w:val="single" w:color="D9D9D9" w:sz="4"/>
-            </w:tcBorders>
-            <w:shd w:fill="FFFFFF" w:color="auto" w:val="clear"/>
-            <w:tcMar>
-              <w:top w:type="dxa" w:w="70"/>
-              <w:left w:type="dxa" w:w="110"/>
-              <w:bottom w:type="dxa" w:w="70"/>
-              <w:right w:type="dxa" w:w="110"/>
-            </w:tcMar>
-            <w:vAlign w:val="top"/>
-          </w:tcPr>
-          <w:p>
-            <w:pPr>
-              <w:spacing w:after="40" w:line="252"/>
-            </w:pPr>
-            <w:r>
-              <w:rPr>
-                <w:sz w:val="19"/>
-                <w:szCs w:val="19"/>
-              </w:rPr>
-              <w:t xml:space="preserve">10.2</w:t>
-            </w:r>
-          </w:p>
-        </w:tc>
-        <w:tc>
-          <w:tcPr>
-            <w:tcW w:type="dxa" w:w="2621"/>
-            <w:tcBorders>
-              <w:top w:val="single" w:color="D9D9D9" w:sz="4"/>
-              <w:left w:val="single" w:color="D9D9D9" w:sz="4"/>
-              <w:bottom w:val="single" w:color="D9D9D9" w:sz="4"/>
-              <w:right w:val="single" w:color="D9D9D9" w:sz="4"/>
-            </w:tcBorders>
-            <w:shd w:fill="FFFFFF" w:color="auto" w:val="clear"/>
-            <w:tcMar>
-              <w:top w:type="dxa" w:w="70"/>
-              <w:left w:type="dxa" w:w="110"/>
-              <w:bottom w:type="dxa" w:w="70"/>
-              <w:right w:type="dxa" w:w="110"/>
-            </w:tcMar>
-            <w:vAlign w:val="top"/>
-          </w:tcPr>
-          <w:p>
-            <w:pPr>
-              <w:spacing w:after="40" w:line="252"/>
-            </w:pPr>
-            <w:r>
-              <w:rPr>
-                <w:sz w:val="19"/>
-                <w:szCs w:val="19"/>
-              </w:rPr>
-              <w:t xml:space="preserve">LightGBM o XGBoost con Poisson o Tweedie, sin elegir. No había regla de estadías largas.</w:t>
-            </w:r>
-          </w:p>
-        </w:tc>
-        <w:tc>
-          <w:tcPr>
-            <w:tcW w:type="dxa" w:w="3370"/>
-            <w:tcBorders>
-              <w:top w:val="single" w:color="D9D9D9" w:sz="4"/>
-              <w:left w:val="single" w:color="D9D9D9" w:sz="4"/>
-              <w:bottom w:val="single" w:color="D9D9D9" w:sz="4"/>
-              <w:right w:val="single" w:color="D9D9D9" w:sz="4"/>
-            </w:tcBorders>
-            <w:shd w:fill="FFFFFF" w:color="auto" w:val="clear"/>
-            <w:tcMar>
-              <w:top w:type="dxa" w:w="70"/>
-              <w:left w:type="dxa" w:w="110"/>
-              <w:bottom w:type="dxa" w:w="70"/>
-              <w:right w:type="dxa" w:w="110"/>
-            </w:tcMar>
-            <w:vAlign w:val="top"/>
-          </w:tcPr>
-          <w:p>
-            <w:pPr>
-              <w:spacing w:after="40" w:line="252"/>
-            </w:pPr>
-            <w:r>
-              <w:rPr>
-                <w:sz w:val="19"/>
-                <w:szCs w:val="19"/>
-              </w:rPr>
-              <w:t xml:space="preserve">LightGBM Tweedie (potencia 1,80). Tope de 53 días (percentil 99 de 2019–2022).</w:t>
-            </w:r>
-          </w:p>
-        </w:tc>
-        <w:tc>
-          <w:tcPr>
-            <w:tcW w:type="dxa" w:w="2246"/>
-            <w:tcBorders>
-              <w:top w:val="single" w:color="D9D9D9" w:sz="4"/>
-              <w:left w:val="single" w:color="D9D9D9" w:sz="4"/>
-              <w:bottom w:val="single" w:color="D9D9D9" w:sz="4"/>
-              <w:right w:val="single" w:color="D9D9D9" w:sz="4"/>
-            </w:tcBorders>
-            <w:shd w:fill="FFFFFF" w:color="auto" w:val="clear"/>
-            <w:tcMar>
-              <w:top w:type="dxa" w:w="70"/>
-              <w:left w:type="dxa" w:w="110"/>
-              <w:bottom w:type="dxa" w:w="70"/>
-              <w:right w:type="dxa" w:w="110"/>
-            </w:tcMar>
-            <w:vAlign w:val="top"/>
-          </w:tcPr>
-          <w:p>
-            <w:pPr>
-              <w:spacing w:after="40" w:line="252"/>
-            </w:pPr>
-            <w:r>
-              <w:rPr>
-                <w:sz w:val="19"/>
-                <w:szCs w:val="19"/>
-              </w:rPr>
-              <w:t xml:space="preserve">Ficha del modelo de estadía; oro_estancia_percentil99.csv</w:t>
-            </w:r>
-          </w:p>
-        </w:tc>
-      </w:tr>
-      <w:tr>
-        <w:trPr>
-          <w:cantSplit/>
-        </w:trPr>
-        <w:tc>
-          <w:tcPr>
-            <w:tcW w:type="dxa" w:w="1123"/>
-            <w:tcBorders>
-              <w:top w:val="single" w:color="D9D9D9" w:sz="4"/>
-              <w:left w:val="single" w:color="D9D9D9" w:sz="4"/>
-              <w:bottom w:val="single" w:color="D9D9D9" w:sz="4"/>
-              <w:right w:val="single" w:color="D9D9D9" w:sz="4"/>
-            </w:tcBorders>
-            <w:shd w:fill="F7F7F7" w:color="auto" w:val="clear"/>
-            <w:tcMar>
-              <w:top w:type="dxa" w:w="70"/>
-              <w:left w:type="dxa" w:w="110"/>
-              <w:bottom w:type="dxa" w:w="70"/>
-              <w:right w:type="dxa" w:w="110"/>
-            </w:tcMar>
-            <w:vAlign w:val="top"/>
-          </w:tcPr>
-          <w:p>
-            <w:pPr>
-              <w:spacing w:after="40" w:line="252"/>
-            </w:pPr>
-            <w:r>
-              <w:rPr>
-                <w:sz w:val="19"/>
-                <w:szCs w:val="19"/>
-              </w:rPr>
-              <w:t xml:space="preserve">10.3</w:t>
-            </w:r>
-          </w:p>
-        </w:tc>
-        <w:tc>
-          <w:tcPr>
-            <w:tcW w:type="dxa" w:w="2621"/>
-            <w:tcBorders>
-              <w:top w:val="single" w:color="D9D9D9" w:sz="4"/>
-              <w:left w:val="single" w:color="D9D9D9" w:sz="4"/>
-              <w:bottom w:val="single" w:color="D9D9D9" w:sz="4"/>
-              <w:right w:val="single" w:color="D9D9D9" w:sz="4"/>
-            </w:tcBorders>
-            <w:shd w:fill="F7F7F7" w:color="auto" w:val="clear"/>
-            <w:tcMar>
-              <w:top w:type="dxa" w:w="70"/>
-              <w:left w:type="dxa" w:w="110"/>
-              <w:bottom w:type="dxa" w:w="70"/>
-              <w:right w:type="dxa" w:w="110"/>
-            </w:tcMar>
-            <w:vAlign w:val="top"/>
-          </w:tcPr>
-          <w:p>
-            <w:pPr>
-              <w:spacing w:after="40" w:line="252"/>
-            </w:pPr>
-            <w:r>
-              <w:rPr>
-                <w:sz w:val="19"/>
-                <w:szCs w:val="19"/>
-              </w:rPr>
-              <w:t xml:space="preserve">Recalibrar solo si la pendiente sale del rango; 2024 es el único resultado que se reporta.</w:t>
-            </w:r>
-          </w:p>
-        </w:tc>
-        <w:tc>
-          <w:tcPr>
-            <w:tcW w:type="dxa" w:w="3370"/>
-            <w:tcBorders>
-              <w:top w:val="single" w:color="D9D9D9" w:sz="4"/>
-              <w:left w:val="single" w:color="D9D9D9" w:sz="4"/>
-              <w:bottom w:val="single" w:color="D9D9D9" w:sz="4"/>
-              <w:right w:val="single" w:color="D9D9D9" w:sz="4"/>
-            </w:tcBorders>
-            <w:shd w:fill="F7F7F7" w:color="auto" w:val="clear"/>
-            <w:tcMar>
-              <w:top w:type="dxa" w:w="70"/>
-              <w:left w:type="dxa" w:w="110"/>
-              <w:bottom w:type="dxa" w:w="70"/>
-              <w:right w:type="dxa" w:w="110"/>
-            </w:tcMar>
-            <w:vAlign w:val="top"/>
-          </w:tcPr>
-          <w:p>
-            <w:pPr>
-              <w:spacing w:after="40" w:line="252"/>
-            </w:pPr>
-            <w:r>
-              <w:rPr>
-                <w:sz w:val="19"/>
-                <w:szCs w:val="19"/>
-              </w:rPr>
-              <w:t xml:space="preserve">Se eligió el mejor método con 2023 (Platt y factor único). 2024 es el resultado principal; las enmiendas usan el diseño anidado. Se declara I-01.</w:t>
-            </w:r>
-          </w:p>
-        </w:tc>
-        <w:tc>
-          <w:tcPr>
-            <w:tcW w:type="dxa" w:w="2246"/>
-            <w:tcBorders>
-              <w:top w:val="single" w:color="D9D9D9" w:sz="4"/>
-              <w:left w:val="single" w:color="D9D9D9" w:sz="4"/>
-              <w:bottom w:val="single" w:color="D9D9D9" w:sz="4"/>
-              <w:right w:val="single" w:color="D9D9D9" w:sz="4"/>
-            </w:tcBorders>
-            <w:shd w:fill="F7F7F7" w:color="auto" w:val="clear"/>
-            <w:tcMar>
-              <w:top w:type="dxa" w:w="70"/>
-              <w:left w:type="dxa" w:w="110"/>
-              <w:bottom w:type="dxa" w:w="70"/>
-              <w:right w:type="dxa" w:w="110"/>
-            </w:tcMar>
-            <w:vAlign w:val="top"/>
-          </w:tcPr>
-          <w:p>
-            <w:pPr>
-              <w:spacing w:after="40" w:line="252"/>
-            </w:pPr>
-            <w:r>
-              <w:rPr>
-                <w:sz w:val="19"/>
-                <w:szCs w:val="19"/>
-              </w:rPr>
-              <w:t xml:space="preserve">calibracion_metodos_*.csv; enmiendas 01 y 02</w:t>
-            </w:r>
-          </w:p>
-        </w:tc>
-      </w:tr>
-      <w:tr>
-        <w:trPr>
-          <w:cantSplit/>
-        </w:trPr>
-        <w:tc>
-          <w:tcPr>
-            <w:tcW w:type="dxa" w:w="1123"/>
-            <w:tcBorders>
-              <w:top w:val="single" w:color="D9D9D9" w:sz="4"/>
-              <w:left w:val="single" w:color="D9D9D9" w:sz="4"/>
-              <w:bottom w:val="single" w:color="D9D9D9" w:sz="4"/>
-              <w:right w:val="single" w:color="D9D9D9" w:sz="4"/>
-            </w:tcBorders>
-            <w:shd w:fill="FFFFFF" w:color="auto" w:val="clear"/>
-            <w:tcMar>
-              <w:top w:type="dxa" w:w="70"/>
-              <w:left w:type="dxa" w:w="110"/>
-              <w:bottom w:type="dxa" w:w="70"/>
-              <w:right w:type="dxa" w:w="110"/>
-            </w:tcMar>
-            <w:vAlign w:val="top"/>
-          </w:tcPr>
-          <w:p>
-            <w:pPr>
-              <w:spacing w:after="40" w:line="252"/>
-            </w:pPr>
-            <w:r>
-              <w:rPr>
-                <w:sz w:val="19"/>
-                <w:szCs w:val="19"/>
-              </w:rPr>
-              <w:t xml:space="preserve">11.1</w:t>
-            </w:r>
-          </w:p>
-        </w:tc>
-        <w:tc>
-          <w:tcPr>
-            <w:tcW w:type="dxa" w:w="2621"/>
-            <w:tcBorders>
-              <w:top w:val="single" w:color="D9D9D9" w:sz="4"/>
-              <w:left w:val="single" w:color="D9D9D9" w:sz="4"/>
-              <w:bottom w:val="single" w:color="D9D9D9" w:sz="4"/>
-              <w:right w:val="single" w:color="D9D9D9" w:sz="4"/>
-            </w:tcBorders>
-            <w:shd w:fill="FFFFFF" w:color="auto" w:val="clear"/>
-            <w:tcMar>
-              <w:top w:type="dxa" w:w="70"/>
-              <w:left w:type="dxa" w:w="110"/>
-              <w:bottom w:type="dxa" w:w="70"/>
-              <w:right w:type="dxa" w:w="110"/>
-            </w:tcMar>
-            <w:vAlign w:val="top"/>
-          </w:tcPr>
-          <w:p>
-            <w:pPr>
-              <w:spacing w:after="40" w:line="252"/>
-            </w:pPr>
-            <w:r>
-              <w:rPr>
-                <w:sz w:val="19"/>
-                <w:szCs w:val="19"/>
-              </w:rPr>
-              <w:t xml:space="preserve">Corrección de Spiegelhalter sin detalle.</w:t>
-            </w:r>
-          </w:p>
-        </w:tc>
-        <w:tc>
-          <w:tcPr>
-            <w:tcW w:type="dxa" w:w="3370"/>
-            <w:tcBorders>
-              <w:top w:val="single" w:color="D9D9D9" w:sz="4"/>
-              <w:left w:val="single" w:color="D9D9D9" w:sz="4"/>
-              <w:bottom w:val="single" w:color="D9D9D9" w:sz="4"/>
-              <w:right w:val="single" w:color="D9D9D9" w:sz="4"/>
-            </w:tcBorders>
-            <w:shd w:fill="FFFFFF" w:color="auto" w:val="clear"/>
-            <w:tcMar>
-              <w:top w:type="dxa" w:w="70"/>
-              <w:left w:type="dxa" w:w="110"/>
-              <w:bottom w:type="dxa" w:w="70"/>
-              <w:right w:type="dxa" w:w="110"/>
-            </w:tcMar>
-            <w:vAlign w:val="top"/>
-          </w:tcPr>
-          <w:p>
-            <w:pPr>
-              <w:spacing w:after="40" w:line="252"/>
-            </w:pPr>
-            <w:r>
-              <w:rPr>
-                <w:sz w:val="19"/>
-                <w:szCs w:val="19"/>
-              </w:rPr>
-              <w:t xml:space="preserve">τ² de DerSimonian-Laird sobre puntajes z winsorizados al 10 %. 15,9 % fuera del 95 % en 2024, con lo que se espera del embudo (11,6–13,2 %).</w:t>
-            </w:r>
-          </w:p>
-        </w:tc>
-        <w:tc>
-          <w:tcPr>
-            <w:tcW w:type="dxa" w:w="2246"/>
-            <w:tcBorders>
-              <w:top w:val="single" w:color="D9D9D9" w:sz="4"/>
-              <w:left w:val="single" w:color="D9D9D9" w:sz="4"/>
-              <w:bottom w:val="single" w:color="D9D9D9" w:sz="4"/>
-              <w:right w:val="single" w:color="D9D9D9" w:sz="4"/>
-            </w:tcBorders>
-            <w:shd w:fill="FFFFFF" w:color="auto" w:val="clear"/>
-            <w:tcMar>
-              <w:top w:type="dxa" w:w="70"/>
-              <w:left w:type="dxa" w:w="110"/>
-              <w:bottom w:type="dxa" w:w="70"/>
-              <w:right w:type="dxa" w:w="110"/>
-            </w:tcMar>
-            <w:vAlign w:val="top"/>
-          </w:tcPr>
-          <w:p>
-            <w:pPr>
-              <w:spacing w:after="40" w:line="252"/>
-            </w:pPr>
-            <w:r>
-              <w:rPr>
-                <w:sz w:val="19"/>
-                <w:szCs w:val="19"/>
-              </w:rPr>
-              <w:t xml:space="preserve">Protocolo de la Fase 5; análisis 3.4c</w:t>
-            </w:r>
-          </w:p>
-        </w:tc>
-      </w:tr>
-      <w:tr>
-        <w:trPr>
-          <w:cantSplit/>
-        </w:trPr>
-        <w:tc>
-          <w:tcPr>
-            <w:tcW w:type="dxa" w:w="1123"/>
-            <w:tcBorders>
-              <w:top w:val="single" w:color="D9D9D9" w:sz="4"/>
-              <w:left w:val="single" w:color="D9D9D9" w:sz="4"/>
-              <w:bottom w:val="single" w:color="D9D9D9" w:sz="4"/>
-              <w:right w:val="single" w:color="D9D9D9" w:sz="4"/>
-            </w:tcBorders>
-            <w:shd w:fill="F7F7F7" w:color="auto" w:val="clear"/>
-            <w:tcMar>
-              <w:top w:type="dxa" w:w="70"/>
-              <w:left w:type="dxa" w:w="110"/>
-              <w:bottom w:type="dxa" w:w="70"/>
-              <w:right w:type="dxa" w:w="110"/>
-            </w:tcMar>
-            <w:vAlign w:val="top"/>
-          </w:tcPr>
-          <w:p>
-            <w:pPr>
-              <w:spacing w:after="40" w:line="252"/>
-            </w:pPr>
-            <w:r>
-              <w:rPr>
-                <w:sz w:val="19"/>
-                <w:szCs w:val="19"/>
-              </w:rPr>
-              <w:t xml:space="preserve">11.2</w:t>
-            </w:r>
-          </w:p>
-        </w:tc>
-        <w:tc>
-          <w:tcPr>
-            <w:tcW w:type="dxa" w:w="2621"/>
-            <w:tcBorders>
-              <w:top w:val="single" w:color="D9D9D9" w:sz="4"/>
-              <w:left w:val="single" w:color="D9D9D9" w:sz="4"/>
-              <w:bottom w:val="single" w:color="D9D9D9" w:sz="4"/>
-              <w:right w:val="single" w:color="D9D9D9" w:sz="4"/>
-            </w:tcBorders>
-            <w:shd w:fill="F7F7F7" w:color="auto" w:val="clear"/>
-            <w:tcMar>
-              <w:top w:type="dxa" w:w="70"/>
-              <w:left w:type="dxa" w:w="110"/>
-              <w:bottom w:type="dxa" w:w="70"/>
-              <w:right w:type="dxa" w:w="110"/>
-            </w:tcMar>
-            <w:vAlign w:val="top"/>
-          </w:tcPr>
-          <w:p>
-            <w:pPr>
-              <w:spacing w:after="40" w:line="252"/>
-            </w:pPr>
-            <w:r>
-              <w:rPr>
-                <w:sz w:val="19"/>
-                <w:szCs w:val="19"/>
-              </w:rPr>
-              <w:t xml:space="preserve">500 egresos y 10 muertes esperadas «pendientes de aprobación»; menos de 10 casos.</w:t>
-            </w:r>
-          </w:p>
-        </w:tc>
-        <w:tc>
-          <w:tcPr>
-            <w:tcW w:type="dxa" w:w="3370"/>
-            <w:tcBorders>
-              <w:top w:val="single" w:color="D9D9D9" w:sz="4"/>
-              <w:left w:val="single" w:color="D9D9D9" w:sz="4"/>
-              <w:bottom w:val="single" w:color="D9D9D9" w:sz="4"/>
-              <w:right w:val="single" w:color="D9D9D9" w:sz="4"/>
-            </w:tcBorders>
-            <w:shd w:fill="F7F7F7" w:color="auto" w:val="clear"/>
-            <w:tcMar>
-              <w:top w:type="dxa" w:w="70"/>
-              <w:left w:type="dxa" w:w="110"/>
-              <w:bottom w:type="dxa" w:w="70"/>
-              <w:right w:type="dxa" w:w="110"/>
-            </w:tcMar>
-            <w:vAlign w:val="top"/>
-          </w:tcPr>
-          <w:p>
-            <w:pPr>
-              <w:spacing w:after="40" w:line="252"/>
-            </w:pPr>
-            <w:r>
-              <w:rPr>
-                <w:sz w:val="19"/>
-                <w:szCs w:val="19"/>
-              </w:rPr>
-              <w:t xml:space="preserve">Adoptado; 69 de 72 hospitales en 2024. Ninguna cifra de 1 a 9 casos, ni reconstruible (I-11).</w:t>
-            </w:r>
-          </w:p>
-        </w:tc>
-        <w:tc>
-          <w:tcPr>
-            <w:tcW w:type="dxa" w:w="2246"/>
-            <w:tcBorders>
-              <w:top w:val="single" w:color="D9D9D9" w:sz="4"/>
-              <w:left w:val="single" w:color="D9D9D9" w:sz="4"/>
-              <w:bottom w:val="single" w:color="D9D9D9" w:sz="4"/>
-              <w:right w:val="single" w:color="D9D9D9" w:sz="4"/>
-            </w:tcBorders>
-            <w:shd w:fill="F7F7F7" w:color="auto" w:val="clear"/>
-            <w:tcMar>
-              <w:top w:type="dxa" w:w="70"/>
-              <w:left w:type="dxa" w:w="110"/>
-              <w:bottom w:type="dxa" w:w="70"/>
-              <w:right w:type="dxa" w:w="110"/>
-            </w:tcMar>
-            <w:vAlign w:val="top"/>
-          </w:tcPr>
-          <w:p>
-            <w:pPr>
-              <w:spacing w:after="40" w:line="252"/>
-            </w:pPr>
-            <w:r>
-              <w:rPr>
-                <w:sz w:val="19"/>
-                <w:szCs w:val="19"/>
-              </w:rPr>
-              <w:t xml:space="preserve">resumen_evaluacion_2024.json; INCIDENTES.md</w:t>
-            </w:r>
-          </w:p>
-        </w:tc>
-      </w:tr>
-      <w:tr>
-        <w:trPr>
-          <w:cantSplit/>
-        </w:trPr>
-        <w:tc>
-          <w:tcPr>
-            <w:tcW w:type="dxa" w:w="1123"/>
-            <w:tcBorders>
-              <w:top w:val="single" w:color="D9D9D9" w:sz="4"/>
-              <w:left w:val="single" w:color="D9D9D9" w:sz="4"/>
-              <w:bottom w:val="single" w:color="D9D9D9" w:sz="4"/>
-              <w:right w:val="single" w:color="D9D9D9" w:sz="4"/>
-            </w:tcBorders>
-            <w:shd w:fill="FFFFFF" w:color="auto" w:val="clear"/>
-            <w:tcMar>
-              <w:top w:type="dxa" w:w="70"/>
-              <w:left w:type="dxa" w:w="110"/>
-              <w:bottom w:type="dxa" w:w="70"/>
-              <w:right w:type="dxa" w:w="110"/>
-            </w:tcMar>
-            <w:vAlign w:val="top"/>
-          </w:tcPr>
-          <w:p>
-            <w:pPr>
-              <w:spacing w:after="40" w:line="252"/>
-            </w:pPr>
-            <w:r>
-              <w:rPr>
-                <w:sz w:val="19"/>
-                <w:szCs w:val="19"/>
-              </w:rPr>
-              <w:t xml:space="preserve">11.3</w:t>
-            </w:r>
-          </w:p>
-        </w:tc>
-        <w:tc>
-          <w:tcPr>
-            <w:tcW w:type="dxa" w:w="2621"/>
-            <w:tcBorders>
-              <w:top w:val="single" w:color="D9D9D9" w:sz="4"/>
-              <w:left w:val="single" w:color="D9D9D9" w:sz="4"/>
-              <w:bottom w:val="single" w:color="D9D9D9" w:sz="4"/>
-              <w:right w:val="single" w:color="D9D9D9" w:sz="4"/>
-            </w:tcBorders>
-            <w:shd w:fill="FFFFFF" w:color="auto" w:val="clear"/>
-            <w:tcMar>
-              <w:top w:type="dxa" w:w="70"/>
-              <w:left w:type="dxa" w:w="110"/>
-              <w:bottom w:type="dxa" w:w="70"/>
-              <w:right w:type="dxa" w:w="110"/>
-            </w:tcMar>
-            <w:vAlign w:val="top"/>
-          </w:tcPr>
-          <w:p>
-            <w:pPr>
-              <w:spacing w:after="40" w:line="252"/>
-            </w:pPr>
-            <w:r>
-              <w:rPr>
-                <w:sz w:val="19"/>
-                <w:szCs w:val="19"/>
-              </w:rPr>
-              <w:t xml:space="preserve">El modelo de exhaustividad se define en la Fase 3; según diagnóstico y edad.</w:t>
-            </w:r>
-          </w:p>
-        </w:tc>
-        <w:tc>
-          <w:tcPr>
-            <w:tcW w:type="dxa" w:w="3370"/>
-            <w:tcBorders>
-              <w:top w:val="single" w:color="D9D9D9" w:sz="4"/>
-              <w:left w:val="single" w:color="D9D9D9" w:sz="4"/>
-              <w:bottom w:val="single" w:color="D9D9D9" w:sz="4"/>
-              <w:right w:val="single" w:color="D9D9D9" w:sz="4"/>
-            </w:tcBorders>
-            <w:shd w:fill="FFFFFF" w:color="auto" w:val="clear"/>
-            <w:tcMar>
-              <w:top w:type="dxa" w:w="70"/>
-              <w:left w:type="dxa" w:w="110"/>
-              <w:bottom w:type="dxa" w:w="70"/>
-              <w:right w:type="dxa" w:w="110"/>
-            </w:tcMar>
-            <w:vAlign w:val="top"/>
-          </w:tcPr>
-          <w:p>
-            <w:pPr>
-              <w:spacing w:after="40" w:line="252"/>
-            </w:pPr>
-            <w:r>
-              <w:rPr>
-                <w:sz w:val="19"/>
-                <w:szCs w:val="19"/>
-              </w:rPr>
-              <w:t xml:space="preserve">Se construyó en la Fase 4, con diagnóstico, banda de edad y sexo. Índice global 2024: 1,038.</w:t>
-            </w:r>
-          </w:p>
-        </w:tc>
-        <w:tc>
-          <w:tcPr>
-            <w:tcW w:type="dxa" w:w="2246"/>
-            <w:tcBorders>
-              <w:top w:val="single" w:color="D9D9D9" w:sz="4"/>
-              <w:left w:val="single" w:color="D9D9D9" w:sz="4"/>
-              <w:bottom w:val="single" w:color="D9D9D9" w:sz="4"/>
-              <w:right w:val="single" w:color="D9D9D9" w:sz="4"/>
-            </w:tcBorders>
-            <w:shd w:fill="FFFFFF" w:color="auto" w:val="clear"/>
-            <w:tcMar>
-              <w:top w:type="dxa" w:w="70"/>
-              <w:left w:type="dxa" w:w="110"/>
-              <w:bottom w:type="dxa" w:w="70"/>
-              <w:right w:type="dxa" w:w="110"/>
-            </w:tcMar>
-            <w:vAlign w:val="top"/>
-          </w:tcPr>
-          <w:p>
-            <w:pPr>
-              <w:spacing w:after="40" w:line="252"/>
-            </w:pPr>
-            <w:r>
-              <w:rPr>
-                <w:sz w:val="19"/>
-                <w:szCs w:val="19"/>
-              </w:rPr>
-              <w:t xml:space="preserve">exhaustividad.py; reglas_fase4.toml</w:t>
-            </w:r>
-          </w:p>
-        </w:tc>
-      </w:tr>
-      <w:tr>
-        <w:trPr>
-          <w:cantSplit/>
-        </w:trPr>
-        <w:tc>
-          <w:tcPr>
-            <w:tcW w:type="dxa" w:w="1123"/>
-            <w:tcBorders>
-              <w:top w:val="single" w:color="D9D9D9" w:sz="4"/>
-              <w:left w:val="single" w:color="D9D9D9" w:sz="4"/>
-              <w:bottom w:val="single" w:color="D9D9D9" w:sz="4"/>
-              <w:right w:val="single" w:color="D9D9D9" w:sz="4"/>
-            </w:tcBorders>
-            <w:shd w:fill="F7F7F7" w:color="auto" w:val="clear"/>
-            <w:tcMar>
-              <w:top w:type="dxa" w:w="70"/>
-              <w:left w:type="dxa" w:w="110"/>
-              <w:bottom w:type="dxa" w:w="70"/>
-              <w:right w:type="dxa" w:w="110"/>
-            </w:tcMar>
-            <w:vAlign w:val="top"/>
-          </w:tcPr>
-          <w:p>
-            <w:pPr>
-              <w:spacing w:after="40" w:line="252"/>
-            </w:pPr>
-            <w:r>
-              <w:rPr>
-                <w:sz w:val="19"/>
-                <w:szCs w:val="19"/>
-              </w:rPr>
-              <w:t xml:space="preserve">12</w:t>
-            </w:r>
-          </w:p>
-        </w:tc>
-        <w:tc>
-          <w:tcPr>
-            <w:tcW w:type="dxa" w:w="2621"/>
-            <w:tcBorders>
-              <w:top w:val="single" w:color="D9D9D9" w:sz="4"/>
-              <w:left w:val="single" w:color="D9D9D9" w:sz="4"/>
-              <w:bottom w:val="single" w:color="D9D9D9" w:sz="4"/>
-              <w:right w:val="single" w:color="D9D9D9" w:sz="4"/>
-            </w:tcBorders>
-            <w:shd w:fill="F7F7F7" w:color="auto" w:val="clear"/>
-            <w:tcMar>
-              <w:top w:type="dxa" w:w="70"/>
-              <w:left w:type="dxa" w:w="110"/>
-              <w:bottom w:type="dxa" w:w="70"/>
-              <w:right w:type="dxa" w:w="110"/>
-            </w:tcMar>
-            <w:vAlign w:val="top"/>
-          </w:tcPr>
-          <w:p>
-            <w:pPr>
-              <w:spacing w:after="40" w:line="252"/>
-            </w:pPr>
-            <w:r>
-              <w:rPr>
-                <w:sz w:val="19"/>
-                <w:szCs w:val="19"/>
-              </w:rPr>
-              <w:t xml:space="preserve">Sin resultados.</w:t>
-            </w:r>
-          </w:p>
-        </w:tc>
-        <w:tc>
-          <w:tcPr>
-            <w:tcW w:type="dxa" w:w="3370"/>
-            <w:tcBorders>
-              <w:top w:val="single" w:color="D9D9D9" w:sz="4"/>
-              <w:left w:val="single" w:color="D9D9D9" w:sz="4"/>
-              <w:bottom w:val="single" w:color="D9D9D9" w:sz="4"/>
-              <w:right w:val="single" w:color="D9D9D9" w:sz="4"/>
-            </w:tcBorders>
-            <w:shd w:fill="F7F7F7" w:color="auto" w:val="clear"/>
-            <w:tcMar>
-              <w:top w:type="dxa" w:w="70"/>
-              <w:left w:type="dxa" w:w="110"/>
-              <w:bottom w:type="dxa" w:w="70"/>
-              <w:right w:type="dxa" w:w="110"/>
-            </w:tcMar>
-            <w:vAlign w:val="top"/>
-          </w:tcPr>
-          <w:p>
-            <w:pPr>
-              <w:spacing w:after="40" w:line="252"/>
-            </w:pPr>
-            <w:r>
-              <w:rPr>
-                <w:sz w:val="19"/>
-                <w:szCs w:val="19"/>
-              </w:rPr>
-              <w:t xml:space="preserve">Se agrega el resultado de cada criterio en 2024.</w:t>
-            </w:r>
-          </w:p>
-        </w:tc>
-        <w:tc>
-          <w:tcPr>
-            <w:tcW w:type="dxa" w:w="2246"/>
-            <w:tcBorders>
-              <w:top w:val="single" w:color="D9D9D9" w:sz="4"/>
-              <w:left w:val="single" w:color="D9D9D9" w:sz="4"/>
-              <w:bottom w:val="single" w:color="D9D9D9" w:sz="4"/>
-              <w:right w:val="single" w:color="D9D9D9" w:sz="4"/>
-            </w:tcBorders>
-            <w:shd w:fill="F7F7F7" w:color="auto" w:val="clear"/>
-            <w:tcMar>
-              <w:top w:type="dxa" w:w="70"/>
-              <w:left w:type="dxa" w:w="110"/>
-              <w:bottom w:type="dxa" w:w="70"/>
-              <w:right w:type="dxa" w:w="110"/>
-            </w:tcMar>
-            <w:vAlign w:val="top"/>
-          </w:tcPr>
-          <w:p>
-            <w:pPr>
-              <w:spacing w:after="40" w:line="252"/>
-            </w:pPr>
-            <w:r>
-              <w:rPr>
-                <w:sz w:val="19"/>
-                <w:szCs w:val="19"/>
-              </w:rPr>
-              <w:t xml:space="preserve">criterios_*.csv de la Fase 5</w:t>
-            </w:r>
-          </w:p>
-        </w:tc>
-      </w:tr>
-      <w:tr>
-        <w:trPr>
-          <w:cantSplit/>
-        </w:trPr>
-        <w:tc>
-          <w:tcPr>
-            <w:tcW w:type="dxa" w:w="1123"/>
-            <w:tcBorders>
-              <w:top w:val="single" w:color="D9D9D9" w:sz="4"/>
-              <w:left w:val="single" w:color="D9D9D9" w:sz="4"/>
-              <w:bottom w:val="single" w:color="D9D9D9" w:sz="4"/>
-              <w:right w:val="single" w:color="D9D9D9" w:sz="4"/>
-            </w:tcBorders>
-            <w:shd w:fill="FFFFFF" w:color="auto" w:val="clear"/>
-            <w:tcMar>
-              <w:top w:type="dxa" w:w="70"/>
-              <w:left w:type="dxa" w:w="110"/>
-              <w:bottom w:type="dxa" w:w="70"/>
-              <w:right w:type="dxa" w:w="110"/>
-            </w:tcMar>
-            <w:vAlign w:val="top"/>
-          </w:tcPr>
-          <w:p>
-            <w:pPr>
-              <w:spacing w:after="40" w:line="252"/>
-            </w:pPr>
-            <w:r>
-              <w:rPr>
-                <w:sz w:val="19"/>
-                <w:szCs w:val="19"/>
-              </w:rPr>
-              <w:t xml:space="preserve">13.1</w:t>
-            </w:r>
-          </w:p>
-        </w:tc>
-        <w:tc>
-          <w:tcPr>
-            <w:tcW w:type="dxa" w:w="2621"/>
-            <w:tcBorders>
-              <w:top w:val="single" w:color="D9D9D9" w:sz="4"/>
-              <w:left w:val="single" w:color="D9D9D9" w:sz="4"/>
-              <w:bottom w:val="single" w:color="D9D9D9" w:sz="4"/>
-              <w:right w:val="single" w:color="D9D9D9" w:sz="4"/>
-            </w:tcBorders>
-            <w:shd w:fill="FFFFFF" w:color="auto" w:val="clear"/>
-            <w:tcMar>
-              <w:top w:type="dxa" w:w="70"/>
-              <w:left w:type="dxa" w:w="110"/>
-              <w:bottom w:type="dxa" w:w="70"/>
-              <w:right w:type="dxa" w:w="110"/>
-            </w:tcMar>
-            <w:vAlign w:val="top"/>
-          </w:tcPr>
-          <w:p>
-            <w:pPr>
-              <w:spacing w:after="40" w:line="252"/>
-            </w:pPr>
-            <w:r>
-              <w:rPr>
-                <w:sz w:val="19"/>
-                <w:szCs w:val="19"/>
-              </w:rPr>
-              <w:t xml:space="preserve">Pendiente definir si se muestran nombres.</w:t>
-            </w:r>
-          </w:p>
-        </w:tc>
-        <w:tc>
-          <w:tcPr>
-            <w:tcW w:type="dxa" w:w="3370"/>
-            <w:tcBorders>
-              <w:top w:val="single" w:color="D9D9D9" w:sz="4"/>
-              <w:left w:val="single" w:color="D9D9D9" w:sz="4"/>
-              <w:bottom w:val="single" w:color="D9D9D9" w:sz="4"/>
-              <w:right w:val="single" w:color="D9D9D9" w:sz="4"/>
-            </w:tcBorders>
-            <w:shd w:fill="FFFFFF" w:color="auto" w:val="clear"/>
-            <w:tcMar>
-              <w:top w:type="dxa" w:w="70"/>
-              <w:left w:type="dxa" w:w="110"/>
-              <w:bottom w:type="dxa" w:w="70"/>
-              <w:right w:type="dxa" w:w="110"/>
-            </w:tcMar>
-            <w:vAlign w:val="top"/>
-          </w:tcPr>
-          <w:p>
-            <w:pPr>
-              <w:spacing w:after="40" w:line="252"/>
-            </w:pPr>
-            <w:r>
-              <w:rPr>
-                <w:sz w:val="19"/>
-                <w:szCs w:val="19"/>
-              </w:rPr>
-              <w:t xml:space="preserve">Solo códigos, sin ranking. Advertencia: los códigos DEIS no anonimizan.</w:t>
-            </w:r>
-          </w:p>
-        </w:tc>
-        <w:tc>
-          <w:tcPr>
-            <w:tcW w:type="dxa" w:w="2246"/>
-            <w:tcBorders>
-              <w:top w:val="single" w:color="D9D9D9" w:sz="4"/>
-              <w:left w:val="single" w:color="D9D9D9" w:sz="4"/>
-              <w:bottom w:val="single" w:color="D9D9D9" w:sz="4"/>
-              <w:right w:val="single" w:color="D9D9D9" w:sz="4"/>
-            </w:tcBorders>
-            <w:shd w:fill="FFFFFF" w:color="auto" w:val="clear"/>
-            <w:tcMar>
-              <w:top w:type="dxa" w:w="70"/>
-              <w:left w:type="dxa" w:w="110"/>
-              <w:bottom w:type="dxa" w:w="70"/>
-              <w:right w:type="dxa" w:w="110"/>
-            </w:tcMar>
-            <w:vAlign w:val="top"/>
-          </w:tcPr>
-          <w:p>
-            <w:pPr>
-              <w:spacing w:after="40" w:line="252"/>
-            </w:pPr>
-            <w:r>
-              <w:rPr>
-                <w:sz w:val="19"/>
-                <w:szCs w:val="19"/>
-              </w:rPr>
-              <w:t xml:space="preserve">Decisión 10</w:t>
-            </w:r>
-          </w:p>
-        </w:tc>
-      </w:tr>
-      <w:tr>
-        <w:trPr>
-          <w:cantSplit/>
-        </w:trPr>
-        <w:tc>
-          <w:tcPr>
-            <w:tcW w:type="dxa" w:w="1123"/>
-            <w:tcBorders>
-              <w:top w:val="single" w:color="D9D9D9" w:sz="4"/>
-              <w:left w:val="single" w:color="D9D9D9" w:sz="4"/>
-              <w:bottom w:val="single" w:color="D9D9D9" w:sz="4"/>
-              <w:right w:val="single" w:color="D9D9D9" w:sz="4"/>
-            </w:tcBorders>
-            <w:shd w:fill="F7F7F7" w:color="auto" w:val="clear"/>
-            <w:tcMar>
-              <w:top w:type="dxa" w:w="70"/>
-              <w:left w:type="dxa" w:w="110"/>
-              <w:bottom w:type="dxa" w:w="70"/>
-              <w:right w:type="dxa" w:w="110"/>
-            </w:tcMar>
-            <w:vAlign w:val="top"/>
-          </w:tcPr>
-          <w:p>
-            <w:pPr>
-              <w:spacing w:after="40" w:line="252"/>
-            </w:pPr>
-            <w:r>
-              <w:rPr>
-                <w:sz w:val="19"/>
-                <w:szCs w:val="19"/>
-              </w:rPr>
-              <w:t xml:space="preserve">14.2 y 14.3</w:t>
-            </w:r>
-          </w:p>
-        </w:tc>
-        <w:tc>
-          <w:tcPr>
-            <w:tcW w:type="dxa" w:w="2621"/>
-            <w:tcBorders>
-              <w:top w:val="single" w:color="D9D9D9" w:sz="4"/>
-              <w:left w:val="single" w:color="D9D9D9" w:sz="4"/>
-              <w:bottom w:val="single" w:color="D9D9D9" w:sz="4"/>
-              <w:right w:val="single" w:color="D9D9D9" w:sz="4"/>
-            </w:tcBorders>
-            <w:shd w:fill="F7F7F7" w:color="auto" w:val="clear"/>
-            <w:tcMar>
-              <w:top w:type="dxa" w:w="70"/>
-              <w:left w:type="dxa" w:w="110"/>
-              <w:bottom w:type="dxa" w:w="70"/>
-              <w:right w:type="dxa" w:w="110"/>
-            </w:tcMar>
-            <w:vAlign w:val="top"/>
-          </w:tcPr>
-          <w:p>
-            <w:pPr>
-              <w:spacing w:after="40" w:line="252"/>
-            </w:pPr>
-            <w:r>
-              <w:rPr>
-                <w:sz w:val="19"/>
-                <w:szCs w:val="19"/>
-              </w:rPr>
-              <w:t xml:space="preserve">Menos de 10 casos; «hay que confirmar cuál ley está vigente».</w:t>
-            </w:r>
-          </w:p>
-        </w:tc>
-        <w:tc>
-          <w:tcPr>
-            <w:tcW w:type="dxa" w:w="3370"/>
-            <w:tcBorders>
-              <w:top w:val="single" w:color="D9D9D9" w:sz="4"/>
-              <w:left w:val="single" w:color="D9D9D9" w:sz="4"/>
-              <w:bottom w:val="single" w:color="D9D9D9" w:sz="4"/>
-              <w:right w:val="single" w:color="D9D9D9" w:sz="4"/>
-            </w:tcBorders>
-            <w:shd w:fill="F7F7F7" w:color="auto" w:val="clear"/>
-            <w:tcMar>
-              <w:top w:type="dxa" w:w="70"/>
-              <w:left w:type="dxa" w:w="110"/>
-              <w:bottom w:type="dxa" w:w="70"/>
-              <w:right w:type="dxa" w:w="110"/>
-            </w:tcMar>
-            <w:vAlign w:val="top"/>
-          </w:tcPr>
-          <w:p>
-            <w:pPr>
-              <w:spacing w:after="40" w:line="252"/>
-            </w:pPr>
-            <w:r>
-              <w:rPr>
-                <w:sz w:val="19"/>
-                <w:szCs w:val="19"/>
-              </w:rPr>
-              <w:t xml:space="preserve">1 a 9 casos, ni reconstruibles. Rige la Ley 19.628; la 21.719 entra en vigencia el 1-12-2026, con un proyecto que la aplazaría a 2027.</w:t>
-            </w:r>
-          </w:p>
-        </w:tc>
-        <w:tc>
-          <w:tcPr>
-            <w:tcW w:type="dxa" w:w="2246"/>
-            <w:tcBorders>
-              <w:top w:val="single" w:color="D9D9D9" w:sz="4"/>
-              <w:left w:val="single" w:color="D9D9D9" w:sz="4"/>
-              <w:bottom w:val="single" w:color="D9D9D9" w:sz="4"/>
-              <w:right w:val="single" w:color="D9D9D9" w:sz="4"/>
-            </w:tcBorders>
-            <w:shd w:fill="F7F7F7" w:color="auto" w:val="clear"/>
-            <w:tcMar>
-              <w:top w:type="dxa" w:w="70"/>
-              <w:left w:type="dxa" w:w="110"/>
-              <w:bottom w:type="dxa" w:w="70"/>
-              <w:right w:type="dxa" w:w="110"/>
-            </w:tcMar>
-            <w:vAlign w:val="top"/>
-          </w:tcPr>
-          <w:p>
-            <w:pPr>
-              <w:spacing w:after="40" w:line="252"/>
-            </w:pPr>
-            <w:r>
-              <w:rPr>
-                <w:sz w:val="19"/>
-                <w:szCs w:val="19"/>
-              </w:rPr>
-              <w:t xml:space="preserve">Fichas de tramitación al 25-10-2026</w:t>
-            </w:r>
-          </w:p>
-        </w:tc>
-      </w:tr>
-      <w:tr>
-        <w:trPr>
-          <w:cantSplit/>
-        </w:trPr>
-        <w:tc>
-          <w:tcPr>
-            <w:tcW w:type="dxa" w:w="1123"/>
-            <w:tcBorders>
-              <w:top w:val="single" w:color="D9D9D9" w:sz="4"/>
-              <w:left w:val="single" w:color="D9D9D9" w:sz="4"/>
-              <w:bottom w:val="single" w:color="D9D9D9" w:sz="4"/>
-              <w:right w:val="single" w:color="D9D9D9" w:sz="4"/>
-            </w:tcBorders>
-            <w:shd w:fill="FFFFFF" w:color="auto" w:val="clear"/>
-            <w:tcMar>
-              <w:top w:type="dxa" w:w="70"/>
-              <w:left w:type="dxa" w:w="110"/>
-              <w:bottom w:type="dxa" w:w="70"/>
-              <w:right w:type="dxa" w:w="110"/>
-            </w:tcMar>
-            <w:vAlign w:val="top"/>
-          </w:tcPr>
-          <w:p>
-            <w:pPr>
-              <w:spacing w:after="40" w:line="252"/>
-            </w:pPr>
-            <w:r>
-              <w:rPr>
-                <w:sz w:val="19"/>
-                <w:szCs w:val="19"/>
-              </w:rPr>
-              <w:t xml:space="preserve">15</w:t>
-            </w:r>
-          </w:p>
-        </w:tc>
-        <w:tc>
-          <w:tcPr>
-            <w:tcW w:type="dxa" w:w="2621"/>
-            <w:tcBorders>
-              <w:top w:val="single" w:color="D9D9D9" w:sz="4"/>
-              <w:left w:val="single" w:color="D9D9D9" w:sz="4"/>
-              <w:bottom w:val="single" w:color="D9D9D9" w:sz="4"/>
-              <w:right w:val="single" w:color="D9D9D9" w:sz="4"/>
-            </w:tcBorders>
-            <w:shd w:fill="FFFFFF" w:color="auto" w:val="clear"/>
-            <w:tcMar>
-              <w:top w:type="dxa" w:w="70"/>
-              <w:left w:type="dxa" w:w="110"/>
-              <w:bottom w:type="dxa" w:w="70"/>
-              <w:right w:type="dxa" w:w="110"/>
-            </w:tcMar>
-            <w:vAlign w:val="top"/>
-          </w:tcPr>
-          <w:p>
-            <w:pPr>
-              <w:spacing w:after="40" w:line="252"/>
-            </w:pPr>
-            <w:r>
-              <w:rPr>
-                <w:sz w:val="19"/>
-                <w:szCs w:val="19"/>
-              </w:rPr>
-              <w:t xml:space="preserve">requirements.txt.</w:t>
-            </w:r>
-          </w:p>
-        </w:tc>
-        <w:tc>
-          <w:tcPr>
-            <w:tcW w:type="dxa" w:w="3370"/>
-            <w:tcBorders>
-              <w:top w:val="single" w:color="D9D9D9" w:sz="4"/>
-              <w:left w:val="single" w:color="D9D9D9" w:sz="4"/>
-              <w:bottom w:val="single" w:color="D9D9D9" w:sz="4"/>
-              <w:right w:val="single" w:color="D9D9D9" w:sz="4"/>
-            </w:tcBorders>
-            <w:shd w:fill="FFFFFF" w:color="auto" w:val="clear"/>
-            <w:tcMar>
-              <w:top w:type="dxa" w:w="70"/>
-              <w:left w:type="dxa" w:w="110"/>
-              <w:bottom w:type="dxa" w:w="70"/>
-              <w:right w:type="dxa" w:w="110"/>
-            </w:tcMar>
-            <w:vAlign w:val="top"/>
-          </w:tcPr>
-          <w:p>
-            <w:pPr>
-              <w:spacing w:after="40" w:line="252"/>
-            </w:pPr>
-            <w:r>
-              <w:rPr>
-                <w:sz w:val="19"/>
-                <w:szCs w:val="19"/>
-              </w:rPr>
-              <w:t xml:space="preserve">requirements-lock.txt y Dockerfile; Optuna; lotes de 200.000 filas y 2 hilos.</w:t>
-            </w:r>
-          </w:p>
-        </w:tc>
-        <w:tc>
-          <w:tcPr>
-            <w:tcW w:type="dxa" w:w="2246"/>
-            <w:tcBorders>
-              <w:top w:val="single" w:color="D9D9D9" w:sz="4"/>
-              <w:left w:val="single" w:color="D9D9D9" w:sz="4"/>
-              <w:bottom w:val="single" w:color="D9D9D9" w:sz="4"/>
-              <w:right w:val="single" w:color="D9D9D9" w:sz="4"/>
-            </w:tcBorders>
-            <w:shd w:fill="FFFFFF" w:color="auto" w:val="clear"/>
-            <w:tcMar>
-              <w:top w:type="dxa" w:w="70"/>
-              <w:left w:type="dxa" w:w="110"/>
-              <w:bottom w:type="dxa" w:w="70"/>
-              <w:right w:type="dxa" w:w="110"/>
-            </w:tcMar>
-            <w:vAlign w:val="top"/>
-          </w:tcPr>
-          <w:p>
-            <w:pPr>
-              <w:spacing w:after="40" w:line="252"/>
-            </w:pPr>
-            <w:r>
-              <w:rPr>
-                <w:sz w:val="19"/>
-                <w:szCs w:val="19"/>
-              </w:rPr>
-              <w:t xml:space="preserve">Raíz del repositorio; reglas de las Fases 3 y 4</w:t>
-            </w:r>
-          </w:p>
-        </w:tc>
-      </w:tr>
-      <w:tr>
-        <w:trPr>
-          <w:cantSplit/>
-        </w:trPr>
-        <w:tc>
-          <w:tcPr>
-            <w:tcW w:type="dxa" w:w="1123"/>
-            <w:tcBorders>
-              <w:top w:val="single" w:color="D9D9D9" w:sz="4"/>
-              <w:left w:val="single" w:color="D9D9D9" w:sz="4"/>
-              <w:bottom w:val="single" w:color="D9D9D9" w:sz="4"/>
-              <w:right w:val="single" w:color="D9D9D9" w:sz="4"/>
-            </w:tcBorders>
-            <w:shd w:fill="F7F7F7" w:color="auto" w:val="clear"/>
-            <w:tcMar>
-              <w:top w:type="dxa" w:w="70"/>
-              <w:left w:type="dxa" w:w="110"/>
-              <w:bottom w:type="dxa" w:w="70"/>
-              <w:right w:type="dxa" w:w="110"/>
-            </w:tcMar>
-            <w:vAlign w:val="top"/>
-          </w:tcPr>
-          <w:p>
-            <w:pPr>
-              <w:spacing w:after="40" w:line="252"/>
-            </w:pPr>
-            <w:r>
-              <w:rPr>
-                <w:sz w:val="19"/>
-                <w:szCs w:val="19"/>
-              </w:rPr>
-              <w:t xml:space="preserve">16</w:t>
-            </w:r>
-          </w:p>
-        </w:tc>
-        <w:tc>
-          <w:tcPr>
-            <w:tcW w:type="dxa" w:w="2621"/>
-            <w:tcBorders>
-              <w:top w:val="single" w:color="D9D9D9" w:sz="4"/>
-              <w:left w:val="single" w:color="D9D9D9" w:sz="4"/>
-              <w:bottom w:val="single" w:color="D9D9D9" w:sz="4"/>
-              <w:right w:val="single" w:color="D9D9D9" w:sz="4"/>
-            </w:tcBorders>
-            <w:shd w:fill="F7F7F7" w:color="auto" w:val="clear"/>
-            <w:tcMar>
-              <w:top w:type="dxa" w:w="70"/>
-              <w:left w:type="dxa" w:w="110"/>
-              <w:bottom w:type="dxa" w:w="70"/>
-              <w:right w:type="dxa" w:w="110"/>
-            </w:tcMar>
-            <w:vAlign w:val="top"/>
-          </w:tcPr>
-          <w:p>
-            <w:pPr>
-              <w:spacing w:after="40" w:line="252"/>
-            </w:pPr>
-            <w:r>
-              <w:rPr>
-                <w:sz w:val="19"/>
-                <w:szCs w:val="19"/>
-              </w:rPr>
-              <w:t xml:space="preserve">Cinco limitaciones.</w:t>
-            </w:r>
-          </w:p>
-        </w:tc>
-        <w:tc>
-          <w:tcPr>
-            <w:tcW w:type="dxa" w:w="3370"/>
-            <w:tcBorders>
-              <w:top w:val="single" w:color="D9D9D9" w:sz="4"/>
-              <w:left w:val="single" w:color="D9D9D9" w:sz="4"/>
-              <w:bottom w:val="single" w:color="D9D9D9" w:sz="4"/>
-              <w:right w:val="single" w:color="D9D9D9" w:sz="4"/>
-            </w:tcBorders>
-            <w:shd w:fill="F7F7F7" w:color="auto" w:val="clear"/>
-            <w:tcMar>
-              <w:top w:type="dxa" w:w="70"/>
-              <w:left w:type="dxa" w:w="110"/>
-              <w:bottom w:type="dxa" w:w="70"/>
-              <w:right w:type="dxa" w:w="110"/>
-            </w:tcMar>
-            <w:vAlign w:val="top"/>
-          </w:tcPr>
-          <w:p>
-            <w:pPr>
-              <w:spacing w:after="40" w:line="252"/>
-            </w:pPr>
-            <w:r>
-              <w:rPr>
-                <w:sz w:val="19"/>
-                <w:szCs w:val="19"/>
-              </w:rPr>
-              <w:t xml:space="preserve">Se agregan las que mostraron las Fases 3 a 5 y las enmiendas.</w:t>
-            </w:r>
-          </w:p>
-        </w:tc>
-        <w:tc>
-          <w:tcPr>
-            <w:tcW w:type="dxa" w:w="2246"/>
-            <w:tcBorders>
-              <w:top w:val="single" w:color="D9D9D9" w:sz="4"/>
-              <w:left w:val="single" w:color="D9D9D9" w:sz="4"/>
-              <w:bottom w:val="single" w:color="D9D9D9" w:sz="4"/>
-              <w:right w:val="single" w:color="D9D9D9" w:sz="4"/>
-            </w:tcBorders>
-            <w:shd w:fill="F7F7F7" w:color="auto" w:val="clear"/>
-            <w:tcMar>
-              <w:top w:type="dxa" w:w="70"/>
-              <w:left w:type="dxa" w:w="110"/>
-              <w:bottom w:type="dxa" w:w="70"/>
-              <w:right w:type="dxa" w:w="110"/>
-            </w:tcMar>
-            <w:vAlign w:val="top"/>
-          </w:tcPr>
-          <w:p>
-            <w:pPr>
-              <w:spacing w:after="40" w:line="252"/>
-            </w:pPr>
-            <w:r>
-              <w:rPr>
-                <w:sz w:val="19"/>
-                <w:szCs w:val="19"/>
-              </w:rPr>
-              <w:t xml:space="preserve">Enmiendas 01 y 02</w:t>
-            </w:r>
-          </w:p>
-        </w:tc>
-      </w:tr>
-      <w:tr>
-        <w:trPr>
-          <w:cantSplit/>
-        </w:trPr>
-        <w:tc>
-          <w:tcPr>
-            <w:tcW w:type="dxa" w:w="1123"/>
-            <w:tcBorders>
-              <w:top w:val="single" w:color="D9D9D9" w:sz="4"/>
-              <w:left w:val="single" w:color="D9D9D9" w:sz="4"/>
-              <w:bottom w:val="single" w:color="D9D9D9" w:sz="4"/>
-              <w:right w:val="single" w:color="D9D9D9" w:sz="4"/>
-            </w:tcBorders>
-            <w:shd w:fill="FFFFFF" w:color="auto" w:val="clear"/>
-            <w:tcMar>
-              <w:top w:type="dxa" w:w="70"/>
-              <w:left w:type="dxa" w:w="110"/>
-              <w:bottom w:type="dxa" w:w="70"/>
-              <w:right w:type="dxa" w:w="110"/>
-            </w:tcMar>
-            <w:vAlign w:val="top"/>
-          </w:tcPr>
-          <w:p>
-            <w:pPr>
-              <w:spacing w:after="40" w:line="252"/>
-            </w:pPr>
-            <w:r>
-              <w:rPr>
-                <w:sz w:val="19"/>
-                <w:szCs w:val="19"/>
-              </w:rPr>
-              <w:t xml:space="preserve">17</w:t>
-            </w:r>
-          </w:p>
-        </w:tc>
-        <w:tc>
-          <w:tcPr>
-            <w:tcW w:type="dxa" w:w="2621"/>
-            <w:tcBorders>
-              <w:top w:val="single" w:color="D9D9D9" w:sz="4"/>
-              <w:left w:val="single" w:color="D9D9D9" w:sz="4"/>
-              <w:bottom w:val="single" w:color="D9D9D9" w:sz="4"/>
-              <w:right w:val="single" w:color="D9D9D9" w:sz="4"/>
-            </w:tcBorders>
-            <w:shd w:fill="FFFFFF" w:color="auto" w:val="clear"/>
-            <w:tcMar>
-              <w:top w:type="dxa" w:w="70"/>
-              <w:left w:type="dxa" w:w="110"/>
-              <w:bottom w:type="dxa" w:w="70"/>
-              <w:right w:type="dxa" w:w="110"/>
-            </w:tcMar>
-            <w:vAlign w:val="top"/>
-          </w:tcPr>
-          <w:p>
-            <w:pPr>
-              <w:spacing w:after="40" w:line="252"/>
-            </w:pPr>
-            <w:r>
-              <w:rPr>
-                <w:sz w:val="19"/>
-                <w:szCs w:val="19"/>
-              </w:rPr>
-              <w:t xml:space="preserve">Decisiones pendientes, con la resolución vacía; 11 de 17.</w:t>
-            </w:r>
-          </w:p>
-        </w:tc>
-        <w:tc>
-          <w:tcPr>
-            <w:tcW w:type="dxa" w:w="3370"/>
-            <w:tcBorders>
-              <w:top w:val="single" w:color="D9D9D9" w:sz="4"/>
-              <w:left w:val="single" w:color="D9D9D9" w:sz="4"/>
-              <w:bottom w:val="single" w:color="D9D9D9" w:sz="4"/>
-              <w:right w:val="single" w:color="D9D9D9" w:sz="4"/>
-            </w:tcBorders>
-            <w:shd w:fill="FFFFFF" w:color="auto" w:val="clear"/>
-            <w:tcMar>
-              <w:top w:type="dxa" w:w="70"/>
-              <w:left w:type="dxa" w:w="110"/>
-              <w:bottom w:type="dxa" w:w="70"/>
-              <w:right w:type="dxa" w:w="110"/>
-            </w:tcMar>
-            <w:vAlign w:val="top"/>
-          </w:tcPr>
-          <w:p>
-            <w:pPr>
-              <w:spacing w:after="40" w:line="252"/>
-            </w:pPr>
-            <w:r>
-              <w:rPr>
-                <w:sz w:val="19"/>
-                <w:szCs w:val="19"/>
-              </w:rPr>
-              <w:t xml:space="preserve">Las 17, con su resolución y si cambiaron antes o después de abrir 2024.</w:t>
-            </w:r>
-          </w:p>
-        </w:tc>
-        <w:tc>
-          <w:tcPr>
-            <w:tcW w:type="dxa" w:w="2246"/>
-            <w:tcBorders>
-              <w:top w:val="single" w:color="D9D9D9" w:sz="4"/>
-              <w:left w:val="single" w:color="D9D9D9" w:sz="4"/>
-              <w:bottom w:val="single" w:color="D9D9D9" w:sz="4"/>
-              <w:right w:val="single" w:color="D9D9D9" w:sz="4"/>
-            </w:tcBorders>
-            <w:shd w:fill="FFFFFF" w:color="auto" w:val="clear"/>
-            <w:tcMar>
-              <w:top w:type="dxa" w:w="70"/>
-              <w:left w:type="dxa" w:w="110"/>
-              <w:bottom w:type="dxa" w:w="70"/>
-              <w:right w:type="dxa" w:w="110"/>
-            </w:tcMar>
-            <w:vAlign w:val="top"/>
-          </w:tcPr>
-          <w:p>
-            <w:pPr>
-              <w:spacing w:after="40" w:line="252"/>
-            </w:pPr>
-            <w:r>
-              <w:rPr>
-                <w:sz w:val="19"/>
-                <w:szCs w:val="19"/>
-              </w:rPr>
-              <w:t xml:space="preserve">VERSIONES_Y_DESVIACIONES.md</w:t>
-            </w:r>
-          </w:p>
-        </w:tc>
-      </w:tr>
-    </w:tbl>
-    <w:p>
-      <w:pPr>
-        <w:spacing w:after="80"/>
-      </w:pPr>
-    </w:p>
-    <w:p>
-      <w:pPr>
-        <w:pStyle w:val="Heading2"/>
-      </w:pPr>
-      <w:r>
-        <w:t xml:space="preserve">A.2 Errores de forma corregidos</w:t>
-      </w:r>
-    </w:p>
-    <w:p>
-      <w:pPr>
-        <w:pStyle w:val="ListParagraph"/>
-        <w:numPr>
-          <w:ilvl w:val="0"/>
-          <w:numId w:val="2"/>
-        </w:numPr>
-        <w:spacing w:after="80" w:line="264"/>
-      </w:pPr>
-      <w:r>
-        <w:t xml:space="preserve">La sección «Decisiones pendientes» estaba numerada como 7; ahora es la 17. El glosario pasa a ser la 18 y las referencias la 19 (antes 22).</w:t>
-      </w:r>
-    </w:p>
-    <w:p>
-      <w:pPr>
-        <w:pStyle w:val="ListParagraph"/>
-        <w:numPr>
-          <w:ilvl w:val="0"/>
-          <w:numId w:val="2"/>
-        </w:numPr>
-        <w:spacing w:after="80" w:line="264"/>
-      </w:pPr>
-      <w:r>
-        <w:t xml:space="preserve">La sección 11 no tenía el punto en su título («11 Definición O/E»).</w:t>
-      </w:r>
-    </w:p>
-    <w:p>
-      <w:pPr>
-        <w:pStyle w:val="ListParagraph"/>
-        <w:numPr>
-          <w:ilvl w:val="0"/>
-          <w:numId w:val="2"/>
-        </w:numPr>
-        <w:spacing w:after="80" w:line="264"/>
-      </w:pPr>
-      <w:r>
-        <w:t xml:space="preserve">Referencias cruzadas a secciones que no existían: «sección 19» (cronograma) y «sección 20» (decisiones). Se eliminaron o se apuntan a la sección 17.</w:t>
-      </w:r>
-    </w:p>
-    <w:p>
-      <w:pPr>
-        <w:pStyle w:val="ListParagraph"/>
-        <w:numPr>
-          <w:ilvl w:val="0"/>
-          <w:numId w:val="2"/>
-        </w:numPr>
-        <w:spacing w:after="80" w:line="264"/>
-      </w:pPr>
-      <w:r>
-        <w:t xml:space="preserve">La cascada mandaba al volumen mínimo a la «sección 11.3» y la sección 14.2 también; es la 11.2.</w:t>
-      </w:r>
-    </w:p>
-    <w:p>
-      <w:pPr>
-        <w:pStyle w:val="ListParagraph"/>
-        <w:numPr>
-          <w:ilvl w:val="0"/>
-          <w:numId w:val="2"/>
-        </w:numPr>
-        <w:spacing w:after="80" w:line="264"/>
-      </w:pPr>
-      <w:r>
-        <w:t xml:space="preserve">Se agregó la referencia de DerSimonian y Laird (1986), citada en la sección 11.1.</w:t>
-      </w:r>
-    </w:p>
-    <w:p>
-      <w:r>
-        <w:br w:type="page"/>
-      </w:r>
-    </w:p>
-    <w:p>
-      <w:pPr>
-        <w:pStyle w:val="Heading1"/>
-      </w:pPr>
-      <w:r>
-        <w:t xml:space="preserve">Anexo B. Revisión técnica del profesor guía (24-10-2026)</w:t>
-      </w:r>
-    </w:p>
-    <w:p>
-      <w:pPr>
-        <w:spacing w:after="120" w:line="276"/>
-      </w:pPr>
-      <w:r>
-        <w:t xml:space="preserve">El profesor guía revisó la versión 2 de este informe. Este anexo dice qué se hizo con cada observación. Hay cuatro respuestas posibles:</w:t>
-      </w:r>
-    </w:p>
-    <w:p>
-      <w:pPr>
-        <w:pStyle w:val="ListParagraph"/>
-        <w:numPr>
-          <w:ilvl w:val="0"/>
-          <w:numId w:val="2"/>
-        </w:numPr>
-        <w:spacing w:after="80" w:line="264"/>
-      </w:pPr>
-      <w:r>
-        <w:rPr>
-          <w:b/>
-          <w:bCs/>
-        </w:rPr>
-        <w:t xml:space="preserve">Corregido:</w:t>
-      </w:r>
-      <w:r>
-        <w:t xml:space="preserve"> el cambio está en esta versión.</w:t>
-      </w:r>
-    </w:p>
-    <w:p>
-      <w:pPr>
-        <w:pStyle w:val="ListParagraph"/>
-        <w:numPr>
-          <w:ilvl w:val="0"/>
-          <w:numId w:val="2"/>
-        </w:numPr>
-        <w:spacing w:after="80" w:line="264"/>
-      </w:pPr>
-      <w:r>
-        <w:rPr>
-          <w:b/>
-          <w:bCs/>
-        </w:rPr>
-        <w:t xml:space="preserve">Resuelto por la Fase 2:</w:t>
-      </w:r>
-      <w:r>
-        <w:t xml:space="preserve"> la observación pide una medición o una decisión que la Fase 2 ya hizo con la base completa. No se corrige aquí: se responde, con la evidencia, en el informe de la Fase 2 (sección 9).</w:t>
-      </w:r>
-    </w:p>
-    <w:p>
-      <w:pPr>
-        <w:pStyle w:val="ListParagraph"/>
-        <w:numPr>
-          <w:ilvl w:val="0"/>
-          <w:numId w:val="2"/>
-        </w:numPr>
-        <w:spacing w:after="80" w:line="264"/>
-      </w:pPr>
-      <w:r>
-        <w:rPr>
-          <w:b/>
-          <w:bCs/>
-        </w:rPr>
-        <w:t xml:space="preserve">Corregido de otra forma:</w:t>
-      </w:r>
-      <w:r>
-        <w:t xml:space="preserve"> se arregla el problema que señala el profesor, pero con una solución distinta, que se explica.</w:t>
-      </w:r>
-    </w:p>
-    <w:p>
-      <w:pPr>
-        <w:pStyle w:val="ListParagraph"/>
-        <w:numPr>
-          <w:ilvl w:val="0"/>
-          <w:numId w:val="2"/>
-        </w:numPr>
-        <w:spacing w:after="80" w:line="264"/>
-      </w:pPr>
-      <w:r>
-        <w:rPr>
-          <w:b/>
-          <w:bCs/>
-        </w:rPr>
-        <w:t xml:space="preserve">Pendiente del autor:</w:t>
-      </w:r>
-      <w:r>
-        <w:t xml:space="preserve"> depende de una acción o una decisión fuera de los datos.</w:t>
-      </w:r>
-    </w:p>
-    <w:p>
-      <w:pPr>
-        <w:pStyle w:val="Heading2"/>
-      </w:pPr>
-      <w:r>
-        <w:t xml:space="preserve">B.1 Observaciones de fondo (O1 a O13)</w:t>
-      </w:r>
-    </w:p>
-    <w:tbl>
-      <w:tblPr>
-        <w:tblW w:type="dxa" w:w="9360"/>
-        <w:tblBorders>
-          <w:top w:val="single" w:color="auto" w:sz="4"/>
-          <w:left w:val="single" w:color="auto" w:sz="4"/>
-          <w:bottom w:val="single" w:color="auto" w:sz="4"/>
-          <w:right w:val="single" w:color="auto" w:sz="4"/>
-          <w:insideH w:val="single" w:color="auto" w:sz="4"/>
-          <w:insideV w:val="single" w:color="auto" w:sz="4"/>
-        </w:tblBorders>
-        <w:tblLayout w:type="fixed"/>
-      </w:tblPr>
-      <w:tblGrid>
-        <w:gridCol w:w="655"/>
-        <w:gridCol w:w="2527"/>
-        <w:gridCol w:w="4306"/>
-        <w:gridCol w:w="1872"/>
-      </w:tblGrid>
-      <w:tr>
-        <w:trPr>
-          <w:tblHeader/>
-        </w:trPr>
-        <w:tc>
-          <w:tcPr>
-            <w:tcW w:type="dxa" w:w="655"/>
-            <w:tcBorders>
-              <w:top w:val="single" w:color="D9D9D9" w:sz="4"/>
-              <w:left w:val="single" w:color="D9D9D9" w:sz="4"/>
-              <w:bottom w:val="single" w:color="D9D9D9" w:sz="4"/>
-              <w:right w:val="single" w:color="D9D9D9" w:sz="4"/>
-            </w:tcBorders>
-            <w:shd w:fill="1F3864" w:color="auto" w:val="clear"/>
-            <w:tcMar>
-              <w:top w:type="dxa" w:w="70"/>
-              <w:left w:type="dxa" w:w="110"/>
-              <w:bottom w:type="dxa" w:w="70"/>
-              <w:right w:type="dxa" w:w="110"/>
-            </w:tcMar>
-            <w:vAlign w:val="top"/>
-          </w:tcPr>
-          <w:p>
-            <w:pPr>
-              <w:spacing w:after="40" w:line="252"/>
-            </w:pPr>
-            <w:r>
-              <w:rPr>
-                <w:b/>
-                <w:bCs/>
-                <w:color w:val="FFFFFF"/>
-                <w:sz w:val="19"/>
-                <w:szCs w:val="19"/>
-              </w:rPr>
-              <w:t xml:space="preserve">Obs.</w:t>
-            </w:r>
-          </w:p>
-        </w:tc>
-        <w:tc>
-          <w:tcPr>
-            <w:tcW w:type="dxa" w:w="2527"/>
-            <w:tcBorders>
-              <w:top w:val="single" w:color="D9D9D9" w:sz="4"/>
-              <w:left w:val="single" w:color="D9D9D9" w:sz="4"/>
-              <w:bottom w:val="single" w:color="D9D9D9" w:sz="4"/>
-              <w:right w:val="single" w:color="D9D9D9" w:sz="4"/>
-            </w:tcBorders>
-            <w:shd w:fill="1F3864" w:color="auto" w:val="clear"/>
-            <w:tcMar>
-              <w:top w:type="dxa" w:w="70"/>
-              <w:left w:type="dxa" w:w="110"/>
-              <w:bottom w:type="dxa" w:w="70"/>
-              <w:right w:type="dxa" w:w="110"/>
-            </w:tcMar>
-            <w:vAlign w:val="top"/>
-          </w:tcPr>
-          <w:p>
-            <w:pPr>
-              <w:spacing w:after="40" w:line="252"/>
-            </w:pPr>
-            <w:r>
-              <w:rPr>
-                <w:b/>
-                <w:bCs/>
-                <w:color w:val="FFFFFF"/>
-                <w:sz w:val="19"/>
-                <w:szCs w:val="19"/>
-              </w:rPr>
-              <w:t xml:space="preserve">Qué pide el profesor</w:t>
-            </w:r>
-          </w:p>
-        </w:tc>
-        <w:tc>
-          <w:tcPr>
-            <w:tcW w:type="dxa" w:w="4306"/>
-            <w:tcBorders>
-              <w:top w:val="single" w:color="D9D9D9" w:sz="4"/>
-              <w:left w:val="single" w:color="D9D9D9" w:sz="4"/>
-              <w:bottom w:val="single" w:color="D9D9D9" w:sz="4"/>
-              <w:right w:val="single" w:color="D9D9D9" w:sz="4"/>
-            </w:tcBorders>
-            <w:shd w:fill="1F3864" w:color="auto" w:val="clear"/>
-            <w:tcMar>
-              <w:top w:type="dxa" w:w="70"/>
-              <w:left w:type="dxa" w:w="110"/>
-              <w:bottom w:type="dxa" w:w="70"/>
-              <w:right w:type="dxa" w:w="110"/>
-            </w:tcMar>
-            <w:vAlign w:val="top"/>
-          </w:tcPr>
-          <w:p>
-            <w:pPr>
-              <w:spacing w:after="40" w:line="252"/>
-            </w:pPr>
-            <w:r>
-              <w:rPr>
-                <w:b/>
-                <w:bCs/>
-                <w:color w:val="FFFFFF"/>
-                <w:sz w:val="19"/>
-                <w:szCs w:val="19"/>
-              </w:rPr>
-              <w:t xml:space="preserve">Qué se hizo</w:t>
-            </w:r>
-          </w:p>
-        </w:tc>
-        <w:tc>
-          <w:tcPr>
-            <w:tcW w:type="dxa" w:w="1872"/>
-            <w:tcBorders>
-              <w:top w:val="single" w:color="D9D9D9" w:sz="4"/>
-              <w:left w:val="single" w:color="D9D9D9" w:sz="4"/>
-              <w:bottom w:val="single" w:color="D9D9D9" w:sz="4"/>
-              <w:right w:val="single" w:color="D9D9D9" w:sz="4"/>
-            </w:tcBorders>
-            <w:shd w:fill="1F3864" w:color="auto" w:val="clear"/>
-            <w:tcMar>
-              <w:top w:type="dxa" w:w="70"/>
-              <w:left w:type="dxa" w:w="110"/>
-              <w:bottom w:type="dxa" w:w="70"/>
-              <w:right w:type="dxa" w:w="110"/>
-            </w:tcMar>
-            <w:vAlign w:val="top"/>
-          </w:tcPr>
-          <w:p>
-            <w:pPr>
-              <w:spacing w:after="40" w:line="252"/>
-            </w:pPr>
-            <w:r>
-              <w:rPr>
-                <w:b/>
-                <w:bCs/>
-                <w:color w:val="FFFFFF"/>
-                <w:sz w:val="19"/>
-                <w:szCs w:val="19"/>
-              </w:rPr>
-              <w:t xml:space="preserve">Respuesta</w:t>
-            </w:r>
-          </w:p>
-        </w:tc>
-      </w:tr>
-      <w:tr>
-        <w:trPr>
-          <w:cantSplit/>
-        </w:trPr>
-        <w:tc>
-          <w:tcPr>
-            <w:tcW w:type="dxa" w:w="655"/>
-            <w:tcBorders>
-              <w:top w:val="single" w:color="D9D9D9" w:sz="4"/>
-              <w:left w:val="single" w:color="D9D9D9" w:sz="4"/>
-              <w:bottom w:val="single" w:color="D9D9D9" w:sz="4"/>
-              <w:right w:val="single" w:color="D9D9D9" w:sz="4"/>
-            </w:tcBorders>
-            <w:shd w:fill="F7F7F7" w:color="auto" w:val="clear"/>
-            <w:tcMar>
-              <w:top w:type="dxa" w:w="70"/>
-              <w:left w:type="dxa" w:w="110"/>
-              <w:bottom w:type="dxa" w:w="70"/>
-              <w:right w:type="dxa" w:w="110"/>
-            </w:tcMar>
-            <w:vAlign w:val="top"/>
-          </w:tcPr>
-          <w:p>
-            <w:pPr>
-              <w:spacing w:after="40" w:line="252"/>
-            </w:pPr>
-            <w:r>
-              <w:rPr>
-                <w:b/>
-                <w:bCs/>
-                <w:sz w:val="19"/>
-                <w:szCs w:val="19"/>
-              </w:rPr>
-              <w:t xml:space="preserve">O1</w:t>
-            </w:r>
-          </w:p>
-        </w:tc>
-        <w:tc>
-          <w:tcPr>
-            <w:tcW w:type="dxa" w:w="2527"/>
-            <w:tcBorders>
-              <w:top w:val="single" w:color="D9D9D9" w:sz="4"/>
-              <w:left w:val="single" w:color="D9D9D9" w:sz="4"/>
-              <w:bottom w:val="single" w:color="D9D9D9" w:sz="4"/>
-              <w:right w:val="single" w:color="D9D9D9" w:sz="4"/>
-            </w:tcBorders>
-            <w:shd w:fill="F7F7F7" w:color="auto" w:val="clear"/>
-            <w:tcMar>
-              <w:top w:type="dxa" w:w="70"/>
-              <w:left w:type="dxa" w:w="110"/>
-              <w:bottom w:type="dxa" w:w="70"/>
-              <w:right w:type="dxa" w:w="110"/>
-            </w:tcMar>
-            <w:vAlign w:val="top"/>
-          </w:tcPr>
-          <w:p>
-            <w:pPr>
-              <w:spacing w:after="40" w:line="252"/>
-            </w:pPr>
-            <w:r>
-              <w:rPr>
-                <w:b w:val="false"/>
-                <w:bCs w:val="false"/>
-                <w:sz w:val="19"/>
-                <w:szCs w:val="19"/>
-              </w:rPr>
-              <w:t xml:space="preserve">Que 2024 no decida nada: elegir y recalibrar con 2023 y evaluar una sola vez en 2024.</w:t>
-            </w:r>
-          </w:p>
-        </w:tc>
-        <w:tc>
-          <w:tcPr>
-            <w:tcW w:type="dxa" w:w="4306"/>
-            <w:tcBorders>
-              <w:top w:val="single" w:color="D9D9D9" w:sz="4"/>
-              <w:left w:val="single" w:color="D9D9D9" w:sz="4"/>
-              <w:bottom w:val="single" w:color="D9D9D9" w:sz="4"/>
-              <w:right w:val="single" w:color="D9D9D9" w:sz="4"/>
-            </w:tcBorders>
-            <w:shd w:fill="F7F7F7" w:color="auto" w:val="clear"/>
-            <w:tcMar>
-              <w:top w:type="dxa" w:w="70"/>
-              <w:left w:type="dxa" w:w="110"/>
-              <w:bottom w:type="dxa" w:w="70"/>
-              <w:right w:type="dxa" w:w="110"/>
-            </w:tcMar>
-            <w:vAlign w:val="top"/>
-          </w:tcPr>
-          <w:p>
-            <w:pPr>
-              <w:spacing w:after="40" w:line="252"/>
-            </w:pPr>
-            <w:r>
-              <w:rPr>
-                <w:b w:val="false"/>
-                <w:bCs w:val="false"/>
-                <w:sz w:val="19"/>
-                <w:szCs w:val="19"/>
-              </w:rPr>
-              <w:t xml:space="preserve">Sección 12 reescrita: los criterios se revisan en 2023 antes de congelar (así se hizo en la Fase 4) y en 2024 solo se reportan. Se declara que el protocolo de la Fase 5 todavía tenía un plan B que usaba 2024; no se activó. La regla que cita el profesor (R6 en la versión 2) es la R7 en esta versión.</w:t>
-            </w:r>
-          </w:p>
-        </w:tc>
-        <w:tc>
-          <w:tcPr>
-            <w:tcW w:type="dxa" w:w="1872"/>
-            <w:tcBorders>
-              <w:top w:val="single" w:color="D9D9D9" w:sz="4"/>
-              <w:left w:val="single" w:color="D9D9D9" w:sz="4"/>
-              <w:bottom w:val="single" w:color="D9D9D9" w:sz="4"/>
-              <w:right w:val="single" w:color="D9D9D9" w:sz="4"/>
-            </w:tcBorders>
-            <w:shd w:fill="F7F7F7" w:color="auto" w:val="clear"/>
-            <w:tcMar>
-              <w:top w:type="dxa" w:w="70"/>
-              <w:left w:type="dxa" w:w="110"/>
-              <w:bottom w:type="dxa" w:w="70"/>
-              <w:right w:type="dxa" w:w="110"/>
-            </w:tcMar>
-            <w:vAlign w:val="top"/>
-          </w:tcPr>
-          <w:p>
-            <w:pPr>
-              <w:spacing w:after="40" w:line="252"/>
-            </w:pPr>
-            <w:r>
-              <w:rPr>
-                <w:b w:val="false"/>
-                <w:bCs w:val="false"/>
-                <w:sz w:val="19"/>
-                <w:szCs w:val="19"/>
-              </w:rPr>
-              <w:t xml:space="preserve">Corregido</w:t>
-            </w:r>
-          </w:p>
-        </w:tc>
-      </w:tr>
-      <w:tr>
-        <w:trPr>
-          <w:cantSplit/>
-        </w:trPr>
-        <w:tc>
-          <w:tcPr>
-            <w:tcW w:type="dxa" w:w="655"/>
-            <w:tcBorders>
-              <w:top w:val="single" w:color="D9D9D9" w:sz="4"/>
-              <w:left w:val="single" w:color="D9D9D9" w:sz="4"/>
-              <w:bottom w:val="single" w:color="D9D9D9" w:sz="4"/>
-              <w:right w:val="single" w:color="D9D9D9" w:sz="4"/>
-            </w:tcBorders>
-            <w:shd w:fill="FFFFFF" w:color="auto" w:val="clear"/>
-            <w:tcMar>
-              <w:top w:type="dxa" w:w="70"/>
-              <w:left w:type="dxa" w:w="110"/>
-              <w:bottom w:type="dxa" w:w="70"/>
-              <w:right w:type="dxa" w:w="110"/>
-            </w:tcMar>
-            <w:vAlign w:val="top"/>
-          </w:tcPr>
-          <w:p>
-            <w:pPr>
-              <w:spacing w:after="40" w:line="252"/>
-            </w:pPr>
-            <w:r>
-              <w:rPr>
-                <w:b/>
-                <w:bCs/>
-                <w:sz w:val="19"/>
-                <w:szCs w:val="19"/>
-              </w:rPr>
-              <w:t xml:space="preserve">O2</w:t>
-            </w:r>
-          </w:p>
-        </w:tc>
-        <w:tc>
-          <w:tcPr>
-            <w:tcW w:type="dxa" w:w="2527"/>
-            <w:tcBorders>
-              <w:top w:val="single" w:color="D9D9D9" w:sz="4"/>
-              <w:left w:val="single" w:color="D9D9D9" w:sz="4"/>
-              <w:bottom w:val="single" w:color="D9D9D9" w:sz="4"/>
-              <w:right w:val="single" w:color="D9D9D9" w:sz="4"/>
-            </w:tcBorders>
-            <w:shd w:fill="FFFFFF" w:color="auto" w:val="clear"/>
-            <w:tcMar>
-              <w:top w:type="dxa" w:w="70"/>
-              <w:left w:type="dxa" w:w="110"/>
-              <w:bottom w:type="dxa" w:w="70"/>
-              <w:right w:type="dxa" w:w="110"/>
-            </w:tcMar>
-            <w:vAlign w:val="top"/>
-          </w:tcPr>
-          <w:p>
-            <w:pPr>
-              <w:spacing w:after="40" w:line="252"/>
-            </w:pPr>
-            <w:r>
-              <w:rPr>
-                <w:b w:val="false"/>
-                <w:bCs w:val="false"/>
-                <w:sz w:val="19"/>
-                <w:szCs w:val="19"/>
-              </w:rPr>
-              <w:t xml:space="preserve">Decir cómo se tratan los faltantes en cada modelo.</w:t>
-            </w:r>
-          </w:p>
-        </w:tc>
-        <w:tc>
-          <w:tcPr>
-            <w:tcW w:type="dxa" w:w="4306"/>
-            <w:tcBorders>
-              <w:top w:val="single" w:color="D9D9D9" w:sz="4"/>
-              <w:left w:val="single" w:color="D9D9D9" w:sz="4"/>
-              <w:bottom w:val="single" w:color="D9D9D9" w:sz="4"/>
-              <w:right w:val="single" w:color="D9D9D9" w:sz="4"/>
-            </w:tcBorders>
-            <w:shd w:fill="FFFFFF" w:color="auto" w:val="clear"/>
-            <w:tcMar>
-              <w:top w:type="dxa" w:w="70"/>
-              <w:left w:type="dxa" w:w="110"/>
-              <w:bottom w:type="dxa" w:w="70"/>
-              <w:right w:type="dxa" w:w="110"/>
-            </w:tcMar>
-            <w:vAlign w:val="top"/>
-          </w:tcPr>
-          <w:p>
-            <w:pPr>
-              <w:spacing w:after="40" w:line="252"/>
-            </w:pPr>
-            <w:r>
-              <w:rPr>
-                <w:b w:val="false"/>
-                <w:bCs w:val="false"/>
-                <w:sz w:val="19"/>
-                <w:szCs w:val="19"/>
-              </w:rPr>
-              <w:t xml:space="preserve">Nueva sección 10.4, variable por variable; todo valor de reemplazo se aprende con 2019–2022. La regla R5 ya no remite a la sección 10.3.</w:t>
-            </w:r>
-          </w:p>
-        </w:tc>
-        <w:tc>
-          <w:tcPr>
-            <w:tcW w:type="dxa" w:w="1872"/>
-            <w:tcBorders>
-              <w:top w:val="single" w:color="D9D9D9" w:sz="4"/>
-              <w:left w:val="single" w:color="D9D9D9" w:sz="4"/>
-              <w:bottom w:val="single" w:color="D9D9D9" w:sz="4"/>
-              <w:right w:val="single" w:color="D9D9D9" w:sz="4"/>
-            </w:tcBorders>
-            <w:shd w:fill="FFFFFF" w:color="auto" w:val="clear"/>
-            <w:tcMar>
-              <w:top w:type="dxa" w:w="70"/>
-              <w:left w:type="dxa" w:w="110"/>
-              <w:bottom w:type="dxa" w:w="70"/>
-              <w:right w:type="dxa" w:w="110"/>
-            </w:tcMar>
-            <w:vAlign w:val="top"/>
-          </w:tcPr>
-          <w:p>
-            <w:pPr>
-              <w:spacing w:after="40" w:line="252"/>
-            </w:pPr>
-            <w:r>
-              <w:rPr>
-                <w:b w:val="false"/>
-                <w:bCs w:val="false"/>
-                <w:sz w:val="19"/>
-                <w:szCs w:val="19"/>
-              </w:rPr>
-              <w:t xml:space="preserve">Corregido</w:t>
-            </w:r>
-          </w:p>
-        </w:tc>
-      </w:tr>
-      <w:tr>
-        <w:trPr>
-          <w:cantSplit/>
-        </w:trPr>
-        <w:tc>
-          <w:tcPr>
-            <w:tcW w:type="dxa" w:w="655"/>
-            <w:tcBorders>
-              <w:top w:val="single" w:color="D9D9D9" w:sz="4"/>
-              <w:left w:val="single" w:color="D9D9D9" w:sz="4"/>
-              <w:bottom w:val="single" w:color="D9D9D9" w:sz="4"/>
-              <w:right w:val="single" w:color="D9D9D9" w:sz="4"/>
-            </w:tcBorders>
-            <w:shd w:fill="F7F7F7" w:color="auto" w:val="clear"/>
-            <w:tcMar>
-              <w:top w:type="dxa" w:w="70"/>
-              <w:left w:type="dxa" w:w="110"/>
-              <w:bottom w:type="dxa" w:w="70"/>
-              <w:right w:type="dxa" w:w="110"/>
-            </w:tcMar>
-            <w:vAlign w:val="top"/>
-          </w:tcPr>
-          <w:p>
-            <w:pPr>
-              <w:spacing w:after="40" w:line="252"/>
-            </w:pPr>
-            <w:r>
-              <w:rPr>
-                <w:b/>
-                <w:bCs/>
-                <w:sz w:val="19"/>
-                <w:szCs w:val="19"/>
-              </w:rPr>
-              <w:t xml:space="preserve">O3</w:t>
-            </w:r>
-          </w:p>
-        </w:tc>
-        <w:tc>
-          <w:tcPr>
-            <w:tcW w:type="dxa" w:w="2527"/>
-            <w:tcBorders>
-              <w:top w:val="single" w:color="D9D9D9" w:sz="4"/>
-              <w:left w:val="single" w:color="D9D9D9" w:sz="4"/>
-              <w:bottom w:val="single" w:color="D9D9D9" w:sz="4"/>
-              <w:right w:val="single" w:color="D9D9D9" w:sz="4"/>
-            </w:tcBorders>
-            <w:shd w:fill="F7F7F7" w:color="auto" w:val="clear"/>
-            <w:tcMar>
-              <w:top w:type="dxa" w:w="70"/>
-              <w:left w:type="dxa" w:w="110"/>
-              <w:bottom w:type="dxa" w:w="70"/>
-              <w:right w:type="dxa" w:w="110"/>
-            </w:tcMar>
-            <w:vAlign w:val="top"/>
-          </w:tcPr>
-          <w:p>
-            <w:pPr>
-              <w:spacing w:after="40" w:line="252"/>
-            </w:pPr>
-            <w:r>
-              <w:rPr>
-                <w:b w:val="false"/>
-                <w:bCs w:val="false"/>
-                <w:sz w:val="19"/>
-                <w:szCs w:val="19"/>
-              </w:rPr>
-              <w:t xml:space="preserve">Definir la codificación del diagnóstico principal y qué pasa con un código nuevo en 2024.</w:t>
-            </w:r>
-          </w:p>
-        </w:tc>
-        <w:tc>
-          <w:tcPr>
-            <w:tcW w:type="dxa" w:w="4306"/>
-            <w:tcBorders>
-              <w:top w:val="single" w:color="D9D9D9" w:sz="4"/>
-              <w:left w:val="single" w:color="D9D9D9" w:sz="4"/>
-              <w:bottom w:val="single" w:color="D9D9D9" w:sz="4"/>
-              <w:right w:val="single" w:color="D9D9D9" w:sz="4"/>
-            </w:tcBorders>
-            <w:shd w:fill="F7F7F7" w:color="auto" w:val="clear"/>
-            <w:tcMar>
-              <w:top w:type="dxa" w:w="70"/>
-              <w:left w:type="dxa" w:w="110"/>
-              <w:bottom w:type="dxa" w:w="70"/>
-              <w:right w:type="dxa" w:w="110"/>
-            </w:tcMar>
-            <w:vAlign w:val="top"/>
-          </w:tcPr>
-          <w:p>
-            <w:pPr>
-              <w:spacing w:after="40" w:line="252"/>
-            </w:pPr>
-            <w:r>
-              <w:rPr>
-                <w:b w:val="false"/>
-                <w:bCs w:val="false"/>
-                <w:sz w:val="19"/>
-                <w:szCs w:val="19"/>
-              </w:rPr>
-              <w:t xml:space="preserve">Sección 10.4: mínimo de 100 egresos en 2019–2022, nivel común RARO, sin codificar con el desenlace; un código nuevo pasa a RARO. Los códigos raros van a un nivel común y no dentro de su capítulo, porque el capítulo entra como variable propia y conserva esa información.</w:t>
-            </w:r>
-          </w:p>
-        </w:tc>
-        <w:tc>
-          <w:tcPr>
-            <w:tcW w:type="dxa" w:w="1872"/>
-            <w:tcBorders>
-              <w:top w:val="single" w:color="D9D9D9" w:sz="4"/>
-              <w:left w:val="single" w:color="D9D9D9" w:sz="4"/>
-              <w:bottom w:val="single" w:color="D9D9D9" w:sz="4"/>
-              <w:right w:val="single" w:color="D9D9D9" w:sz="4"/>
-            </w:tcBorders>
-            <w:shd w:fill="F7F7F7" w:color="auto" w:val="clear"/>
-            <w:tcMar>
-              <w:top w:type="dxa" w:w="70"/>
-              <w:left w:type="dxa" w:w="110"/>
-              <w:bottom w:type="dxa" w:w="70"/>
-              <w:right w:type="dxa" w:w="110"/>
-            </w:tcMar>
-            <w:vAlign w:val="top"/>
-          </w:tcPr>
-          <w:p>
-            <w:pPr>
-              <w:spacing w:after="40" w:line="252"/>
-            </w:pPr>
-            <w:r>
-              <w:rPr>
-                <w:b w:val="false"/>
-                <w:bCs w:val="false"/>
-                <w:sz w:val="19"/>
-                <w:szCs w:val="19"/>
-              </w:rPr>
-              <w:t xml:space="preserve">Corregido</w:t>
-            </w:r>
-          </w:p>
-        </w:tc>
-      </w:tr>
-      <w:tr>
-        <w:trPr>
-          <w:cantSplit/>
-        </w:trPr>
-        <w:tc>
-          <w:tcPr>
-            <w:tcW w:type="dxa" w:w="655"/>
-            <w:tcBorders>
-              <w:top w:val="single" w:color="D9D9D9" w:sz="4"/>
-              <w:left w:val="single" w:color="D9D9D9" w:sz="4"/>
-              <w:bottom w:val="single" w:color="D9D9D9" w:sz="4"/>
-              <w:right w:val="single" w:color="D9D9D9" w:sz="4"/>
-            </w:tcBorders>
-            <w:shd w:fill="FFFFFF" w:color="auto" w:val="clear"/>
-            <w:tcMar>
-              <w:top w:type="dxa" w:w="70"/>
-              <w:left w:type="dxa" w:w="110"/>
-              <w:bottom w:type="dxa" w:w="70"/>
-              <w:right w:type="dxa" w:w="110"/>
-            </w:tcMar>
-            <w:vAlign w:val="top"/>
-          </w:tcPr>
-          <w:p>
-            <w:pPr>
-              <w:spacing w:after="40" w:line="252"/>
-            </w:pPr>
-            <w:r>
-              <w:rPr>
-                <w:b/>
-                <w:bCs/>
-                <w:sz w:val="19"/>
-                <w:szCs w:val="19"/>
-              </w:rPr>
-              <w:t xml:space="preserve">O4</w:t>
-            </w:r>
-          </w:p>
-        </w:tc>
-        <w:tc>
-          <w:tcPr>
-            <w:tcW w:type="dxa" w:w="2527"/>
-            <w:tcBorders>
-              <w:top w:val="single" w:color="D9D9D9" w:sz="4"/>
-              <w:left w:val="single" w:color="D9D9D9" w:sz="4"/>
-              <w:bottom w:val="single" w:color="D9D9D9" w:sz="4"/>
-              <w:right w:val="single" w:color="D9D9D9" w:sz="4"/>
-            </w:tcBorders>
-            <w:shd w:fill="FFFFFF" w:color="auto" w:val="clear"/>
-            <w:tcMar>
-              <w:top w:type="dxa" w:w="70"/>
-              <w:left w:type="dxa" w:w="110"/>
-              <w:bottom w:type="dxa" w:w="70"/>
-              <w:right w:type="dxa" w:w="110"/>
-            </w:tcMar>
-            <w:vAlign w:val="top"/>
-          </w:tcPr>
-          <w:p>
-            <w:pPr>
-              <w:spacing w:after="40" w:line="252"/>
-            </w:pPr>
-            <w:r>
-              <w:rPr>
-                <w:b w:val="false"/>
-                <w:bCs w:val="false"/>
-                <w:sz w:val="19"/>
-                <w:szCs w:val="19"/>
-              </w:rPr>
-              <w:t xml:space="preserve">Margen mínimo para preferir los árboles, estadístico C y empezar por la calibración.</w:t>
-            </w:r>
-          </w:p>
-        </w:tc>
-        <w:tc>
-          <w:tcPr>
-            <w:tcW w:type="dxa" w:w="4306"/>
-            <w:tcBorders>
-              <w:top w:val="single" w:color="D9D9D9" w:sz="4"/>
-              <w:left w:val="single" w:color="D9D9D9" w:sz="4"/>
-              <w:bottom w:val="single" w:color="D9D9D9" w:sz="4"/>
-              <w:right w:val="single" w:color="D9D9D9" w:sz="4"/>
-            </w:tcBorders>
-            <w:shd w:fill="FFFFFF" w:color="auto" w:val="clear"/>
-            <w:tcMar>
-              <w:top w:type="dxa" w:w="70"/>
-              <w:left w:type="dxa" w:w="110"/>
-              <w:bottom w:type="dxa" w:w="70"/>
-              <w:right w:type="dxa" w:w="110"/>
-            </w:tcMar>
-            <w:vAlign w:val="top"/>
-          </w:tcPr>
-          <w:p>
-            <w:pPr>
-              <w:spacing w:after="40" w:line="252"/>
-            </w:pPr>
-            <w:r>
-              <w:rPr>
-                <w:b w:val="false"/>
-                <w:bCs w:val="false"/>
-                <w:sz w:val="19"/>
-                <w:szCs w:val="19"/>
-              </w:rPr>
-              <w:t xml:space="preserve">Sección 10.1: margen de 0,01 en PR AUC y calibración no peor, fijados antes de entrenar; se reporta el estadístico C (0,932 en 2024). No hubo margen en Brier y la calibración fue condición y no primer criterio: se declara.</w:t>
-            </w:r>
-          </w:p>
-        </w:tc>
-        <w:tc>
-          <w:tcPr>
-            <w:tcW w:type="dxa" w:w="1872"/>
-            <w:tcBorders>
-              <w:top w:val="single" w:color="D9D9D9" w:sz="4"/>
-              <w:left w:val="single" w:color="D9D9D9" w:sz="4"/>
-              <w:bottom w:val="single" w:color="D9D9D9" w:sz="4"/>
-              <w:right w:val="single" w:color="D9D9D9" w:sz="4"/>
-            </w:tcBorders>
-            <w:shd w:fill="FFFFFF" w:color="auto" w:val="clear"/>
-            <w:tcMar>
-              <w:top w:type="dxa" w:w="70"/>
-              <w:left w:type="dxa" w:w="110"/>
-              <w:bottom w:type="dxa" w:w="70"/>
-              <w:right w:type="dxa" w:w="110"/>
-            </w:tcMar>
-            <w:vAlign w:val="top"/>
-          </w:tcPr>
-          <w:p>
-            <w:pPr>
-              <w:spacing w:after="40" w:line="252"/>
-            </w:pPr>
-            <w:r>
-              <w:rPr>
-                <w:b w:val="false"/>
-                <w:bCs w:val="false"/>
-                <w:sz w:val="19"/>
-                <w:szCs w:val="19"/>
-              </w:rPr>
-              <w:t xml:space="preserve">Corregido</w:t>
-            </w:r>
-          </w:p>
-        </w:tc>
-      </w:tr>
-      <w:tr>
-        <w:trPr>
-          <w:cantSplit/>
-        </w:trPr>
-        <w:tc>
-          <w:tcPr>
-            <w:tcW w:type="dxa" w:w="655"/>
-            <w:tcBorders>
-              <w:top w:val="single" w:color="D9D9D9" w:sz="4"/>
-              <w:left w:val="single" w:color="D9D9D9" w:sz="4"/>
-              <w:bottom w:val="single" w:color="D9D9D9" w:sz="4"/>
-              <w:right w:val="single" w:color="D9D9D9" w:sz="4"/>
-            </w:tcBorders>
-            <w:shd w:fill="F7F7F7" w:color="auto" w:val="clear"/>
-            <w:tcMar>
-              <w:top w:type="dxa" w:w="70"/>
-              <w:left w:type="dxa" w:w="110"/>
-              <w:bottom w:type="dxa" w:w="70"/>
-              <w:right w:type="dxa" w:w="110"/>
-            </w:tcMar>
-            <w:vAlign w:val="top"/>
-          </w:tcPr>
-          <w:p>
-            <w:pPr>
-              <w:spacing w:after="40" w:line="252"/>
-            </w:pPr>
-            <w:r>
-              <w:rPr>
-                <w:b/>
-                <w:bCs/>
-                <w:sz w:val="19"/>
-                <w:szCs w:val="19"/>
-              </w:rPr>
-              <w:t xml:space="preserve">O5</w:t>
-            </w:r>
-          </w:p>
-        </w:tc>
-        <w:tc>
-          <w:tcPr>
-            <w:tcW w:type="dxa" w:w="2527"/>
-            <w:tcBorders>
-              <w:top w:val="single" w:color="D9D9D9" w:sz="4"/>
-              <w:left w:val="single" w:color="D9D9D9" w:sz="4"/>
-              <w:bottom w:val="single" w:color="D9D9D9" w:sz="4"/>
-              <w:right w:val="single" w:color="D9D9D9" w:sz="4"/>
-            </w:tcBorders>
-            <w:shd w:fill="F7F7F7" w:color="auto" w:val="clear"/>
-            <w:tcMar>
-              <w:top w:type="dxa" w:w="70"/>
-              <w:left w:type="dxa" w:w="110"/>
-              <w:bottom w:type="dxa" w:w="70"/>
-              <w:right w:type="dxa" w:w="110"/>
-            </w:tcMar>
-            <w:vAlign w:val="top"/>
-          </w:tcPr>
-          <w:p>
-            <w:pPr>
-              <w:spacing w:after="40" w:line="252"/>
-            </w:pPr>
-            <w:r>
-              <w:rPr>
-                <w:b w:val="false"/>
-                <w:bCs w:val="false"/>
-                <w:sz w:val="19"/>
-                <w:szCs w:val="19"/>
-              </w:rPr>
-              <w:t xml:space="preserve">Definir la regla de estadías largas antes de los resultados y reportar el MAE.</w:t>
-            </w:r>
-          </w:p>
-        </w:tc>
-        <w:tc>
-          <w:tcPr>
-            <w:tcW w:type="dxa" w:w="4306"/>
-            <w:tcBorders>
-              <w:top w:val="single" w:color="D9D9D9" w:sz="4"/>
-              <w:left w:val="single" w:color="D9D9D9" w:sz="4"/>
-              <w:bottom w:val="single" w:color="D9D9D9" w:sz="4"/>
-              <w:right w:val="single" w:color="D9D9D9" w:sz="4"/>
-            </w:tcBorders>
-            <w:shd w:fill="F7F7F7" w:color="auto" w:val="clear"/>
-            <w:tcMar>
-              <w:top w:type="dxa" w:w="70"/>
-              <w:left w:type="dxa" w:w="110"/>
-              <w:bottom w:type="dxa" w:w="70"/>
-              <w:right w:type="dxa" w:w="110"/>
-            </w:tcMar>
-            <w:vAlign w:val="top"/>
-          </w:tcPr>
-          <w:p>
-            <w:pPr>
-              <w:spacing w:after="40" w:line="252"/>
-            </w:pPr>
-            <w:r>
-              <w:rPr>
-                <w:b w:val="false"/>
-                <w:bCs w:val="false"/>
-                <w:sz w:val="19"/>
-                <w:szCs w:val="19"/>
-              </w:rPr>
-              <w:t xml:space="preserve">La regla (percentil 99 de 2019–2022, 53 días) la definió la Fase 2: se responde en su informe. El MAE se agrega a la sección 12 y la sección 10.2 aclara que la elección usó la devianza de Poisson.</w:t>
-            </w:r>
-          </w:p>
-        </w:tc>
-        <w:tc>
-          <w:tcPr>
-            <w:tcW w:type="dxa" w:w="1872"/>
-            <w:tcBorders>
-              <w:top w:val="single" w:color="D9D9D9" w:sz="4"/>
-              <w:left w:val="single" w:color="D9D9D9" w:sz="4"/>
-              <w:bottom w:val="single" w:color="D9D9D9" w:sz="4"/>
-              <w:right w:val="single" w:color="D9D9D9" w:sz="4"/>
-            </w:tcBorders>
-            <w:shd w:fill="F7F7F7" w:color="auto" w:val="clear"/>
-            <w:tcMar>
-              <w:top w:type="dxa" w:w="70"/>
-              <w:left w:type="dxa" w:w="110"/>
-              <w:bottom w:type="dxa" w:w="70"/>
-              <w:right w:type="dxa" w:w="110"/>
-            </w:tcMar>
-            <w:vAlign w:val="top"/>
-          </w:tcPr>
-          <w:p>
-            <w:pPr>
-              <w:spacing w:after="40" w:line="252"/>
-            </w:pPr>
-            <w:r>
-              <w:rPr>
-                <w:b w:val="false"/>
-                <w:bCs w:val="false"/>
-                <w:sz w:val="19"/>
-                <w:szCs w:val="19"/>
-              </w:rPr>
-              <w:t xml:space="preserve">Resuelto por la Fase 2 (regla); corregido (MAE)</w:t>
-            </w:r>
-          </w:p>
-        </w:tc>
-      </w:tr>
-      <w:tr>
-        <w:trPr>
-          <w:cantSplit/>
-        </w:trPr>
-        <w:tc>
-          <w:tcPr>
-            <w:tcW w:type="dxa" w:w="655"/>
-            <w:tcBorders>
-              <w:top w:val="single" w:color="D9D9D9" w:sz="4"/>
-              <w:left w:val="single" w:color="D9D9D9" w:sz="4"/>
-              <w:bottom w:val="single" w:color="D9D9D9" w:sz="4"/>
-              <w:right w:val="single" w:color="D9D9D9" w:sz="4"/>
-            </w:tcBorders>
-            <w:shd w:fill="FFFFFF" w:color="auto" w:val="clear"/>
-            <w:tcMar>
-              <w:top w:type="dxa" w:w="70"/>
-              <w:left w:type="dxa" w:w="110"/>
-              <w:bottom w:type="dxa" w:w="70"/>
-              <w:right w:type="dxa" w:w="110"/>
-            </w:tcMar>
-            <w:vAlign w:val="top"/>
-          </w:tcPr>
-          <w:p>
-            <w:pPr>
-              <w:spacing w:after="40" w:line="252"/>
-            </w:pPr>
-            <w:r>
-              <w:rPr>
-                <w:b/>
-                <w:bCs/>
-                <w:sz w:val="19"/>
-                <w:szCs w:val="19"/>
-              </w:rPr>
-              <w:t xml:space="preserve">O6</w:t>
-            </w:r>
-          </w:p>
-        </w:tc>
-        <w:tc>
-          <w:tcPr>
-            <w:tcW w:type="dxa" w:w="2527"/>
-            <w:tcBorders>
-              <w:top w:val="single" w:color="D9D9D9" w:sz="4"/>
-              <w:left w:val="single" w:color="D9D9D9" w:sz="4"/>
-              <w:bottom w:val="single" w:color="D9D9D9" w:sz="4"/>
-              <w:right w:val="single" w:color="D9D9D9" w:sz="4"/>
-            </w:tcBorders>
-            <w:shd w:fill="FFFFFF" w:color="auto" w:val="clear"/>
-            <w:tcMar>
-              <w:top w:type="dxa" w:w="70"/>
-              <w:left w:type="dxa" w:w="110"/>
-              <w:bottom w:type="dxa" w:w="70"/>
-              <w:right w:type="dxa" w:w="110"/>
-            </w:tcMar>
-            <w:vAlign w:val="top"/>
-          </w:tcPr>
-          <w:p>
-            <w:pPr>
-              <w:spacing w:after="40" w:line="252"/>
-            </w:pPr>
-            <w:r>
-              <w:rPr>
-                <w:b w:val="false"/>
-                <w:bCs w:val="false"/>
-                <w:sz w:val="19"/>
-                <w:szCs w:val="19"/>
-              </w:rPr>
-              <w:t xml:space="preserve">Explicar los límites del embudo de estadía y dar un intervalo por hospital.</w:t>
-            </w:r>
-          </w:p>
-        </w:tc>
-        <w:tc>
-          <w:tcPr>
-            <w:tcW w:type="dxa" w:w="4306"/>
-            <w:tcBorders>
-              <w:top w:val="single" w:color="D9D9D9" w:sz="4"/>
-              <w:left w:val="single" w:color="D9D9D9" w:sz="4"/>
-              <w:bottom w:val="single" w:color="D9D9D9" w:sz="4"/>
-              <w:right w:val="single" w:color="D9D9D9" w:sz="4"/>
-            </w:tcBorders>
-            <w:shd w:fill="FFFFFF" w:color="auto" w:val="clear"/>
-            <w:tcMar>
-              <w:top w:type="dxa" w:w="70"/>
-              <w:left w:type="dxa" w:w="110"/>
-              <w:bottom w:type="dxa" w:w="70"/>
-              <w:right w:type="dxa" w:w="110"/>
-            </w:tcMar>
-            <w:vAlign w:val="top"/>
-          </w:tcPr>
-          <w:p>
-            <w:pPr>
-              <w:spacing w:after="40" w:line="252"/>
-            </w:pPr>
-            <w:r>
-              <w:rPr>
-                <w:b w:val="false"/>
-                <w:bCs w:val="false"/>
-                <w:sz w:val="19"/>
-                <w:szCs w:val="19"/>
-              </w:rPr>
-              <w:t xml:space="preserve">Sección 11.1: dispersión quasi-Poisson (5,3 en 2024) e intervalo del 95 % de cada hospital, publicado con el O/E.</w:t>
-            </w:r>
-          </w:p>
-        </w:tc>
-        <w:tc>
-          <w:tcPr>
-            <w:tcW w:type="dxa" w:w="1872"/>
-            <w:tcBorders>
-              <w:top w:val="single" w:color="D9D9D9" w:sz="4"/>
-              <w:left w:val="single" w:color="D9D9D9" w:sz="4"/>
-              <w:bottom w:val="single" w:color="D9D9D9" w:sz="4"/>
-              <w:right w:val="single" w:color="D9D9D9" w:sz="4"/>
-            </w:tcBorders>
-            <w:shd w:fill="FFFFFF" w:color="auto" w:val="clear"/>
-            <w:tcMar>
-              <w:top w:type="dxa" w:w="70"/>
-              <w:left w:type="dxa" w:w="110"/>
-              <w:bottom w:type="dxa" w:w="70"/>
-              <w:right w:type="dxa" w:w="110"/>
-            </w:tcMar>
-            <w:vAlign w:val="top"/>
-          </w:tcPr>
-          <w:p>
-            <w:pPr>
-              <w:spacing w:after="40" w:line="252"/>
-            </w:pPr>
-            <w:r>
-              <w:rPr>
-                <w:b w:val="false"/>
-                <w:bCs w:val="false"/>
-                <w:sz w:val="19"/>
-                <w:szCs w:val="19"/>
-              </w:rPr>
-              <w:t xml:space="preserve">Corregido</w:t>
-            </w:r>
-          </w:p>
-        </w:tc>
-      </w:tr>
-      <w:tr>
-        <w:trPr>
-          <w:cantSplit/>
-        </w:trPr>
-        <w:tc>
-          <w:tcPr>
-            <w:tcW w:type="dxa" w:w="655"/>
-            <w:tcBorders>
-              <w:top w:val="single" w:color="D9D9D9" w:sz="4"/>
-              <w:left w:val="single" w:color="D9D9D9" w:sz="4"/>
-              <w:bottom w:val="single" w:color="D9D9D9" w:sz="4"/>
-              <w:right w:val="single" w:color="D9D9D9" w:sz="4"/>
-            </w:tcBorders>
-            <w:shd w:fill="F7F7F7" w:color="auto" w:val="clear"/>
-            <w:tcMar>
-              <w:top w:type="dxa" w:w="70"/>
-              <w:left w:type="dxa" w:w="110"/>
-              <w:bottom w:type="dxa" w:w="70"/>
-              <w:right w:type="dxa" w:w="110"/>
-            </w:tcMar>
-            <w:vAlign w:val="top"/>
-          </w:tcPr>
-          <w:p>
-            <w:pPr>
-              <w:spacing w:after="40" w:line="252"/>
-            </w:pPr>
-            <w:r>
-              <w:rPr>
-                <w:b/>
-                <w:bCs/>
-                <w:sz w:val="19"/>
-                <w:szCs w:val="19"/>
-              </w:rPr>
-              <w:t xml:space="preserve">O7</w:t>
-            </w:r>
-          </w:p>
-        </w:tc>
-        <w:tc>
-          <w:tcPr>
-            <w:tcW w:type="dxa" w:w="2527"/>
-            <w:tcBorders>
-              <w:top w:val="single" w:color="D9D9D9" w:sz="4"/>
-              <w:left w:val="single" w:color="D9D9D9" w:sz="4"/>
-              <w:bottom w:val="single" w:color="D9D9D9" w:sz="4"/>
-              <w:right w:val="single" w:color="D9D9D9" w:sz="4"/>
-            </w:tcBorders>
-            <w:shd w:fill="F7F7F7" w:color="auto" w:val="clear"/>
-            <w:tcMar>
-              <w:top w:type="dxa" w:w="70"/>
-              <w:left w:type="dxa" w:w="110"/>
-              <w:bottom w:type="dxa" w:w="70"/>
-              <w:right w:type="dxa" w:w="110"/>
-            </w:tcMar>
-            <w:vAlign w:val="top"/>
-          </w:tcPr>
-          <w:p>
-            <w:pPr>
-              <w:spacing w:after="40" w:line="252"/>
-            </w:pPr>
-            <w:r>
-              <w:rPr>
-                <w:b w:val="false"/>
-                <w:bCs w:val="false"/>
-                <w:sz w:val="19"/>
-                <w:szCs w:val="19"/>
-              </w:rPr>
-              <w:t xml:space="preserve">Los hospitales complejos pierden a sus pacientes más graves si se excluyen los traslados entrantes.</w:t>
-            </w:r>
-          </w:p>
-        </w:tc>
-        <w:tc>
-          <w:tcPr>
-            <w:tcW w:type="dxa" w:w="4306"/>
-            <w:tcBorders>
-              <w:top w:val="single" w:color="D9D9D9" w:sz="4"/>
-              <w:left w:val="single" w:color="D9D9D9" w:sz="4"/>
-              <w:bottom w:val="single" w:color="D9D9D9" w:sz="4"/>
-              <w:right w:val="single" w:color="D9D9D9" w:sz="4"/>
-            </w:tcBorders>
-            <w:shd w:fill="F7F7F7" w:color="auto" w:val="clear"/>
-            <w:tcMar>
-              <w:top w:type="dxa" w:w="70"/>
-              <w:left w:type="dxa" w:w="110"/>
-              <w:bottom w:type="dxa" w:w="70"/>
-              <w:right w:type="dxa" w:w="110"/>
-            </w:tcMar>
-            <w:vAlign w:val="top"/>
-          </w:tcPr>
-          <w:p>
-            <w:pPr>
-              <w:spacing w:after="40" w:line="252"/>
-            </w:pPr>
-            <w:r>
-              <w:rPr>
-                <w:b w:val="false"/>
-                <w:bCs w:val="false"/>
-                <w:sz w:val="19"/>
-                <w:szCs w:val="19"/>
-              </w:rPr>
-              <w:t xml:space="preserve">Ya no ocurre: los traslados entrantes se incluyen, ajustados por la procedencia; la evidencia es de la Fase 2. La Fase 5 muestra la proporción de traslados entrantes y salientes de cada hospital, y la enmienda 02 agregó el embudo por nivel de complejidad.</w:t>
-            </w:r>
-          </w:p>
-        </w:tc>
-        <w:tc>
-          <w:tcPr>
-            <w:tcW w:type="dxa" w:w="1872"/>
-            <w:tcBorders>
-              <w:top w:val="single" w:color="D9D9D9" w:sz="4"/>
-              <w:left w:val="single" w:color="D9D9D9" w:sz="4"/>
-              <w:bottom w:val="single" w:color="D9D9D9" w:sz="4"/>
-              <w:right w:val="single" w:color="D9D9D9" w:sz="4"/>
-            </w:tcBorders>
-            <w:shd w:fill="F7F7F7" w:color="auto" w:val="clear"/>
-            <w:tcMar>
-              <w:top w:type="dxa" w:w="70"/>
-              <w:left w:type="dxa" w:w="110"/>
-              <w:bottom w:type="dxa" w:w="70"/>
-              <w:right w:type="dxa" w:w="110"/>
-            </w:tcMar>
-            <w:vAlign w:val="top"/>
-          </w:tcPr>
-          <w:p>
-            <w:pPr>
-              <w:spacing w:after="40" w:line="252"/>
-            </w:pPr>
-            <w:r>
-              <w:rPr>
-                <w:b w:val="false"/>
-                <w:bCs w:val="false"/>
-                <w:sz w:val="19"/>
-                <w:szCs w:val="19"/>
-              </w:rPr>
-              <w:t xml:space="preserve">Resuelto por la Fase 2 (con las Fases 3 a 5)</w:t>
-            </w:r>
-          </w:p>
-        </w:tc>
-      </w:tr>
-      <w:tr>
-        <w:trPr>
-          <w:cantSplit/>
-        </w:trPr>
-        <w:tc>
-          <w:tcPr>
-            <w:tcW w:type="dxa" w:w="655"/>
-            <w:tcBorders>
-              <w:top w:val="single" w:color="D9D9D9" w:sz="4"/>
-              <w:left w:val="single" w:color="D9D9D9" w:sz="4"/>
-              <w:bottom w:val="single" w:color="D9D9D9" w:sz="4"/>
-              <w:right w:val="single" w:color="D9D9D9" w:sz="4"/>
-            </w:tcBorders>
-            <w:shd w:fill="FFFFFF" w:color="auto" w:val="clear"/>
-            <w:tcMar>
-              <w:top w:type="dxa" w:w="70"/>
-              <w:left w:type="dxa" w:w="110"/>
-              <w:bottom w:type="dxa" w:w="70"/>
-              <w:right w:type="dxa" w:w="110"/>
-            </w:tcMar>
-            <w:vAlign w:val="top"/>
-          </w:tcPr>
-          <w:p>
-            <w:pPr>
-              <w:spacing w:after="40" w:line="252"/>
-            </w:pPr>
-            <w:r>
-              <w:rPr>
-                <w:b/>
-                <w:bCs/>
-                <w:sz w:val="19"/>
-                <w:szCs w:val="19"/>
-              </w:rPr>
-              <w:t xml:space="preserve">O8</w:t>
-            </w:r>
-          </w:p>
-        </w:tc>
-        <w:tc>
-          <w:tcPr>
-            <w:tcW w:type="dxa" w:w="2527"/>
-            <w:tcBorders>
-              <w:top w:val="single" w:color="D9D9D9" w:sz="4"/>
-              <w:left w:val="single" w:color="D9D9D9" w:sz="4"/>
-              <w:bottom w:val="single" w:color="D9D9D9" w:sz="4"/>
-              <w:right w:val="single" w:color="D9D9D9" w:sz="4"/>
-            </w:tcBorders>
-            <w:shd w:fill="FFFFFF" w:color="auto" w:val="clear"/>
-            <w:tcMar>
-              <w:top w:type="dxa" w:w="70"/>
-              <w:left w:type="dxa" w:w="110"/>
-              <w:bottom w:type="dxa" w:w="70"/>
-              <w:right w:type="dxa" w:w="110"/>
-            </w:tcMar>
-            <w:vAlign w:val="top"/>
-          </w:tcPr>
-          <w:p>
-            <w:pPr>
-              <w:spacing w:after="40" w:line="252"/>
-            </w:pPr>
-            <w:r>
-              <w:rPr>
-                <w:b w:val="false"/>
-                <w:bCs w:val="false"/>
-                <w:sz w:val="19"/>
-                <w:szCs w:val="19"/>
-              </w:rPr>
-              <w:t xml:space="preserve">Mostrar la mortalidad y la estadía por año para decidir qué hacer con la pandemia.</w:t>
-            </w:r>
-          </w:p>
-        </w:tc>
-        <w:tc>
-          <w:tcPr>
-            <w:tcW w:type="dxa" w:w="4306"/>
-            <w:tcBorders>
-              <w:top w:val="single" w:color="D9D9D9" w:sz="4"/>
-              <w:left w:val="single" w:color="D9D9D9" w:sz="4"/>
-              <w:bottom w:val="single" w:color="D9D9D9" w:sz="4"/>
-              <w:right w:val="single" w:color="D9D9D9" w:sz="4"/>
-            </w:tcBorders>
-            <w:shd w:fill="FFFFFF" w:color="auto" w:val="clear"/>
-            <w:tcMar>
-              <w:top w:type="dxa" w:w="70"/>
-              <w:left w:type="dxa" w:w="110"/>
-              <w:bottom w:type="dxa" w:w="70"/>
-              <w:right w:type="dxa" w:w="110"/>
-            </w:tcMar>
-            <w:vAlign w:val="top"/>
-          </w:tcPr>
-          <w:p>
-            <w:pPr>
-              <w:spacing w:after="40" w:line="252"/>
-            </w:pPr>
-            <w:r>
-              <w:rPr>
-                <w:b w:val="false"/>
-                <w:bCs w:val="false"/>
-                <w:sz w:val="19"/>
-                <w:szCs w:val="19"/>
-              </w:rPr>
-              <w:t xml:space="preserve">Lo midió la Fase 2: se responde en su informe. La sensibilidad sin 2020–2021 está en la sección 10.5.</w:t>
-            </w:r>
-          </w:p>
-        </w:tc>
-        <w:tc>
-          <w:tcPr>
-            <w:tcW w:type="dxa" w:w="1872"/>
-            <w:tcBorders>
-              <w:top w:val="single" w:color="D9D9D9" w:sz="4"/>
-              <w:left w:val="single" w:color="D9D9D9" w:sz="4"/>
-              <w:bottom w:val="single" w:color="D9D9D9" w:sz="4"/>
-              <w:right w:val="single" w:color="D9D9D9" w:sz="4"/>
-            </w:tcBorders>
-            <w:shd w:fill="FFFFFF" w:color="auto" w:val="clear"/>
-            <w:tcMar>
-              <w:top w:type="dxa" w:w="70"/>
-              <w:left w:type="dxa" w:w="110"/>
-              <w:bottom w:type="dxa" w:w="70"/>
-              <w:right w:type="dxa" w:w="110"/>
-            </w:tcMar>
-            <w:vAlign w:val="top"/>
-          </w:tcPr>
-          <w:p>
-            <w:pPr>
-              <w:spacing w:after="40" w:line="252"/>
-            </w:pPr>
-            <w:r>
-              <w:rPr>
-                <w:b w:val="false"/>
-                <w:bCs w:val="false"/>
-                <w:sz w:val="19"/>
-                <w:szCs w:val="19"/>
-              </w:rPr>
-              <w:t xml:space="preserve">Resuelto por la Fase 2</w:t>
-            </w:r>
-          </w:p>
-        </w:tc>
-      </w:tr>
-      <w:tr>
-        <w:trPr>
-          <w:cantSplit/>
-        </w:trPr>
-        <w:tc>
-          <w:tcPr>
-            <w:tcW w:type="dxa" w:w="655"/>
-            <w:tcBorders>
-              <w:top w:val="single" w:color="D9D9D9" w:sz="4"/>
-              <w:left w:val="single" w:color="D9D9D9" w:sz="4"/>
-              <w:bottom w:val="single" w:color="D9D9D9" w:sz="4"/>
-              <w:right w:val="single" w:color="D9D9D9" w:sz="4"/>
-            </w:tcBorders>
-            <w:shd w:fill="F7F7F7" w:color="auto" w:val="clear"/>
-            <w:tcMar>
-              <w:top w:type="dxa" w:w="70"/>
-              <w:left w:type="dxa" w:w="110"/>
-              <w:bottom w:type="dxa" w:w="70"/>
-              <w:right w:type="dxa" w:w="110"/>
-            </w:tcMar>
-            <w:vAlign w:val="top"/>
-          </w:tcPr>
-          <w:p>
-            <w:pPr>
-              <w:spacing w:after="40" w:line="252"/>
-            </w:pPr>
-            <w:r>
-              <w:rPr>
-                <w:b/>
-                <w:bCs/>
-                <w:sz w:val="19"/>
-                <w:szCs w:val="19"/>
-              </w:rPr>
-              <w:t xml:space="preserve">O9</w:t>
-            </w:r>
-          </w:p>
-        </w:tc>
-        <w:tc>
-          <w:tcPr>
-            <w:tcW w:type="dxa" w:w="2527"/>
-            <w:tcBorders>
-              <w:top w:val="single" w:color="D9D9D9" w:sz="4"/>
-              <w:left w:val="single" w:color="D9D9D9" w:sz="4"/>
-              <w:bottom w:val="single" w:color="D9D9D9" w:sz="4"/>
-              <w:right w:val="single" w:color="D9D9D9" w:sz="4"/>
-            </w:tcBorders>
-            <w:shd w:fill="F7F7F7" w:color="auto" w:val="clear"/>
-            <w:tcMar>
-              <w:top w:type="dxa" w:w="70"/>
-              <w:left w:type="dxa" w:w="110"/>
-              <w:bottom w:type="dxa" w:w="70"/>
-              <w:right w:type="dxa" w:w="110"/>
-            </w:tcMar>
-            <w:vAlign w:val="top"/>
-          </w:tcPr>
-          <w:p>
-            <w:pPr>
-              <w:spacing w:after="40" w:line="252"/>
-            </w:pPr>
-            <w:r>
-              <w:rPr>
-                <w:b w:val="false"/>
-                <w:bCs w:val="false"/>
-                <w:sz w:val="19"/>
-                <w:szCs w:val="19"/>
-              </w:rPr>
-              <w:t xml:space="preserve">Dar la fuente de cada cifra, usar la cascada real y definir la muestra de desarrollo.</w:t>
-            </w:r>
-          </w:p>
-        </w:tc>
-        <w:tc>
-          <w:tcPr>
-            <w:tcW w:type="dxa" w:w="4306"/>
-            <w:tcBorders>
-              <w:top w:val="single" w:color="D9D9D9" w:sz="4"/>
-              <w:left w:val="single" w:color="D9D9D9" w:sz="4"/>
-              <w:bottom w:val="single" w:color="D9D9D9" w:sz="4"/>
-              <w:right w:val="single" w:color="D9D9D9" w:sz="4"/>
-            </w:tcBorders>
-            <w:shd w:fill="F7F7F7" w:color="auto" w:val="clear"/>
-            <w:tcMar>
-              <w:top w:type="dxa" w:w="70"/>
-              <w:left w:type="dxa" w:w="110"/>
-              <w:bottom w:type="dxa" w:w="70"/>
-              <w:right w:type="dxa" w:w="110"/>
-            </w:tcMar>
-            <w:vAlign w:val="top"/>
-          </w:tcPr>
-          <w:p>
-            <w:pPr>
-              <w:spacing w:after="40" w:line="252"/>
-            </w:pPr>
-            <w:r>
-              <w:rPr>
-                <w:b w:val="false"/>
-                <w:bCs w:val="false"/>
-                <w:sz w:val="19"/>
-                <w:szCs w:val="19"/>
-              </w:rPr>
-              <w:t xml:space="preserve">La cascada real, los hospitales por año y las muertes son de la Fase 2, que además define el extracto («muestra de desarrollo»): se responde en su informe. Aquí se quitó la cifra de «más de un millón de egresos al año», que no tenía fuente.</w:t>
-            </w:r>
-          </w:p>
-        </w:tc>
-        <w:tc>
-          <w:tcPr>
-            <w:tcW w:type="dxa" w:w="1872"/>
-            <w:tcBorders>
-              <w:top w:val="single" w:color="D9D9D9" w:sz="4"/>
-              <w:left w:val="single" w:color="D9D9D9" w:sz="4"/>
-              <w:bottom w:val="single" w:color="D9D9D9" w:sz="4"/>
-              <w:right w:val="single" w:color="D9D9D9" w:sz="4"/>
-            </w:tcBorders>
-            <w:shd w:fill="F7F7F7" w:color="auto" w:val="clear"/>
-            <w:tcMar>
-              <w:top w:type="dxa" w:w="70"/>
-              <w:left w:type="dxa" w:w="110"/>
-              <w:bottom w:type="dxa" w:w="70"/>
-              <w:right w:type="dxa" w:w="110"/>
-            </w:tcMar>
-            <w:vAlign w:val="top"/>
-          </w:tcPr>
-          <w:p>
-            <w:pPr>
-              <w:spacing w:after="40" w:line="252"/>
-            </w:pPr>
-            <w:r>
-              <w:rPr>
-                <w:b w:val="false"/>
-                <w:bCs w:val="false"/>
-                <w:sz w:val="19"/>
-                <w:szCs w:val="19"/>
-              </w:rPr>
-              <w:t xml:space="preserve">Resuelto por la Fase 2; corregido (sección 1)</w:t>
-            </w:r>
-          </w:p>
-        </w:tc>
-      </w:tr>
-      <w:tr>
-        <w:trPr>
-          <w:cantSplit/>
-        </w:trPr>
-        <w:tc>
-          <w:tcPr>
-            <w:tcW w:type="dxa" w:w="655"/>
-            <w:tcBorders>
-              <w:top w:val="single" w:color="D9D9D9" w:sz="4"/>
-              <w:left w:val="single" w:color="D9D9D9" w:sz="4"/>
-              <w:bottom w:val="single" w:color="D9D9D9" w:sz="4"/>
-              <w:right w:val="single" w:color="D9D9D9" w:sz="4"/>
-            </w:tcBorders>
-            <w:shd w:fill="FFFFFF" w:color="auto" w:val="clear"/>
-            <w:tcMar>
-              <w:top w:type="dxa" w:w="70"/>
-              <w:left w:type="dxa" w:w="110"/>
-              <w:bottom w:type="dxa" w:w="70"/>
-              <w:right w:type="dxa" w:w="110"/>
-            </w:tcMar>
-            <w:vAlign w:val="top"/>
-          </w:tcPr>
-          <w:p>
-            <w:pPr>
-              <w:spacing w:after="40" w:line="252"/>
-            </w:pPr>
-            <w:r>
-              <w:rPr>
-                <w:b/>
-                <w:bCs/>
-                <w:sz w:val="19"/>
-                <w:szCs w:val="19"/>
-              </w:rPr>
-              <w:t xml:space="preserve">O10</w:t>
-            </w:r>
-          </w:p>
-        </w:tc>
-        <w:tc>
-          <w:tcPr>
-            <w:tcW w:type="dxa" w:w="2527"/>
-            <w:tcBorders>
-              <w:top w:val="single" w:color="D9D9D9" w:sz="4"/>
-              <w:left w:val="single" w:color="D9D9D9" w:sz="4"/>
-              <w:bottom w:val="single" w:color="D9D9D9" w:sz="4"/>
-              <w:right w:val="single" w:color="D9D9D9" w:sz="4"/>
-            </w:tcBorders>
-            <w:shd w:fill="FFFFFF" w:color="auto" w:val="clear"/>
-            <w:tcMar>
-              <w:top w:type="dxa" w:w="70"/>
-              <w:left w:type="dxa" w:w="110"/>
-              <w:bottom w:type="dxa" w:w="70"/>
-              <w:right w:type="dxa" w:w="110"/>
-            </w:tcMar>
-            <w:vAlign w:val="top"/>
-          </w:tcPr>
-          <w:p>
-            <w:pPr>
-              <w:spacing w:after="40" w:line="252"/>
-            </w:pPr>
-            <w:r>
-              <w:rPr>
-                <w:b w:val="false"/>
-                <w:bCs w:val="false"/>
-                <w:sz w:val="19"/>
-                <w:szCs w:val="19"/>
-              </w:rPr>
-              <w:t xml:space="preserve">Redactar el marco legal con la Ley 21.719, ir al Comité de Ética y pedir a FONASA las condiciones de uso.</w:t>
-            </w:r>
-          </w:p>
-        </w:tc>
-        <w:tc>
-          <w:tcPr>
-            <w:tcW w:type="dxa" w:w="4306"/>
-            <w:tcBorders>
-              <w:top w:val="single" w:color="D9D9D9" w:sz="4"/>
-              <w:left w:val="single" w:color="D9D9D9" w:sz="4"/>
-              <w:bottom w:val="single" w:color="D9D9D9" w:sz="4"/>
-              <w:right w:val="single" w:color="D9D9D9" w:sz="4"/>
-            </w:tcBorders>
-            <w:shd w:fill="FFFFFF" w:color="auto" w:val="clear"/>
-            <w:tcMar>
-              <w:top w:type="dxa" w:w="70"/>
-              <w:left w:type="dxa" w:w="110"/>
-              <w:bottom w:type="dxa" w:w="70"/>
-              <w:right w:type="dxa" w:w="110"/>
-            </w:tcMar>
-            <w:vAlign w:val="top"/>
-          </w:tcPr>
-          <w:p>
-            <w:pPr>
-              <w:spacing w:after="40" w:line="252"/>
-            </w:pPr>
-            <w:r>
-              <w:rPr>
-                <w:b w:val="false"/>
-                <w:bCs w:val="false"/>
-                <w:sz w:val="19"/>
-                <w:szCs w:val="19"/>
-              </w:rPr>
-              <w:t xml:space="preserve">Sección 14.3 reescrita con la Ley 21.719 (situación al 25-10-2026). El comité de ética y la carta a FONASA quedan como acciones pendientes; se declara que los datos ya se procesaron sin revisión ética.</w:t>
-            </w:r>
-          </w:p>
-        </w:tc>
-        <w:tc>
-          <w:tcPr>
-            <w:tcW w:type="dxa" w:w="1872"/>
-            <w:tcBorders>
-              <w:top w:val="single" w:color="D9D9D9" w:sz="4"/>
-              <w:left w:val="single" w:color="D9D9D9" w:sz="4"/>
-              <w:bottom w:val="single" w:color="D9D9D9" w:sz="4"/>
-              <w:right w:val="single" w:color="D9D9D9" w:sz="4"/>
-            </w:tcBorders>
-            <w:shd w:fill="FFFFFF" w:color="auto" w:val="clear"/>
-            <w:tcMar>
-              <w:top w:type="dxa" w:w="70"/>
-              <w:left w:type="dxa" w:w="110"/>
-              <w:bottom w:type="dxa" w:w="70"/>
-              <w:right w:type="dxa" w:w="110"/>
-            </w:tcMar>
-            <w:vAlign w:val="top"/>
-          </w:tcPr>
-          <w:p>
-            <w:pPr>
-              <w:spacing w:after="40" w:line="252"/>
-            </w:pPr>
-            <w:r>
-              <w:rPr>
-                <w:b w:val="false"/>
-                <w:bCs w:val="false"/>
-                <w:sz w:val="19"/>
-                <w:szCs w:val="19"/>
-              </w:rPr>
-              <w:t xml:space="preserve">Corregido; pendiente del autor</w:t>
-            </w:r>
-          </w:p>
-        </w:tc>
-      </w:tr>
-      <w:tr>
-        <w:trPr>
-          <w:cantSplit/>
-        </w:trPr>
-        <w:tc>
-          <w:tcPr>
-            <w:tcW w:type="dxa" w:w="655"/>
-            <w:tcBorders>
-              <w:top w:val="single" w:color="D9D9D9" w:sz="4"/>
-              <w:left w:val="single" w:color="D9D9D9" w:sz="4"/>
-              <w:bottom w:val="single" w:color="D9D9D9" w:sz="4"/>
-              <w:right w:val="single" w:color="D9D9D9" w:sz="4"/>
-            </w:tcBorders>
-            <w:shd w:fill="F7F7F7" w:color="auto" w:val="clear"/>
-            <w:tcMar>
-              <w:top w:type="dxa" w:w="70"/>
-              <w:left w:type="dxa" w:w="110"/>
-              <w:bottom w:type="dxa" w:w="70"/>
-              <w:right w:type="dxa" w:w="110"/>
-            </w:tcMar>
-            <w:vAlign w:val="top"/>
-          </w:tcPr>
-          <w:p>
-            <w:pPr>
-              <w:spacing w:after="40" w:line="252"/>
-            </w:pPr>
-            <w:r>
-              <w:rPr>
-                <w:b/>
-                <w:bCs/>
-                <w:sz w:val="19"/>
-                <w:szCs w:val="19"/>
-              </w:rPr>
-              <w:t xml:space="preserve">O11</w:t>
-            </w:r>
-          </w:p>
-        </w:tc>
-        <w:tc>
-          <w:tcPr>
-            <w:tcW w:type="dxa" w:w="2527"/>
-            <w:tcBorders>
-              <w:top w:val="single" w:color="D9D9D9" w:sz="4"/>
-              <w:left w:val="single" w:color="D9D9D9" w:sz="4"/>
-              <w:bottom w:val="single" w:color="D9D9D9" w:sz="4"/>
-              <w:right w:val="single" w:color="D9D9D9" w:sz="4"/>
-            </w:tcBorders>
-            <w:shd w:fill="F7F7F7" w:color="auto" w:val="clear"/>
-            <w:tcMar>
-              <w:top w:type="dxa" w:w="70"/>
-              <w:left w:type="dxa" w:w="110"/>
-              <w:bottom w:type="dxa" w:w="70"/>
-              <w:right w:type="dxa" w:w="110"/>
-            </w:tcMar>
-            <w:vAlign w:val="top"/>
-          </w:tcPr>
-          <w:p>
-            <w:pPr>
-              <w:spacing w:after="40" w:line="252"/>
-            </w:pPr>
-            <w:r>
-              <w:rPr>
-                <w:b w:val="false"/>
-                <w:bCs w:val="false"/>
-                <w:sz w:val="19"/>
-                <w:szCs w:val="19"/>
-              </w:rPr>
-              <w:t xml:space="preserve">Agregar el cronograma y separar lo esencial de lo deseable.</w:t>
-            </w:r>
-          </w:p>
-        </w:tc>
-        <w:tc>
-          <w:tcPr>
-            <w:tcW w:type="dxa" w:w="4306"/>
-            <w:tcBorders>
-              <w:top w:val="single" w:color="D9D9D9" w:sz="4"/>
-              <w:left w:val="single" w:color="D9D9D9" w:sz="4"/>
-              <w:bottom w:val="single" w:color="D9D9D9" w:sz="4"/>
-              <w:right w:val="single" w:color="D9D9D9" w:sz="4"/>
-            </w:tcBorders>
-            <w:shd w:fill="F7F7F7" w:color="auto" w:val="clear"/>
-            <w:tcMar>
-              <w:top w:type="dxa" w:w="70"/>
-              <w:left w:type="dxa" w:w="110"/>
-              <w:bottom w:type="dxa" w:w="70"/>
-              <w:right w:type="dxa" w:w="110"/>
-            </w:tcMar>
-            <w:vAlign w:val="top"/>
-          </w:tcPr>
-          <w:p>
-            <w:pPr>
-              <w:spacing w:after="40" w:line="252"/>
-            </w:pPr>
-            <w:r>
-              <w:rPr>
-                <w:b w:val="false"/>
-                <w:bCs w:val="false"/>
-                <w:sz w:val="19"/>
-                <w:szCs w:val="19"/>
-              </w:rPr>
-              <w:t xml:space="preserve">Secciones 15.1 y 15.2. Falta fijar la fecha de entrega con el profesor.</w:t>
-            </w:r>
-          </w:p>
-        </w:tc>
-        <w:tc>
-          <w:tcPr>
-            <w:tcW w:type="dxa" w:w="1872"/>
-            <w:tcBorders>
-              <w:top w:val="single" w:color="D9D9D9" w:sz="4"/>
-              <w:left w:val="single" w:color="D9D9D9" w:sz="4"/>
-              <w:bottom w:val="single" w:color="D9D9D9" w:sz="4"/>
-              <w:right w:val="single" w:color="D9D9D9" w:sz="4"/>
-            </w:tcBorders>
-            <w:shd w:fill="F7F7F7" w:color="auto" w:val="clear"/>
-            <w:tcMar>
-              <w:top w:type="dxa" w:w="70"/>
-              <w:left w:type="dxa" w:w="110"/>
-              <w:bottom w:type="dxa" w:w="70"/>
-              <w:right w:type="dxa" w:w="110"/>
-            </w:tcMar>
-            <w:vAlign w:val="top"/>
-          </w:tcPr>
-          <w:p>
-            <w:pPr>
-              <w:spacing w:after="40" w:line="252"/>
-            </w:pPr>
-            <w:r>
-              <w:rPr>
-                <w:b w:val="false"/>
-                <w:bCs w:val="false"/>
-                <w:sz w:val="19"/>
-                <w:szCs w:val="19"/>
-              </w:rPr>
-              <w:t xml:space="preserve">Corregido</w:t>
-            </w:r>
-          </w:p>
-        </w:tc>
-      </w:tr>
-      <w:tr>
-        <w:trPr>
-          <w:cantSplit/>
-        </w:trPr>
-        <w:tc>
-          <w:tcPr>
-            <w:tcW w:type="dxa" w:w="655"/>
-            <w:tcBorders>
-              <w:top w:val="single" w:color="D9D9D9" w:sz="4"/>
-              <w:left w:val="single" w:color="D9D9D9" w:sz="4"/>
-              <w:bottom w:val="single" w:color="D9D9D9" w:sz="4"/>
-              <w:right w:val="single" w:color="D9D9D9" w:sz="4"/>
-            </w:tcBorders>
-            <w:shd w:fill="FFFFFF" w:color="auto" w:val="clear"/>
-            <w:tcMar>
-              <w:top w:type="dxa" w:w="70"/>
-              <w:left w:type="dxa" w:w="110"/>
-              <w:bottom w:type="dxa" w:w="70"/>
-              <w:right w:type="dxa" w:w="110"/>
-            </w:tcMar>
-            <w:vAlign w:val="top"/>
-          </w:tcPr>
-          <w:p>
-            <w:pPr>
-              <w:spacing w:after="40" w:line="252"/>
-            </w:pPr>
-            <w:r>
-              <w:rPr>
-                <w:b/>
-                <w:bCs/>
-                <w:sz w:val="19"/>
-                <w:szCs w:val="19"/>
-              </w:rPr>
-              <w:t xml:space="preserve">O12</w:t>
-            </w:r>
-          </w:p>
-        </w:tc>
-        <w:tc>
-          <w:tcPr>
-            <w:tcW w:type="dxa" w:w="2527"/>
-            <w:tcBorders>
-              <w:top w:val="single" w:color="D9D9D9" w:sz="4"/>
-              <w:left w:val="single" w:color="D9D9D9" w:sz="4"/>
-              <w:bottom w:val="single" w:color="D9D9D9" w:sz="4"/>
-              <w:right w:val="single" w:color="D9D9D9" w:sz="4"/>
-            </w:tcBorders>
-            <w:shd w:fill="FFFFFF" w:color="auto" w:val="clear"/>
-            <w:tcMar>
-              <w:top w:type="dxa" w:w="70"/>
-              <w:left w:type="dxa" w:w="110"/>
-              <w:bottom w:type="dxa" w:w="70"/>
-              <w:right w:type="dxa" w:w="110"/>
-            </w:tcMar>
-            <w:vAlign w:val="top"/>
-          </w:tcPr>
-          <w:p>
-            <w:pPr>
-              <w:spacing w:after="40" w:line="252"/>
-            </w:pPr>
-            <w:r>
-              <w:rPr>
-                <w:b w:val="false"/>
-                <w:bCs w:val="false"/>
-                <w:sz w:val="19"/>
-                <w:szCs w:val="19"/>
-              </w:rPr>
-              <w:t xml:space="preserve">Declarar que una exclusión usa el código GRD; nombrar las categorías de Elixhauser; juntar las sensibilidades.</w:t>
-            </w:r>
-          </w:p>
-        </w:tc>
-        <w:tc>
-          <w:tcPr>
-            <w:tcW w:type="dxa" w:w="4306"/>
-            <w:tcBorders>
-              <w:top w:val="single" w:color="D9D9D9" w:sz="4"/>
-              <w:left w:val="single" w:color="D9D9D9" w:sz="4"/>
-              <w:bottom w:val="single" w:color="D9D9D9" w:sz="4"/>
-              <w:right w:val="single" w:color="D9D9D9" w:sz="4"/>
-            </w:tcBorders>
-            <w:shd w:fill="FFFFFF" w:color="auto" w:val="clear"/>
-            <w:tcMar>
-              <w:top w:type="dxa" w:w="70"/>
-              <w:left w:type="dxa" w:w="110"/>
-              <w:bottom w:type="dxa" w:w="70"/>
-              <w:right w:type="dxa" w:w="110"/>
-            </w:tcMar>
-            <w:vAlign w:val="top"/>
-          </w:tcPr>
-          <w:p>
-            <w:pPr>
-              <w:spacing w:after="40" w:line="252"/>
-            </w:pPr>
-            <w:r>
-              <w:rPr>
-                <w:b w:val="false"/>
-                <w:bCs w:val="false"/>
-                <w:sz w:val="19"/>
-                <w:szCs w:val="19"/>
-              </w:rPr>
-              <w:t xml:space="preserve">Limitación en las secciones 9.3 y 16; categorías en la sección 8.2 (incluyen las cuatro que sugiere el profesor, más la de circulación pulmonar); tabla única en la sección 10.5.</w:t>
-            </w:r>
-          </w:p>
-        </w:tc>
-        <w:tc>
-          <w:tcPr>
-            <w:tcW w:type="dxa" w:w="1872"/>
-            <w:tcBorders>
-              <w:top w:val="single" w:color="D9D9D9" w:sz="4"/>
-              <w:left w:val="single" w:color="D9D9D9" w:sz="4"/>
-              <w:bottom w:val="single" w:color="D9D9D9" w:sz="4"/>
-              <w:right w:val="single" w:color="D9D9D9" w:sz="4"/>
-            </w:tcBorders>
-            <w:shd w:fill="FFFFFF" w:color="auto" w:val="clear"/>
-            <w:tcMar>
-              <w:top w:type="dxa" w:w="70"/>
-              <w:left w:type="dxa" w:w="110"/>
-              <w:bottom w:type="dxa" w:w="70"/>
-              <w:right w:type="dxa" w:w="110"/>
-            </w:tcMar>
-            <w:vAlign w:val="top"/>
-          </w:tcPr>
-          <w:p>
-            <w:pPr>
-              <w:spacing w:after="40" w:line="252"/>
-            </w:pPr>
-            <w:r>
-              <w:rPr>
-                <w:b w:val="false"/>
-                <w:bCs w:val="false"/>
-                <w:sz w:val="19"/>
-                <w:szCs w:val="19"/>
-              </w:rPr>
-              <w:t xml:space="preserve">Corregido</w:t>
-            </w:r>
-          </w:p>
-        </w:tc>
-      </w:tr>
-      <w:tr>
-        <w:trPr>
-          <w:cantSplit/>
-        </w:trPr>
-        <w:tc>
-          <w:tcPr>
-            <w:tcW w:type="dxa" w:w="655"/>
-            <w:tcBorders>
-              <w:top w:val="single" w:color="D9D9D9" w:sz="4"/>
-              <w:left w:val="single" w:color="D9D9D9" w:sz="4"/>
-              <w:bottom w:val="single" w:color="D9D9D9" w:sz="4"/>
-              <w:right w:val="single" w:color="D9D9D9" w:sz="4"/>
-            </w:tcBorders>
-            <w:shd w:fill="F7F7F7" w:color="auto" w:val="clear"/>
-            <w:tcMar>
-              <w:top w:type="dxa" w:w="70"/>
-              <w:left w:type="dxa" w:w="110"/>
-              <w:bottom w:type="dxa" w:w="70"/>
-              <w:right w:type="dxa" w:w="110"/>
-            </w:tcMar>
-            <w:vAlign w:val="top"/>
-          </w:tcPr>
-          <w:p>
-            <w:pPr>
-              <w:spacing w:after="40" w:line="252"/>
-            </w:pPr>
-            <w:r>
-              <w:rPr>
-                <w:b/>
-                <w:bCs/>
-                <w:sz w:val="19"/>
-                <w:szCs w:val="19"/>
-              </w:rPr>
-              <w:t xml:space="preserve">O13</w:t>
-            </w:r>
-          </w:p>
-        </w:tc>
-        <w:tc>
-          <w:tcPr>
-            <w:tcW w:type="dxa" w:w="2527"/>
-            <w:tcBorders>
-              <w:top w:val="single" w:color="D9D9D9" w:sz="4"/>
-              <w:left w:val="single" w:color="D9D9D9" w:sz="4"/>
-              <w:bottom w:val="single" w:color="D9D9D9" w:sz="4"/>
-              <w:right w:val="single" w:color="D9D9D9" w:sz="4"/>
-            </w:tcBorders>
-            <w:shd w:fill="F7F7F7" w:color="auto" w:val="clear"/>
-            <w:tcMar>
-              <w:top w:type="dxa" w:w="70"/>
-              <w:left w:type="dxa" w:w="110"/>
-              <w:bottom w:type="dxa" w:w="70"/>
-              <w:right w:type="dxa" w:w="110"/>
-            </w:tcMar>
-            <w:vAlign w:val="top"/>
-          </w:tcPr>
-          <w:p>
-            <w:pPr>
-              <w:spacing w:after="40" w:line="252"/>
-            </w:pPr>
-            <w:r>
-              <w:rPr>
-                <w:b w:val="false"/>
-                <w:bCs w:val="false"/>
-                <w:sz w:val="19"/>
-                <w:szCs w:val="19"/>
-              </w:rPr>
-              <w:t xml:space="preserve">Descartar entera solo la columna que ya se sabe que trae RUT; en las demás, anular el valor.</w:t>
-            </w:r>
-          </w:p>
-        </w:tc>
-        <w:tc>
-          <w:tcPr>
-            <w:tcW w:type="dxa" w:w="4306"/>
-            <w:tcBorders>
-              <w:top w:val="single" w:color="D9D9D9" w:sz="4"/>
-              <w:left w:val="single" w:color="D9D9D9" w:sz="4"/>
-              <w:bottom w:val="single" w:color="D9D9D9" w:sz="4"/>
-              <w:right w:val="single" w:color="D9D9D9" w:sz="4"/>
-            </w:tcBorders>
-            <w:shd w:fill="F7F7F7" w:color="auto" w:val="clear"/>
-            <w:tcMar>
-              <w:top w:type="dxa" w:w="70"/>
-              <w:left w:type="dxa" w:w="110"/>
-              <w:bottom w:type="dxa" w:w="70"/>
-              <w:right w:type="dxa" w:w="110"/>
-            </w:tcMar>
-            <w:vAlign w:val="top"/>
-          </w:tcPr>
-          <w:p>
-            <w:pPr>
-              <w:spacing w:after="40" w:line="252"/>
-            </w:pPr>
-            <w:r>
-              <w:rPr>
-                <w:b w:val="false"/>
-                <w:bCs w:val="false"/>
-                <w:sz w:val="19"/>
-                <w:szCs w:val="19"/>
-              </w:rPr>
-              <w:t xml:space="preserve">Sección 7: solo se descartan las dos columnas conocidas, y ninguna es predictor. En otra columna el proceso se detiene y se anularía solo el valor.</w:t>
-            </w:r>
-          </w:p>
-        </w:tc>
-        <w:tc>
-          <w:tcPr>
-            <w:tcW w:type="dxa" w:w="1872"/>
-            <w:tcBorders>
-              <w:top w:val="single" w:color="D9D9D9" w:sz="4"/>
-              <w:left w:val="single" w:color="D9D9D9" w:sz="4"/>
-              <w:bottom w:val="single" w:color="D9D9D9" w:sz="4"/>
-              <w:right w:val="single" w:color="D9D9D9" w:sz="4"/>
-            </w:tcBorders>
-            <w:shd w:fill="F7F7F7" w:color="auto" w:val="clear"/>
-            <w:tcMar>
-              <w:top w:type="dxa" w:w="70"/>
-              <w:left w:type="dxa" w:w="110"/>
-              <w:bottom w:type="dxa" w:w="70"/>
-              <w:right w:type="dxa" w:w="110"/>
-            </w:tcMar>
-            <w:vAlign w:val="top"/>
-          </w:tcPr>
-          <w:p>
-            <w:pPr>
-              <w:spacing w:after="40" w:line="252"/>
-            </w:pPr>
-            <w:r>
-              <w:rPr>
-                <w:b w:val="false"/>
-                <w:bCs w:val="false"/>
-                <w:sz w:val="19"/>
-                <w:szCs w:val="19"/>
-              </w:rPr>
-              <w:t xml:space="preserve">Corregido</w:t>
-            </w:r>
-          </w:p>
-        </w:tc>
-      </w:tr>
-    </w:tbl>
-    <w:p>
-      <w:pPr>
-        <w:spacing w:after="80"/>
-      </w:pPr>
-    </w:p>
-    <w:p>
-      <w:pPr>
-        <w:pStyle w:val="Heading2"/>
-      </w:pPr>
-      <w:r>
-        <w:t xml:space="preserve">B.2 Errores de forma y referencias cruzadas</w:t>
-      </w:r>
-    </w:p>
-    <w:tbl>
-      <w:tblPr>
-        <w:tblW w:type="dxa" w:w="9360"/>
-        <w:tblBorders>
-          <w:top w:val="single" w:color="auto" w:sz="4"/>
-          <w:left w:val="single" w:color="auto" w:sz="4"/>
-          <w:bottom w:val="single" w:color="auto" w:sz="4"/>
-          <w:right w:val="single" w:color="auto" w:sz="4"/>
-          <w:insideH w:val="single" w:color="auto" w:sz="4"/>
-          <w:insideV w:val="single" w:color="auto" w:sz="4"/>
-        </w:tblBorders>
-        <w:tblLayout w:type="fixed"/>
-      </w:tblPr>
-      <w:tblGrid>
-        <w:gridCol w:w="1310"/>
-        <w:gridCol w:w="2434"/>
-        <w:gridCol w:w="3931"/>
-        <w:gridCol w:w="1685"/>
-      </w:tblGrid>
-      <w:tr>
-        <w:trPr>
-          <w:tblHeader/>
-        </w:trPr>
-        <w:tc>
-          <w:tcPr>
-            <w:tcW w:type="dxa" w:w="1310"/>
-            <w:tcBorders>
-              <w:top w:val="single" w:color="D9D9D9" w:sz="4"/>
-              <w:left w:val="single" w:color="D9D9D9" w:sz="4"/>
-              <w:bottom w:val="single" w:color="D9D9D9" w:sz="4"/>
-              <w:right w:val="single" w:color="D9D9D9" w:sz="4"/>
-            </w:tcBorders>
-            <w:shd w:fill="1F3864" w:color="auto" w:val="clear"/>
-            <w:tcMar>
-              <w:top w:type="dxa" w:w="70"/>
-              <w:left w:type="dxa" w:w="110"/>
-              <w:bottom w:type="dxa" w:w="70"/>
-              <w:right w:type="dxa" w:w="110"/>
-            </w:tcMar>
-            <w:vAlign w:val="top"/>
-          </w:tcPr>
-          <w:p>
-            <w:pPr>
-              <w:spacing w:after="40" w:line="252"/>
-            </w:pPr>
-            <w:r>
-              <w:rPr>
-                <w:b/>
-                <w:bCs/>
-                <w:color w:val="FFFFFF"/>
-                <w:sz w:val="19"/>
-                <w:szCs w:val="19"/>
-              </w:rPr>
-              <w:t xml:space="preserve">Dónde</w:t>
-            </w:r>
-          </w:p>
-        </w:tc>
-        <w:tc>
-          <w:tcPr>
-            <w:tcW w:type="dxa" w:w="2434"/>
-            <w:tcBorders>
-              <w:top w:val="single" w:color="D9D9D9" w:sz="4"/>
-              <w:left w:val="single" w:color="D9D9D9" w:sz="4"/>
-              <w:bottom w:val="single" w:color="D9D9D9" w:sz="4"/>
-              <w:right w:val="single" w:color="D9D9D9" w:sz="4"/>
-            </w:tcBorders>
-            <w:shd w:fill="1F3864" w:color="auto" w:val="clear"/>
-            <w:tcMar>
-              <w:top w:type="dxa" w:w="70"/>
-              <w:left w:type="dxa" w:w="110"/>
-              <w:bottom w:type="dxa" w:w="70"/>
-              <w:right w:type="dxa" w:w="110"/>
-            </w:tcMar>
-            <w:vAlign w:val="top"/>
-          </w:tcPr>
-          <w:p>
-            <w:pPr>
-              <w:spacing w:after="40" w:line="252"/>
-            </w:pPr>
-            <w:r>
-              <w:rPr>
-                <w:b/>
-                <w:bCs/>
-                <w:color w:val="FFFFFF"/>
-                <w:sz w:val="19"/>
-                <w:szCs w:val="19"/>
-              </w:rPr>
-              <w:t xml:space="preserve">Qué pide el profesor</w:t>
-            </w:r>
-          </w:p>
-        </w:tc>
-        <w:tc>
-          <w:tcPr>
-            <w:tcW w:type="dxa" w:w="3931"/>
-            <w:tcBorders>
-              <w:top w:val="single" w:color="D9D9D9" w:sz="4"/>
-              <w:left w:val="single" w:color="D9D9D9" w:sz="4"/>
-              <w:bottom w:val="single" w:color="D9D9D9" w:sz="4"/>
-              <w:right w:val="single" w:color="D9D9D9" w:sz="4"/>
-            </w:tcBorders>
-            <w:shd w:fill="1F3864" w:color="auto" w:val="clear"/>
-            <w:tcMar>
-              <w:top w:type="dxa" w:w="70"/>
-              <w:left w:type="dxa" w:w="110"/>
-              <w:bottom w:type="dxa" w:w="70"/>
-              <w:right w:type="dxa" w:w="110"/>
-            </w:tcMar>
-            <w:vAlign w:val="top"/>
-          </w:tcPr>
-          <w:p>
-            <w:pPr>
-              <w:spacing w:after="40" w:line="252"/>
-            </w:pPr>
-            <w:r>
-              <w:rPr>
-                <w:b/>
-                <w:bCs/>
-                <w:color w:val="FFFFFF"/>
-                <w:sz w:val="19"/>
-                <w:szCs w:val="19"/>
-              </w:rPr>
-              <w:t xml:space="preserve">Qué se hizo</w:t>
-            </w:r>
-          </w:p>
-        </w:tc>
-        <w:tc>
-          <w:tcPr>
-            <w:tcW w:type="dxa" w:w="1685"/>
-            <w:tcBorders>
-              <w:top w:val="single" w:color="D9D9D9" w:sz="4"/>
-              <w:left w:val="single" w:color="D9D9D9" w:sz="4"/>
-              <w:bottom w:val="single" w:color="D9D9D9" w:sz="4"/>
-              <w:right w:val="single" w:color="D9D9D9" w:sz="4"/>
-            </w:tcBorders>
-            <w:shd w:fill="1F3864" w:color="auto" w:val="clear"/>
-            <w:tcMar>
-              <w:top w:type="dxa" w:w="70"/>
-              <w:left w:type="dxa" w:w="110"/>
-              <w:bottom w:type="dxa" w:w="70"/>
-              <w:right w:type="dxa" w:w="110"/>
-            </w:tcMar>
-            <w:vAlign w:val="top"/>
-          </w:tcPr>
-          <w:p>
-            <w:pPr>
-              <w:spacing w:after="40" w:line="252"/>
-            </w:pPr>
-            <w:r>
-              <w:rPr>
-                <w:b/>
-                <w:bCs/>
-                <w:color w:val="FFFFFF"/>
-                <w:sz w:val="19"/>
-                <w:szCs w:val="19"/>
-              </w:rPr>
-              <w:t xml:space="preserve">Respuesta</w:t>
-            </w:r>
-          </w:p>
-        </w:tc>
-      </w:tr>
-      <w:tr>
-        <w:trPr>
-          <w:cantSplit/>
-        </w:trPr>
-        <w:tc>
-          <w:tcPr>
-            <w:tcW w:type="dxa" w:w="1310"/>
-            <w:tcBorders>
-              <w:top w:val="single" w:color="D9D9D9" w:sz="4"/>
-              <w:left w:val="single" w:color="D9D9D9" w:sz="4"/>
-              <w:bottom w:val="single" w:color="D9D9D9" w:sz="4"/>
-              <w:right w:val="single" w:color="D9D9D9" w:sz="4"/>
-            </w:tcBorders>
-            <w:shd w:fill="F7F7F7" w:color="auto" w:val="clear"/>
-            <w:tcMar>
-              <w:top w:type="dxa" w:w="70"/>
-              <w:left w:type="dxa" w:w="110"/>
-              <w:bottom w:type="dxa" w:w="70"/>
-              <w:right w:type="dxa" w:w="110"/>
-            </w:tcMar>
-            <w:vAlign w:val="top"/>
-          </w:tcPr>
-          <w:p>
-            <w:pPr>
-              <w:spacing w:after="40" w:line="252"/>
-            </w:pPr>
-            <w:r>
-              <w:rPr>
-                <w:b/>
-                <w:bCs/>
-                <w:sz w:val="19"/>
-                <w:szCs w:val="19"/>
-              </w:rPr>
-              <w:t xml:space="preserve">5 y 5.1</w:t>
-            </w:r>
-          </w:p>
-        </w:tc>
-        <w:tc>
-          <w:tcPr>
-            <w:tcW w:type="dxa" w:w="2434"/>
-            <w:tcBorders>
-              <w:top w:val="single" w:color="D9D9D9" w:sz="4"/>
-              <w:left w:val="single" w:color="D9D9D9" w:sz="4"/>
-              <w:bottom w:val="single" w:color="D9D9D9" w:sz="4"/>
-              <w:right w:val="single" w:color="D9D9D9" w:sz="4"/>
-            </w:tcBorders>
-            <w:shd w:fill="F7F7F7" w:color="auto" w:val="clear"/>
-            <w:tcMar>
-              <w:top w:type="dxa" w:w="70"/>
-              <w:left w:type="dxa" w:w="110"/>
-              <w:bottom w:type="dxa" w:w="70"/>
-              <w:right w:type="dxa" w:w="110"/>
-            </w:tcMar>
-            <w:vAlign w:val="top"/>
-          </w:tcPr>
-          <w:p>
-            <w:pPr>
-              <w:spacing w:after="40" w:line="252"/>
-            </w:pPr>
-            <w:r>
-              <w:rPr>
-                <w:b w:val="false"/>
-                <w:bCs w:val="false"/>
-                <w:sz w:val="19"/>
-                <w:szCs w:val="19"/>
-              </w:rPr>
-              <w:t xml:space="preserve">Dejar «siete reglas».</w:t>
-            </w:r>
-          </w:p>
-        </w:tc>
-        <w:tc>
-          <w:tcPr>
-            <w:tcW w:type="dxa" w:w="3931"/>
-            <w:tcBorders>
-              <w:top w:val="single" w:color="D9D9D9" w:sz="4"/>
-              <w:left w:val="single" w:color="D9D9D9" w:sz="4"/>
-              <w:bottom w:val="single" w:color="D9D9D9" w:sz="4"/>
-              <w:right w:val="single" w:color="D9D9D9" w:sz="4"/>
-            </w:tcBorders>
-            <w:shd w:fill="F7F7F7" w:color="auto" w:val="clear"/>
-            <w:tcMar>
-              <w:top w:type="dxa" w:w="70"/>
-              <w:left w:type="dxa" w:w="110"/>
-              <w:bottom w:type="dxa" w:w="70"/>
-              <w:right w:type="dxa" w:w="110"/>
-            </w:tcMar>
-            <w:vAlign w:val="top"/>
-          </w:tcPr>
-          <w:p>
-            <w:pPr>
-              <w:spacing w:after="40" w:line="252"/>
-            </w:pPr>
-            <w:r>
-              <w:rPr>
-                <w:b w:val="false"/>
-                <w:bCs w:val="false"/>
-                <w:sz w:val="19"/>
-                <w:szCs w:val="19"/>
-              </w:rPr>
-              <w:t xml:space="preserve">Se dejan ocho. La tabla de reglas del proyecto (Reglas_del_Modelo.csv, 05-10-2026) y las versiones 3 a 5 tienen ocho; la versión 2 omitió por error la del riesgo de mortalidad del GRD, que su propia sección 5.3 citaba como R6.</w:t>
-            </w:r>
-          </w:p>
-        </w:tc>
-        <w:tc>
-          <w:tcPr>
-            <w:tcW w:type="dxa" w:w="1685"/>
-            <w:tcBorders>
-              <w:top w:val="single" w:color="D9D9D9" w:sz="4"/>
-              <w:left w:val="single" w:color="D9D9D9" w:sz="4"/>
-              <w:bottom w:val="single" w:color="D9D9D9" w:sz="4"/>
-              <w:right w:val="single" w:color="D9D9D9" w:sz="4"/>
-            </w:tcBorders>
-            <w:shd w:fill="F7F7F7" w:color="auto" w:val="clear"/>
-            <w:tcMar>
-              <w:top w:type="dxa" w:w="70"/>
-              <w:left w:type="dxa" w:w="110"/>
-              <w:bottom w:type="dxa" w:w="70"/>
-              <w:right w:type="dxa" w:w="110"/>
-            </w:tcMar>
-            <w:vAlign w:val="top"/>
-          </w:tcPr>
-          <w:p>
-            <w:pPr>
-              <w:spacing w:after="40" w:line="252"/>
-            </w:pPr>
-            <w:r>
-              <w:rPr>
-                <w:b w:val="false"/>
-                <w:bCs w:val="false"/>
-                <w:sz w:val="19"/>
-                <w:szCs w:val="19"/>
-              </w:rPr>
-              <w:t xml:space="preserve">Corregido de otra forma</w:t>
-            </w:r>
-          </w:p>
-        </w:tc>
-      </w:tr>
-      <w:tr>
-        <w:trPr>
-          <w:cantSplit/>
-        </w:trPr>
-        <w:tc>
-          <w:tcPr>
-            <w:tcW w:type="dxa" w:w="1310"/>
-            <w:tcBorders>
-              <w:top w:val="single" w:color="D9D9D9" w:sz="4"/>
-              <w:left w:val="single" w:color="D9D9D9" w:sz="4"/>
-              <w:bottom w:val="single" w:color="D9D9D9" w:sz="4"/>
-              <w:right w:val="single" w:color="D9D9D9" w:sz="4"/>
-            </w:tcBorders>
-            <w:shd w:fill="FFFFFF" w:color="auto" w:val="clear"/>
-            <w:tcMar>
-              <w:top w:type="dxa" w:w="70"/>
-              <w:left w:type="dxa" w:w="110"/>
-              <w:bottom w:type="dxa" w:w="70"/>
-              <w:right w:type="dxa" w:w="110"/>
-            </w:tcMar>
-            <w:vAlign w:val="top"/>
-          </w:tcPr>
-          <w:p>
-            <w:pPr>
-              <w:spacing w:after="40" w:line="252"/>
-            </w:pPr>
-            <w:r>
-              <w:rPr>
-                <w:b/>
-                <w:bCs/>
-                <w:sz w:val="19"/>
-                <w:szCs w:val="19"/>
-              </w:rPr>
-              <w:t xml:space="preserve">5.2</w:t>
-            </w:r>
-          </w:p>
-        </w:tc>
-        <w:tc>
-          <w:tcPr>
-            <w:tcW w:type="dxa" w:w="2434"/>
-            <w:tcBorders>
-              <w:top w:val="single" w:color="D9D9D9" w:sz="4"/>
-              <w:left w:val="single" w:color="D9D9D9" w:sz="4"/>
-              <w:bottom w:val="single" w:color="D9D9D9" w:sz="4"/>
-              <w:right w:val="single" w:color="D9D9D9" w:sz="4"/>
-            </w:tcBorders>
-            <w:shd w:fill="FFFFFF" w:color="auto" w:val="clear"/>
-            <w:tcMar>
-              <w:top w:type="dxa" w:w="70"/>
-              <w:left w:type="dxa" w:w="110"/>
-              <w:bottom w:type="dxa" w:w="70"/>
-              <w:right w:type="dxa" w:w="110"/>
-            </w:tcMar>
-            <w:vAlign w:val="top"/>
-          </w:tcPr>
-          <w:p>
-            <w:pPr>
-              <w:spacing w:after="40" w:line="252"/>
-            </w:pPr>
-            <w:r>
-              <w:rPr>
-                <w:b w:val="false"/>
-                <w:bCs w:val="false"/>
-                <w:sz w:val="19"/>
-                <w:szCs w:val="19"/>
-              </w:rPr>
-              <w:t xml:space="preserve">Dejar «siete categorías».</w:t>
-            </w:r>
-          </w:p>
-        </w:tc>
-        <w:tc>
-          <w:tcPr>
-            <w:tcW w:type="dxa" w:w="3931"/>
-            <w:tcBorders>
-              <w:top w:val="single" w:color="D9D9D9" w:sz="4"/>
-              <w:left w:val="single" w:color="D9D9D9" w:sz="4"/>
-              <w:bottom w:val="single" w:color="D9D9D9" w:sz="4"/>
-              <w:right w:val="single" w:color="D9D9D9" w:sz="4"/>
-            </w:tcBorders>
-            <w:shd w:fill="FFFFFF" w:color="auto" w:val="clear"/>
-            <w:tcMar>
-              <w:top w:type="dxa" w:w="70"/>
-              <w:left w:type="dxa" w:w="110"/>
-              <w:bottom w:type="dxa" w:w="70"/>
-              <w:right w:type="dxa" w:w="110"/>
-            </w:tcMar>
-            <w:vAlign w:val="top"/>
-          </w:tcPr>
-          <w:p>
-            <w:pPr>
-              <w:spacing w:after="40" w:line="252"/>
-            </w:pPr>
-            <w:r>
-              <w:rPr>
-                <w:b w:val="false"/>
-                <w:bCs w:val="false"/>
-                <w:sz w:val="19"/>
-                <w:szCs w:val="19"/>
-              </w:rPr>
-              <w:t xml:space="preserve">Se dejan ocho: faltaba AUDITORIA_SENSIBILIDAD (etnia, nacionalidad, previsión, provincia y comuna).</w:t>
-            </w:r>
-          </w:p>
-        </w:tc>
-        <w:tc>
-          <w:tcPr>
-            <w:tcW w:type="dxa" w:w="1685"/>
-            <w:tcBorders>
-              <w:top w:val="single" w:color="D9D9D9" w:sz="4"/>
-              <w:left w:val="single" w:color="D9D9D9" w:sz="4"/>
-              <w:bottom w:val="single" w:color="D9D9D9" w:sz="4"/>
-              <w:right w:val="single" w:color="D9D9D9" w:sz="4"/>
-            </w:tcBorders>
-            <w:shd w:fill="FFFFFF" w:color="auto" w:val="clear"/>
-            <w:tcMar>
-              <w:top w:type="dxa" w:w="70"/>
-              <w:left w:type="dxa" w:w="110"/>
-              <w:bottom w:type="dxa" w:w="70"/>
-              <w:right w:type="dxa" w:w="110"/>
-            </w:tcMar>
-            <w:vAlign w:val="top"/>
-          </w:tcPr>
-          <w:p>
-            <w:pPr>
-              <w:spacing w:after="40" w:line="252"/>
-            </w:pPr>
-            <w:r>
-              <w:rPr>
-                <w:b w:val="false"/>
-                <w:bCs w:val="false"/>
-                <w:sz w:val="19"/>
-                <w:szCs w:val="19"/>
-              </w:rPr>
-              <w:t xml:space="preserve">Corregido de otra forma</w:t>
-            </w:r>
-          </w:p>
-        </w:tc>
-      </w:tr>
-      <w:tr>
-        <w:trPr>
-          <w:cantSplit/>
-        </w:trPr>
-        <w:tc>
-          <w:tcPr>
-            <w:tcW w:type="dxa" w:w="1310"/>
-            <w:tcBorders>
-              <w:top w:val="single" w:color="D9D9D9" w:sz="4"/>
-              <w:left w:val="single" w:color="D9D9D9" w:sz="4"/>
-              <w:bottom w:val="single" w:color="D9D9D9" w:sz="4"/>
-              <w:right w:val="single" w:color="D9D9D9" w:sz="4"/>
-            </w:tcBorders>
-            <w:shd w:fill="F7F7F7" w:color="auto" w:val="clear"/>
-            <w:tcMar>
-              <w:top w:type="dxa" w:w="70"/>
-              <w:left w:type="dxa" w:w="110"/>
-              <w:bottom w:type="dxa" w:w="70"/>
-              <w:right w:type="dxa" w:w="110"/>
-            </w:tcMar>
-            <w:vAlign w:val="top"/>
-          </w:tcPr>
-          <w:p>
-            <w:pPr>
-              <w:spacing w:after="40" w:line="252"/>
-            </w:pPr>
-            <w:r>
-              <w:rPr>
-                <w:b/>
-                <w:bCs/>
-                <w:sz w:val="19"/>
-                <w:szCs w:val="19"/>
-              </w:rPr>
-              <w:t xml:space="preserve">5.3</w:t>
-            </w:r>
-          </w:p>
-        </w:tc>
-        <w:tc>
-          <w:tcPr>
-            <w:tcW w:type="dxa" w:w="2434"/>
-            <w:tcBorders>
-              <w:top w:val="single" w:color="D9D9D9" w:sz="4"/>
-              <w:left w:val="single" w:color="D9D9D9" w:sz="4"/>
-              <w:bottom w:val="single" w:color="D9D9D9" w:sz="4"/>
-              <w:right w:val="single" w:color="D9D9D9" w:sz="4"/>
-            </w:tcBorders>
-            <w:shd w:fill="F7F7F7" w:color="auto" w:val="clear"/>
-            <w:tcMar>
-              <w:top w:type="dxa" w:w="70"/>
-              <w:left w:type="dxa" w:w="110"/>
-              <w:bottom w:type="dxa" w:w="70"/>
-              <w:right w:type="dxa" w:w="110"/>
-            </w:tcMar>
-            <w:vAlign w:val="top"/>
-          </w:tcPr>
-          <w:p>
-            <w:pPr>
-              <w:spacing w:after="40" w:line="252"/>
-            </w:pPr>
-            <w:r>
-              <w:rPr>
-                <w:b w:val="false"/>
-                <w:bCs w:val="false"/>
-                <w:sz w:val="19"/>
-                <w:szCs w:val="19"/>
-              </w:rPr>
-              <w:t xml:space="preserve">Cambiar R6 por R1 en IR_29301_MORTALIDAD.</w:t>
-            </w:r>
-          </w:p>
-        </w:tc>
-        <w:tc>
-          <w:tcPr>
-            <w:tcW w:type="dxa" w:w="3931"/>
-            <w:tcBorders>
-              <w:top w:val="single" w:color="D9D9D9" w:sz="4"/>
-              <w:left w:val="single" w:color="D9D9D9" w:sz="4"/>
-              <w:bottom w:val="single" w:color="D9D9D9" w:sz="4"/>
-              <w:right w:val="single" w:color="D9D9D9" w:sz="4"/>
-            </w:tcBorders>
-            <w:shd w:fill="F7F7F7" w:color="auto" w:val="clear"/>
-            <w:tcMar>
-              <w:top w:type="dxa" w:w="70"/>
-              <w:left w:type="dxa" w:w="110"/>
-              <w:bottom w:type="dxa" w:w="70"/>
-              <w:right w:type="dxa" w:w="110"/>
-            </w:tcMar>
-            <w:vAlign w:val="top"/>
-          </w:tcPr>
-          <w:p>
-            <w:pPr>
-              <w:spacing w:after="40" w:line="252"/>
-            </w:pPr>
-            <w:r>
-              <w:rPr>
-                <w:b w:val="false"/>
-                <w:bCs w:val="false"/>
-                <w:sz w:val="19"/>
-                <w:szCs w:val="19"/>
-              </w:rPr>
-              <w:t xml:space="preserve">Con las ocho reglas, R6 es justamente la regla del riesgo de mortalidad del GRD: la cita queda correcta.</w:t>
-            </w:r>
-          </w:p>
-        </w:tc>
-        <w:tc>
-          <w:tcPr>
-            <w:tcW w:type="dxa" w:w="1685"/>
-            <w:tcBorders>
-              <w:top w:val="single" w:color="D9D9D9" w:sz="4"/>
-              <w:left w:val="single" w:color="D9D9D9" w:sz="4"/>
-              <w:bottom w:val="single" w:color="D9D9D9" w:sz="4"/>
-              <w:right w:val="single" w:color="D9D9D9" w:sz="4"/>
-            </w:tcBorders>
-            <w:shd w:fill="F7F7F7" w:color="auto" w:val="clear"/>
-            <w:tcMar>
-              <w:top w:type="dxa" w:w="70"/>
-              <w:left w:type="dxa" w:w="110"/>
-              <w:bottom w:type="dxa" w:w="70"/>
-              <w:right w:type="dxa" w:w="110"/>
-            </w:tcMar>
-            <w:vAlign w:val="top"/>
-          </w:tcPr>
-          <w:p>
-            <w:pPr>
-              <w:spacing w:after="40" w:line="252"/>
-            </w:pPr>
-            <w:r>
-              <w:rPr>
-                <w:b w:val="false"/>
-                <w:bCs w:val="false"/>
-                <w:sz w:val="19"/>
-                <w:szCs w:val="19"/>
-              </w:rPr>
-              <w:t xml:space="preserve">Corregido de otra forma</w:t>
-            </w:r>
-          </w:p>
-        </w:tc>
-      </w:tr>
-      <w:tr>
-        <w:trPr>
-          <w:cantSplit/>
-        </w:trPr>
-        <w:tc>
-          <w:tcPr>
-            <w:tcW w:type="dxa" w:w="1310"/>
-            <w:tcBorders>
-              <w:top w:val="single" w:color="D9D9D9" w:sz="4"/>
-              <w:left w:val="single" w:color="D9D9D9" w:sz="4"/>
-              <w:bottom w:val="single" w:color="D9D9D9" w:sz="4"/>
-              <w:right w:val="single" w:color="D9D9D9" w:sz="4"/>
-            </w:tcBorders>
-            <w:shd w:fill="FFFFFF" w:color="auto" w:val="clear"/>
-            <w:tcMar>
-              <w:top w:type="dxa" w:w="70"/>
-              <w:left w:type="dxa" w:w="110"/>
-              <w:bottom w:type="dxa" w:w="70"/>
-              <w:right w:type="dxa" w:w="110"/>
-            </w:tcMar>
-            <w:vAlign w:val="top"/>
-          </w:tcPr>
-          <w:p>
-            <w:pPr>
-              <w:spacing w:after="40" w:line="252"/>
-            </w:pPr>
-            <w:r>
-              <w:rPr>
-                <w:b/>
-                <w:bCs/>
-                <w:sz w:val="19"/>
-                <w:szCs w:val="19"/>
-              </w:rPr>
-              <w:t xml:space="preserve">5.1 (R5)</w:t>
-            </w:r>
-          </w:p>
-        </w:tc>
-        <w:tc>
-          <w:tcPr>
-            <w:tcW w:type="dxa" w:w="2434"/>
-            <w:tcBorders>
-              <w:top w:val="single" w:color="D9D9D9" w:sz="4"/>
-              <w:left w:val="single" w:color="D9D9D9" w:sz="4"/>
-              <w:bottom w:val="single" w:color="D9D9D9" w:sz="4"/>
-              <w:right w:val="single" w:color="D9D9D9" w:sz="4"/>
-            </w:tcBorders>
-            <w:shd w:fill="FFFFFF" w:color="auto" w:val="clear"/>
-            <w:tcMar>
-              <w:top w:type="dxa" w:w="70"/>
-              <w:left w:type="dxa" w:w="110"/>
-              <w:bottom w:type="dxa" w:w="70"/>
-              <w:right w:type="dxa" w:w="110"/>
-            </w:tcMar>
-            <w:vAlign w:val="top"/>
-          </w:tcPr>
-          <w:p>
-            <w:pPr>
-              <w:spacing w:after="40" w:line="252"/>
-            </w:pPr>
-            <w:r>
-              <w:rPr>
-                <w:b w:val="false"/>
-                <w:bCs w:val="false"/>
-                <w:sz w:val="19"/>
-                <w:szCs w:val="19"/>
-              </w:rPr>
-              <w:t xml:space="preserve">La remisión a la sección 10.3 para los faltantes.</w:t>
-            </w:r>
-          </w:p>
-        </w:tc>
-        <w:tc>
-          <w:tcPr>
-            <w:tcW w:type="dxa" w:w="3931"/>
-            <w:tcBorders>
-              <w:top w:val="single" w:color="D9D9D9" w:sz="4"/>
-              <w:left w:val="single" w:color="D9D9D9" w:sz="4"/>
-              <w:bottom w:val="single" w:color="D9D9D9" w:sz="4"/>
-              <w:right w:val="single" w:color="D9D9D9" w:sz="4"/>
-            </w:tcBorders>
-            <w:shd w:fill="FFFFFF" w:color="auto" w:val="clear"/>
-            <w:tcMar>
-              <w:top w:type="dxa" w:w="70"/>
-              <w:left w:type="dxa" w:w="110"/>
-              <w:bottom w:type="dxa" w:w="70"/>
-              <w:right w:type="dxa" w:w="110"/>
-            </w:tcMar>
-            <w:vAlign w:val="top"/>
-          </w:tcPr>
-          <w:p>
-            <w:pPr>
-              <w:spacing w:after="40" w:line="252"/>
-            </w:pPr>
-            <w:r>
-              <w:rPr>
-                <w:b w:val="false"/>
-                <w:bCs w:val="false"/>
-                <w:sz w:val="19"/>
-                <w:szCs w:val="19"/>
-              </w:rPr>
-              <w:t xml:space="preserve">Ahora remite a la Fase 4 y a la sección 10.4.</w:t>
-            </w:r>
-          </w:p>
-        </w:tc>
-        <w:tc>
-          <w:tcPr>
-            <w:tcW w:type="dxa" w:w="1685"/>
-            <w:tcBorders>
-              <w:top w:val="single" w:color="D9D9D9" w:sz="4"/>
-              <w:left w:val="single" w:color="D9D9D9" w:sz="4"/>
-              <w:bottom w:val="single" w:color="D9D9D9" w:sz="4"/>
-              <w:right w:val="single" w:color="D9D9D9" w:sz="4"/>
-            </w:tcBorders>
-            <w:shd w:fill="FFFFFF" w:color="auto" w:val="clear"/>
-            <w:tcMar>
-              <w:top w:type="dxa" w:w="70"/>
-              <w:left w:type="dxa" w:w="110"/>
-              <w:bottom w:type="dxa" w:w="70"/>
-              <w:right w:type="dxa" w:w="110"/>
-            </w:tcMar>
-            <w:vAlign w:val="top"/>
-          </w:tcPr>
-          <w:p>
-            <w:pPr>
-              <w:spacing w:after="40" w:line="252"/>
-            </w:pPr>
-            <w:r>
-              <w:rPr>
-                <w:b w:val="false"/>
-                <w:bCs w:val="false"/>
-                <w:sz w:val="19"/>
-                <w:szCs w:val="19"/>
-              </w:rPr>
-              <w:t xml:space="preserve">Corregido</w:t>
-            </w:r>
-          </w:p>
-        </w:tc>
-      </w:tr>
-      <w:tr>
-        <w:trPr>
-          <w:cantSplit/>
-        </w:trPr>
-        <w:tc>
-          <w:tcPr>
-            <w:tcW w:type="dxa" w:w="1310"/>
-            <w:tcBorders>
-              <w:top w:val="single" w:color="D9D9D9" w:sz="4"/>
-              <w:left w:val="single" w:color="D9D9D9" w:sz="4"/>
-              <w:bottom w:val="single" w:color="D9D9D9" w:sz="4"/>
-              <w:right w:val="single" w:color="D9D9D9" w:sz="4"/>
-            </w:tcBorders>
-            <w:shd w:fill="F7F7F7" w:color="auto" w:val="clear"/>
-            <w:tcMar>
-              <w:top w:type="dxa" w:w="70"/>
-              <w:left w:type="dxa" w:w="110"/>
-              <w:bottom w:type="dxa" w:w="70"/>
-              <w:right w:type="dxa" w:w="110"/>
-            </w:tcMar>
-            <w:vAlign w:val="top"/>
-          </w:tcPr>
-          <w:p>
-            <w:pPr>
-              <w:spacing w:after="40" w:line="252"/>
-            </w:pPr>
-            <w:r>
-              <w:rPr>
-                <w:b/>
-                <w:bCs/>
-                <w:sz w:val="19"/>
-                <w:szCs w:val="19"/>
-              </w:rPr>
-              <w:t xml:space="preserve">6 (Capa Cruda)</w:t>
-            </w:r>
-          </w:p>
-        </w:tc>
-        <w:tc>
-          <w:tcPr>
-            <w:tcW w:type="dxa" w:w="2434"/>
-            <w:tcBorders>
-              <w:top w:val="single" w:color="D9D9D9" w:sz="4"/>
-              <w:left w:val="single" w:color="D9D9D9" w:sz="4"/>
-              <w:bottom w:val="single" w:color="D9D9D9" w:sz="4"/>
-              <w:right w:val="single" w:color="D9D9D9" w:sz="4"/>
-            </w:tcBorders>
-            <w:shd w:fill="F7F7F7" w:color="auto" w:val="clear"/>
-            <w:tcMar>
-              <w:top w:type="dxa" w:w="70"/>
-              <w:left w:type="dxa" w:w="110"/>
-              <w:bottom w:type="dxa" w:w="70"/>
-              <w:right w:type="dxa" w:w="110"/>
-            </w:tcMar>
-            <w:vAlign w:val="top"/>
-          </w:tcPr>
-          <w:p>
-            <w:pPr>
-              <w:spacing w:after="40" w:line="252"/>
-            </w:pPr>
-            <w:r>
-              <w:rPr>
-                <w:b w:val="false"/>
-                <w:bCs w:val="false"/>
-                <w:sz w:val="19"/>
-                <w:szCs w:val="19"/>
-              </w:rPr>
-              <w:t xml:space="preserve">Aclarar cuál es «el valor sensible».</w:t>
-            </w:r>
-          </w:p>
-        </w:tc>
-        <w:tc>
-          <w:tcPr>
-            <w:tcW w:type="dxa" w:w="3931"/>
-            <w:tcBorders>
-              <w:top w:val="single" w:color="D9D9D9" w:sz="4"/>
-              <w:left w:val="single" w:color="D9D9D9" w:sz="4"/>
-              <w:bottom w:val="single" w:color="D9D9D9" w:sz="4"/>
-              <w:right w:val="single" w:color="D9D9D9" w:sz="4"/>
-            </w:tcBorders>
-            <w:shd w:fill="F7F7F7" w:color="auto" w:val="clear"/>
-            <w:tcMar>
-              <w:top w:type="dxa" w:w="70"/>
-              <w:left w:type="dxa" w:w="110"/>
-              <w:bottom w:type="dxa" w:w="70"/>
-              <w:right w:type="dxa" w:w="110"/>
-            </w:tcMar>
-            <w:vAlign w:val="top"/>
-          </w:tcPr>
-          <w:p>
-            <w:pPr>
-              <w:spacing w:after="40" w:line="252"/>
-            </w:pPr>
-            <w:r>
-              <w:rPr>
-                <w:b w:val="false"/>
-                <w:bCs w:val="false"/>
-                <w:sz w:val="19"/>
-                <w:szCs w:val="19"/>
-              </w:rPr>
-              <w:t xml:space="preserve">Fechas exactas (sección 14) y valores con forma de RUT (sección 7).</w:t>
-            </w:r>
-          </w:p>
-        </w:tc>
-        <w:tc>
-          <w:tcPr>
-            <w:tcW w:type="dxa" w:w="1685"/>
-            <w:tcBorders>
-              <w:top w:val="single" w:color="D9D9D9" w:sz="4"/>
-              <w:left w:val="single" w:color="D9D9D9" w:sz="4"/>
-              <w:bottom w:val="single" w:color="D9D9D9" w:sz="4"/>
-              <w:right w:val="single" w:color="D9D9D9" w:sz="4"/>
-            </w:tcBorders>
-            <w:shd w:fill="F7F7F7" w:color="auto" w:val="clear"/>
-            <w:tcMar>
-              <w:top w:type="dxa" w:w="70"/>
-              <w:left w:type="dxa" w:w="110"/>
-              <w:bottom w:type="dxa" w:w="70"/>
-              <w:right w:type="dxa" w:w="110"/>
-            </w:tcMar>
-            <w:vAlign w:val="top"/>
-          </w:tcPr>
-          <w:p>
-            <w:pPr>
-              <w:spacing w:after="40" w:line="252"/>
-            </w:pPr>
-            <w:r>
-              <w:rPr>
-                <w:b w:val="false"/>
-                <w:bCs w:val="false"/>
-                <w:sz w:val="19"/>
-                <w:szCs w:val="19"/>
-              </w:rPr>
-              <w:t xml:space="preserve">Corregido</w:t>
-            </w:r>
-          </w:p>
-        </w:tc>
-      </w:tr>
-      <w:tr>
-        <w:trPr>
-          <w:cantSplit/>
-        </w:trPr>
-        <w:tc>
-          <w:tcPr>
-            <w:tcW w:type="dxa" w:w="1310"/>
-            <w:tcBorders>
-              <w:top w:val="single" w:color="D9D9D9" w:sz="4"/>
-              <w:left w:val="single" w:color="D9D9D9" w:sz="4"/>
-              <w:bottom w:val="single" w:color="D9D9D9" w:sz="4"/>
-              <w:right w:val="single" w:color="D9D9D9" w:sz="4"/>
-            </w:tcBorders>
-            <w:shd w:fill="FFFFFF" w:color="auto" w:val="clear"/>
-            <w:tcMar>
-              <w:top w:type="dxa" w:w="70"/>
-              <w:left w:type="dxa" w:w="110"/>
-              <w:bottom w:type="dxa" w:w="70"/>
-              <w:right w:type="dxa" w:w="110"/>
-            </w:tcMar>
-            <w:vAlign w:val="top"/>
-          </w:tcPr>
-          <w:p>
-            <w:pPr>
-              <w:spacing w:after="40" w:line="252"/>
-            </w:pPr>
-            <w:r>
-              <w:rPr>
-                <w:b/>
-                <w:bCs/>
-                <w:sz w:val="19"/>
-                <w:szCs w:val="19"/>
-              </w:rPr>
-              <w:t xml:space="preserve">9.3 y 14.2</w:t>
-            </w:r>
-          </w:p>
-        </w:tc>
-        <w:tc>
-          <w:tcPr>
-            <w:tcW w:type="dxa" w:w="2434"/>
-            <w:tcBorders>
-              <w:top w:val="single" w:color="D9D9D9" w:sz="4"/>
-              <w:left w:val="single" w:color="D9D9D9" w:sz="4"/>
-              <w:bottom w:val="single" w:color="D9D9D9" w:sz="4"/>
-              <w:right w:val="single" w:color="D9D9D9" w:sz="4"/>
-            </w:tcBorders>
-            <w:shd w:fill="FFFFFF" w:color="auto" w:val="clear"/>
-            <w:tcMar>
-              <w:top w:type="dxa" w:w="70"/>
-              <w:left w:type="dxa" w:w="110"/>
-              <w:bottom w:type="dxa" w:w="70"/>
-              <w:right w:type="dxa" w:w="110"/>
-            </w:tcMar>
-            <w:vAlign w:val="top"/>
-          </w:tcPr>
-          <w:p>
-            <w:pPr>
-              <w:spacing w:after="40" w:line="252"/>
-            </w:pPr>
-            <w:r>
-              <w:rPr>
-                <w:b w:val="false"/>
-                <w:bCs w:val="false"/>
-                <w:sz w:val="19"/>
-                <w:szCs w:val="19"/>
-              </w:rPr>
-              <w:t xml:space="preserve">Cambiar 11.3 por 11.2.</w:t>
-            </w:r>
-          </w:p>
-        </w:tc>
-        <w:tc>
-          <w:tcPr>
-            <w:tcW w:type="dxa" w:w="3931"/>
-            <w:tcBorders>
-              <w:top w:val="single" w:color="D9D9D9" w:sz="4"/>
-              <w:left w:val="single" w:color="D9D9D9" w:sz="4"/>
-              <w:bottom w:val="single" w:color="D9D9D9" w:sz="4"/>
-              <w:right w:val="single" w:color="D9D9D9" w:sz="4"/>
-            </w:tcBorders>
-            <w:shd w:fill="FFFFFF" w:color="auto" w:val="clear"/>
-            <w:tcMar>
-              <w:top w:type="dxa" w:w="70"/>
-              <w:left w:type="dxa" w:w="110"/>
-              <w:bottom w:type="dxa" w:w="70"/>
-              <w:right w:type="dxa" w:w="110"/>
-            </w:tcMar>
-            <w:vAlign w:val="top"/>
-          </w:tcPr>
-          <w:p>
-            <w:pPr>
-              <w:spacing w:after="40" w:line="252"/>
-            </w:pPr>
-            <w:r>
-              <w:rPr>
-                <w:b w:val="false"/>
-                <w:bCs w:val="false"/>
-                <w:sz w:val="19"/>
-                <w:szCs w:val="19"/>
-              </w:rPr>
-              <w:t xml:space="preserve">Hecho.</w:t>
-            </w:r>
-          </w:p>
-        </w:tc>
-        <w:tc>
-          <w:tcPr>
-            <w:tcW w:type="dxa" w:w="1685"/>
-            <w:tcBorders>
-              <w:top w:val="single" w:color="D9D9D9" w:sz="4"/>
-              <w:left w:val="single" w:color="D9D9D9" w:sz="4"/>
-              <w:bottom w:val="single" w:color="D9D9D9" w:sz="4"/>
-              <w:right w:val="single" w:color="D9D9D9" w:sz="4"/>
-            </w:tcBorders>
-            <w:shd w:fill="FFFFFF" w:color="auto" w:val="clear"/>
-            <w:tcMar>
-              <w:top w:type="dxa" w:w="70"/>
-              <w:left w:type="dxa" w:w="110"/>
-              <w:bottom w:type="dxa" w:w="70"/>
-              <w:right w:type="dxa" w:w="110"/>
-            </w:tcMar>
-            <w:vAlign w:val="top"/>
-          </w:tcPr>
-          <w:p>
-            <w:pPr>
-              <w:spacing w:after="40" w:line="252"/>
-            </w:pPr>
-            <w:r>
-              <w:rPr>
-                <w:b w:val="false"/>
-                <w:bCs w:val="false"/>
-                <w:sz w:val="19"/>
-                <w:szCs w:val="19"/>
-              </w:rPr>
-              <w:t xml:space="preserve">Corregido</w:t>
-            </w:r>
-          </w:p>
-        </w:tc>
-      </w:tr>
-      <w:tr>
-        <w:trPr>
-          <w:cantSplit/>
-        </w:trPr>
-        <w:tc>
-          <w:tcPr>
-            <w:tcW w:type="dxa" w:w="1310"/>
-            <w:tcBorders>
-              <w:top w:val="single" w:color="D9D9D9" w:sz="4"/>
-              <w:left w:val="single" w:color="D9D9D9" w:sz="4"/>
-              <w:bottom w:val="single" w:color="D9D9D9" w:sz="4"/>
-              <w:right w:val="single" w:color="D9D9D9" w:sz="4"/>
-            </w:tcBorders>
-            <w:shd w:fill="F7F7F7" w:color="auto" w:val="clear"/>
-            <w:tcMar>
-              <w:top w:type="dxa" w:w="70"/>
-              <w:left w:type="dxa" w:w="110"/>
-              <w:bottom w:type="dxa" w:w="70"/>
-              <w:right w:type="dxa" w:w="110"/>
-            </w:tcMar>
-            <w:vAlign w:val="top"/>
-          </w:tcPr>
-          <w:p>
-            <w:pPr>
-              <w:spacing w:after="40" w:line="252"/>
-            </w:pPr>
-            <w:r>
-              <w:rPr>
-                <w:b/>
-                <w:bCs/>
-                <w:sz w:val="19"/>
-                <w:szCs w:val="19"/>
-              </w:rPr>
-              <w:t xml:space="preserve">11</w:t>
-            </w:r>
-          </w:p>
-        </w:tc>
-        <w:tc>
-          <w:tcPr>
-            <w:tcW w:type="dxa" w:w="2434"/>
-            <w:tcBorders>
-              <w:top w:val="single" w:color="D9D9D9" w:sz="4"/>
-              <w:left w:val="single" w:color="D9D9D9" w:sz="4"/>
-              <w:bottom w:val="single" w:color="D9D9D9" w:sz="4"/>
-              <w:right w:val="single" w:color="D9D9D9" w:sz="4"/>
-            </w:tcBorders>
-            <w:shd w:fill="F7F7F7" w:color="auto" w:val="clear"/>
-            <w:tcMar>
-              <w:top w:type="dxa" w:w="70"/>
-              <w:left w:type="dxa" w:w="110"/>
-              <w:bottom w:type="dxa" w:w="70"/>
-              <w:right w:type="dxa" w:w="110"/>
-            </w:tcMar>
-            <w:vAlign w:val="top"/>
-          </w:tcPr>
-          <w:p>
-            <w:pPr>
-              <w:spacing w:after="40" w:line="252"/>
-            </w:pPr>
-            <w:r>
-              <w:rPr>
-                <w:b w:val="false"/>
-                <w:bCs w:val="false"/>
-                <w:sz w:val="19"/>
-                <w:szCs w:val="19"/>
-              </w:rPr>
-              <w:t xml:space="preserve">Uniformar el título.</w:t>
-            </w:r>
-          </w:p>
-        </w:tc>
-        <w:tc>
-          <w:tcPr>
-            <w:tcW w:type="dxa" w:w="3931"/>
-            <w:tcBorders>
-              <w:top w:val="single" w:color="D9D9D9" w:sz="4"/>
-              <w:left w:val="single" w:color="D9D9D9" w:sz="4"/>
-              <w:bottom w:val="single" w:color="D9D9D9" w:sz="4"/>
-              <w:right w:val="single" w:color="D9D9D9" w:sz="4"/>
-            </w:tcBorders>
-            <w:shd w:fill="F7F7F7" w:color="auto" w:val="clear"/>
-            <w:tcMar>
-              <w:top w:type="dxa" w:w="70"/>
-              <w:left w:type="dxa" w:w="110"/>
-              <w:bottom w:type="dxa" w:w="70"/>
-              <w:right w:type="dxa" w:w="110"/>
-            </w:tcMar>
-            <w:vAlign w:val="top"/>
-          </w:tcPr>
-          <w:p>
-            <w:pPr>
-              <w:spacing w:after="40" w:line="252"/>
-            </w:pPr>
-            <w:r>
-              <w:rPr>
-                <w:b w:val="false"/>
-                <w:bCs w:val="false"/>
-                <w:sz w:val="19"/>
-                <w:szCs w:val="19"/>
-              </w:rPr>
-              <w:t xml:space="preserve">«11. Definición del indicador O/E».</w:t>
-            </w:r>
-          </w:p>
-        </w:tc>
-        <w:tc>
-          <w:tcPr>
-            <w:tcW w:type="dxa" w:w="1685"/>
-            <w:tcBorders>
-              <w:top w:val="single" w:color="D9D9D9" w:sz="4"/>
-              <w:left w:val="single" w:color="D9D9D9" w:sz="4"/>
-              <w:bottom w:val="single" w:color="D9D9D9" w:sz="4"/>
-              <w:right w:val="single" w:color="D9D9D9" w:sz="4"/>
-            </w:tcBorders>
-            <w:shd w:fill="F7F7F7" w:color="auto" w:val="clear"/>
-            <w:tcMar>
-              <w:top w:type="dxa" w:w="70"/>
-              <w:left w:type="dxa" w:w="110"/>
-              <w:bottom w:type="dxa" w:w="70"/>
-              <w:right w:type="dxa" w:w="110"/>
-            </w:tcMar>
-            <w:vAlign w:val="top"/>
-          </w:tcPr>
-          <w:p>
-            <w:pPr>
-              <w:spacing w:after="40" w:line="252"/>
-            </w:pPr>
-            <w:r>
-              <w:rPr>
-                <w:b w:val="false"/>
-                <w:bCs w:val="false"/>
-                <w:sz w:val="19"/>
-                <w:szCs w:val="19"/>
-              </w:rPr>
-              <w:t xml:space="preserve">Corregido</w:t>
-            </w:r>
-          </w:p>
-        </w:tc>
-      </w:tr>
-      <w:tr>
-        <w:trPr>
-          <w:cantSplit/>
-        </w:trPr>
-        <w:tc>
-          <w:tcPr>
-            <w:tcW w:type="dxa" w:w="1310"/>
-            <w:tcBorders>
-              <w:top w:val="single" w:color="D9D9D9" w:sz="4"/>
-              <w:left w:val="single" w:color="D9D9D9" w:sz="4"/>
-              <w:bottom w:val="single" w:color="D9D9D9" w:sz="4"/>
-              <w:right w:val="single" w:color="D9D9D9" w:sz="4"/>
-            </w:tcBorders>
-            <w:shd w:fill="FFFFFF" w:color="auto" w:val="clear"/>
-            <w:tcMar>
-              <w:top w:type="dxa" w:w="70"/>
-              <w:left w:type="dxa" w:w="110"/>
-              <w:bottom w:type="dxa" w:w="70"/>
-              <w:right w:type="dxa" w:w="110"/>
-            </w:tcMar>
-            <w:vAlign w:val="top"/>
-          </w:tcPr>
-          <w:p>
-            <w:pPr>
-              <w:spacing w:after="40" w:line="252"/>
-            </w:pPr>
-            <w:r>
-              <w:rPr>
-                <w:b/>
-                <w:bCs/>
-                <w:sz w:val="19"/>
-                <w:szCs w:val="19"/>
-              </w:rPr>
-              <w:t xml:space="preserve">Numeración general</w:t>
-            </w:r>
-          </w:p>
-        </w:tc>
-        <w:tc>
-          <w:tcPr>
-            <w:tcW w:type="dxa" w:w="2434"/>
-            <w:tcBorders>
-              <w:top w:val="single" w:color="D9D9D9" w:sz="4"/>
-              <w:left w:val="single" w:color="D9D9D9" w:sz="4"/>
-              <w:bottom w:val="single" w:color="D9D9D9" w:sz="4"/>
-              <w:right w:val="single" w:color="D9D9D9" w:sz="4"/>
-            </w:tcBorders>
-            <w:shd w:fill="FFFFFF" w:color="auto" w:val="clear"/>
-            <w:tcMar>
-              <w:top w:type="dxa" w:w="70"/>
-              <w:left w:type="dxa" w:w="110"/>
-              <w:bottom w:type="dxa" w:w="70"/>
-              <w:right w:type="dxa" w:w="110"/>
-            </w:tcMar>
-            <w:vAlign w:val="top"/>
-          </w:tcPr>
-          <w:p>
-            <w:pPr>
-              <w:spacing w:after="40" w:line="252"/>
-            </w:pPr>
-            <w:r>
-              <w:rPr>
-                <w:b w:val="false"/>
-                <w:bCs w:val="false"/>
-                <w:sz w:val="19"/>
-                <w:szCs w:val="19"/>
-              </w:rPr>
-              <w:t xml:space="preserve">Renumerar 17 a 19 y las referencias cruzadas.</w:t>
-            </w:r>
-          </w:p>
-        </w:tc>
-        <w:tc>
-          <w:tcPr>
-            <w:tcW w:type="dxa" w:w="3931"/>
-            <w:tcBorders>
-              <w:top w:val="single" w:color="D9D9D9" w:sz="4"/>
-              <w:left w:val="single" w:color="D9D9D9" w:sz="4"/>
-              <w:bottom w:val="single" w:color="D9D9D9" w:sz="4"/>
-              <w:right w:val="single" w:color="D9D9D9" w:sz="4"/>
-            </w:tcBorders>
-            <w:shd w:fill="FFFFFF" w:color="auto" w:val="clear"/>
-            <w:tcMar>
-              <w:top w:type="dxa" w:w="70"/>
-              <w:left w:type="dxa" w:w="110"/>
-              <w:bottom w:type="dxa" w:w="70"/>
-              <w:right w:type="dxa" w:w="110"/>
-            </w:tcMar>
-            <w:vAlign w:val="top"/>
-          </w:tcPr>
-          <w:p>
-            <w:pPr>
-              <w:spacing w:after="40" w:line="252"/>
-            </w:pPr>
-            <w:r>
-              <w:rPr>
-                <w:b w:val="false"/>
-                <w:bCs w:val="false"/>
-                <w:sz w:val="19"/>
-                <w:szCs w:val="19"/>
-              </w:rPr>
-              <w:t xml:space="preserve">Hecho; se quitaron las remisiones a secciones que no existían.</w:t>
-            </w:r>
-          </w:p>
-        </w:tc>
-        <w:tc>
-          <w:tcPr>
-            <w:tcW w:type="dxa" w:w="1685"/>
-            <w:tcBorders>
-              <w:top w:val="single" w:color="D9D9D9" w:sz="4"/>
-              <w:left w:val="single" w:color="D9D9D9" w:sz="4"/>
-              <w:bottom w:val="single" w:color="D9D9D9" w:sz="4"/>
-              <w:right w:val="single" w:color="D9D9D9" w:sz="4"/>
-            </w:tcBorders>
-            <w:shd w:fill="FFFFFF" w:color="auto" w:val="clear"/>
-            <w:tcMar>
-              <w:top w:type="dxa" w:w="70"/>
-              <w:left w:type="dxa" w:w="110"/>
-              <w:bottom w:type="dxa" w:w="70"/>
-              <w:right w:type="dxa" w:w="110"/>
-            </w:tcMar>
-            <w:vAlign w:val="top"/>
-          </w:tcPr>
-          <w:p>
-            <w:pPr>
-              <w:spacing w:after="40" w:line="252"/>
-            </w:pPr>
-            <w:r>
-              <w:rPr>
-                <w:b w:val="false"/>
-                <w:bCs w:val="false"/>
-                <w:sz w:val="19"/>
-                <w:szCs w:val="19"/>
-              </w:rPr>
-              <w:t xml:space="preserve">Corregido</w:t>
-            </w:r>
-          </w:p>
-        </w:tc>
-      </w:tr>
-      <w:tr>
-        <w:trPr>
-          <w:cantSplit/>
-        </w:trPr>
-        <w:tc>
-          <w:tcPr>
-            <w:tcW w:type="dxa" w:w="1310"/>
-            <w:tcBorders>
-              <w:top w:val="single" w:color="D9D9D9" w:sz="4"/>
-              <w:left w:val="single" w:color="D9D9D9" w:sz="4"/>
-              <w:bottom w:val="single" w:color="D9D9D9" w:sz="4"/>
-              <w:right w:val="single" w:color="D9D9D9" w:sz="4"/>
-            </w:tcBorders>
-            <w:shd w:fill="F7F7F7" w:color="auto" w:val="clear"/>
-            <w:tcMar>
-              <w:top w:type="dxa" w:w="70"/>
-              <w:left w:type="dxa" w:w="110"/>
-              <w:bottom w:type="dxa" w:w="70"/>
-              <w:right w:type="dxa" w:w="110"/>
-            </w:tcMar>
-            <w:vAlign w:val="top"/>
-          </w:tcPr>
-          <w:p>
-            <w:pPr>
-              <w:spacing w:after="40" w:line="252"/>
-            </w:pPr>
-            <w:r>
-              <w:rPr>
-                <w:b/>
-                <w:bCs/>
-                <w:sz w:val="19"/>
-                <w:szCs w:val="19"/>
-              </w:rPr>
-              <w:t xml:space="preserve">Decisiones pendientes</w:t>
-            </w:r>
-          </w:p>
-        </w:tc>
-        <w:tc>
-          <w:tcPr>
-            <w:tcW w:type="dxa" w:w="2434"/>
-            <w:tcBorders>
-              <w:top w:val="single" w:color="D9D9D9" w:sz="4"/>
-              <w:left w:val="single" w:color="D9D9D9" w:sz="4"/>
-              <w:bottom w:val="single" w:color="D9D9D9" w:sz="4"/>
-              <w:right w:val="single" w:color="D9D9D9" w:sz="4"/>
-            </w:tcBorders>
-            <w:shd w:fill="F7F7F7" w:color="auto" w:val="clear"/>
-            <w:tcMar>
-              <w:top w:type="dxa" w:w="70"/>
-              <w:left w:type="dxa" w:w="110"/>
-              <w:bottom w:type="dxa" w:w="70"/>
-              <w:right w:type="dxa" w:w="110"/>
-            </w:tcMar>
-            <w:vAlign w:val="top"/>
-          </w:tcPr>
-          <w:p>
-            <w:pPr>
-              <w:spacing w:after="40" w:line="252"/>
-            </w:pPr>
-            <w:r>
-              <w:rPr>
-                <w:b w:val="false"/>
-                <w:bCs w:val="false"/>
-                <w:sz w:val="19"/>
-                <w:szCs w:val="19"/>
-              </w:rPr>
-              <w:t xml:space="preserve">Numerar de corrido, llenar la resolución y redactar cada decisión como pregunta.</w:t>
-            </w:r>
-          </w:p>
-        </w:tc>
-        <w:tc>
-          <w:tcPr>
-            <w:tcW w:type="dxa" w:w="3931"/>
-            <w:tcBorders>
-              <w:top w:val="single" w:color="D9D9D9" w:sz="4"/>
-              <w:left w:val="single" w:color="D9D9D9" w:sz="4"/>
-              <w:bottom w:val="single" w:color="D9D9D9" w:sz="4"/>
-              <w:right w:val="single" w:color="D9D9D9" w:sz="4"/>
-            </w:tcBorders>
-            <w:shd w:fill="F7F7F7" w:color="auto" w:val="clear"/>
-            <w:tcMar>
-              <w:top w:type="dxa" w:w="70"/>
-              <w:left w:type="dxa" w:w="110"/>
-              <w:bottom w:type="dxa" w:w="70"/>
-              <w:right w:type="dxa" w:w="110"/>
-            </w:tcMar>
-            <w:vAlign w:val="top"/>
-          </w:tcPr>
-          <w:p>
-            <w:pPr>
-              <w:spacing w:after="40" w:line="252"/>
-            </w:pPr>
-            <w:r>
-              <w:rPr>
-                <w:b w:val="false"/>
-                <w:bCs w:val="false"/>
-                <w:sz w:val="19"/>
-                <w:szCs w:val="19"/>
-              </w:rPr>
-              <w:t xml:space="preserve">Las 17 decisiones, numeradas, con su resolución y como preguntas (sección 17).</w:t>
-            </w:r>
-          </w:p>
-        </w:tc>
-        <w:tc>
-          <w:tcPr>
-            <w:tcW w:type="dxa" w:w="1685"/>
-            <w:tcBorders>
-              <w:top w:val="single" w:color="D9D9D9" w:sz="4"/>
-              <w:left w:val="single" w:color="D9D9D9" w:sz="4"/>
-              <w:bottom w:val="single" w:color="D9D9D9" w:sz="4"/>
-              <w:right w:val="single" w:color="D9D9D9" w:sz="4"/>
-            </w:tcBorders>
-            <w:shd w:fill="F7F7F7" w:color="auto" w:val="clear"/>
-            <w:tcMar>
-              <w:top w:type="dxa" w:w="70"/>
-              <w:left w:type="dxa" w:w="110"/>
-              <w:bottom w:type="dxa" w:w="70"/>
-              <w:right w:type="dxa" w:w="110"/>
-            </w:tcMar>
-            <w:vAlign w:val="top"/>
-          </w:tcPr>
-          <w:p>
-            <w:pPr>
-              <w:spacing w:after="40" w:line="252"/>
-            </w:pPr>
-            <w:r>
-              <w:rPr>
-                <w:b w:val="false"/>
-                <w:bCs w:val="false"/>
-                <w:sz w:val="19"/>
-                <w:szCs w:val="19"/>
-              </w:rPr>
-              <w:t xml:space="preserve">Corregido</w:t>
-            </w:r>
-          </w:p>
-        </w:tc>
-      </w:tr>
-      <w:tr>
-        <w:trPr>
-          <w:cantSplit/>
-        </w:trPr>
-        <w:tc>
-          <w:tcPr>
-            <w:tcW w:type="dxa" w:w="1310"/>
-            <w:tcBorders>
-              <w:top w:val="single" w:color="D9D9D9" w:sz="4"/>
-              <w:left w:val="single" w:color="D9D9D9" w:sz="4"/>
-              <w:bottom w:val="single" w:color="D9D9D9" w:sz="4"/>
-              <w:right w:val="single" w:color="D9D9D9" w:sz="4"/>
-            </w:tcBorders>
-            <w:shd w:fill="FFFFFF" w:color="auto" w:val="clear"/>
-            <w:tcMar>
-              <w:top w:type="dxa" w:w="70"/>
-              <w:left w:type="dxa" w:w="110"/>
-              <w:bottom w:type="dxa" w:w="70"/>
-              <w:right w:type="dxa" w:w="110"/>
-            </w:tcMar>
-            <w:vAlign w:val="top"/>
-          </w:tcPr>
-          <w:p>
-            <w:pPr>
-              <w:spacing w:after="40" w:line="252"/>
-            </w:pPr>
-            <w:r>
-              <w:rPr>
-                <w:b/>
-                <w:bCs/>
-                <w:sz w:val="19"/>
-                <w:szCs w:val="19"/>
-              </w:rPr>
-              <w:t xml:space="preserve">Decisiones 15 y 16</w:t>
-            </w:r>
-          </w:p>
-        </w:tc>
-        <w:tc>
-          <w:tcPr>
-            <w:tcW w:type="dxa" w:w="2434"/>
-            <w:tcBorders>
-              <w:top w:val="single" w:color="D9D9D9" w:sz="4"/>
-              <w:left w:val="single" w:color="D9D9D9" w:sz="4"/>
-              <w:bottom w:val="single" w:color="D9D9D9" w:sz="4"/>
-              <w:right w:val="single" w:color="D9D9D9" w:sz="4"/>
-            </w:tcBorders>
-            <w:shd w:fill="FFFFFF" w:color="auto" w:val="clear"/>
-            <w:tcMar>
-              <w:top w:type="dxa" w:w="70"/>
-              <w:left w:type="dxa" w:w="110"/>
-              <w:bottom w:type="dxa" w:w="70"/>
-              <w:right w:type="dxa" w:w="110"/>
-            </w:tcMar>
-            <w:vAlign w:val="top"/>
-          </w:tcPr>
-          <w:p>
-            <w:pPr>
-              <w:spacing w:after="40" w:line="252"/>
-            </w:pPr>
-            <w:r>
-              <w:rPr>
-                <w:b w:val="false"/>
-                <w:bCs w:val="false"/>
-                <w:sz w:val="19"/>
-                <w:szCs w:val="19"/>
-              </w:rPr>
-              <w:t xml:space="preserve">Dejar una sola versión.</w:t>
-            </w:r>
-          </w:p>
-        </w:tc>
-        <w:tc>
-          <w:tcPr>
-            <w:tcW w:type="dxa" w:w="3931"/>
-            <w:tcBorders>
-              <w:top w:val="single" w:color="D9D9D9" w:sz="4"/>
-              <w:left w:val="single" w:color="D9D9D9" w:sz="4"/>
-              <w:bottom w:val="single" w:color="D9D9D9" w:sz="4"/>
-              <w:right w:val="single" w:color="D9D9D9" w:sz="4"/>
-            </w:tcBorders>
-            <w:shd w:fill="FFFFFF" w:color="auto" w:val="clear"/>
-            <w:tcMar>
-              <w:top w:type="dxa" w:w="70"/>
-              <w:left w:type="dxa" w:w="110"/>
-              <w:bottom w:type="dxa" w:w="70"/>
-              <w:right w:type="dxa" w:w="110"/>
-            </w:tcMar>
-            <w:vAlign w:val="top"/>
-          </w:tcPr>
-          <w:p>
-            <w:pPr>
-              <w:spacing w:after="40" w:line="252"/>
-            </w:pPr>
-            <w:r>
-              <w:rPr>
-                <w:b w:val="false"/>
-                <w:bCs w:val="false"/>
-                <w:sz w:val="19"/>
-                <w:szCs w:val="19"/>
-              </w:rPr>
-              <w:t xml:space="preserve">La sección 17 y las secciones 9.2 y 9.3 dicen lo mismo.</w:t>
-            </w:r>
-          </w:p>
-        </w:tc>
-        <w:tc>
-          <w:tcPr>
-            <w:tcW w:type="dxa" w:w="1685"/>
-            <w:tcBorders>
-              <w:top w:val="single" w:color="D9D9D9" w:sz="4"/>
-              <w:left w:val="single" w:color="D9D9D9" w:sz="4"/>
-              <w:bottom w:val="single" w:color="D9D9D9" w:sz="4"/>
-              <w:right w:val="single" w:color="D9D9D9" w:sz="4"/>
-            </w:tcBorders>
-            <w:shd w:fill="FFFFFF" w:color="auto" w:val="clear"/>
-            <w:tcMar>
-              <w:top w:type="dxa" w:w="70"/>
-              <w:left w:type="dxa" w:w="110"/>
-              <w:bottom w:type="dxa" w:w="70"/>
-              <w:right w:type="dxa" w:w="110"/>
-            </w:tcMar>
-            <w:vAlign w:val="top"/>
-          </w:tcPr>
-          <w:p>
-            <w:pPr>
-              <w:spacing w:after="40" w:line="252"/>
-            </w:pPr>
-            <w:r>
-              <w:rPr>
-                <w:b w:val="false"/>
-                <w:bCs w:val="false"/>
-                <w:sz w:val="19"/>
-                <w:szCs w:val="19"/>
-              </w:rPr>
-              <w:t xml:space="preserve">Corregido</w:t>
-            </w:r>
-          </w:p>
-        </w:tc>
-      </w:tr>
-      <w:tr>
-        <w:trPr>
-          <w:cantSplit/>
-        </w:trPr>
-        <w:tc>
-          <w:tcPr>
-            <w:tcW w:type="dxa" w:w="1310"/>
-            <w:tcBorders>
-              <w:top w:val="single" w:color="D9D9D9" w:sz="4"/>
-              <w:left w:val="single" w:color="D9D9D9" w:sz="4"/>
-              <w:bottom w:val="single" w:color="D9D9D9" w:sz="4"/>
-              <w:right w:val="single" w:color="D9D9D9" w:sz="4"/>
-            </w:tcBorders>
-            <w:shd w:fill="F7F7F7" w:color="auto" w:val="clear"/>
-            <w:tcMar>
-              <w:top w:type="dxa" w:w="70"/>
-              <w:left w:type="dxa" w:w="110"/>
-              <w:bottom w:type="dxa" w:w="70"/>
-              <w:right w:type="dxa" w:w="110"/>
-            </w:tcMar>
-            <w:vAlign w:val="top"/>
-          </w:tcPr>
-          <w:p>
-            <w:pPr>
-              <w:spacing w:after="40" w:line="252"/>
-            </w:pPr>
-            <w:r>
-              <w:rPr>
-                <w:b/>
-                <w:bCs/>
-                <w:sz w:val="19"/>
-                <w:szCs w:val="19"/>
-              </w:rPr>
-              <w:t xml:space="preserve">1</w:t>
-            </w:r>
-          </w:p>
-        </w:tc>
-        <w:tc>
-          <w:tcPr>
-            <w:tcW w:type="dxa" w:w="2434"/>
-            <w:tcBorders>
-              <w:top w:val="single" w:color="D9D9D9" w:sz="4"/>
-              <w:left w:val="single" w:color="D9D9D9" w:sz="4"/>
-              <w:bottom w:val="single" w:color="D9D9D9" w:sz="4"/>
-              <w:right w:val="single" w:color="D9D9D9" w:sz="4"/>
-            </w:tcBorders>
-            <w:shd w:fill="F7F7F7" w:color="auto" w:val="clear"/>
-            <w:tcMar>
-              <w:top w:type="dxa" w:w="70"/>
-              <w:left w:type="dxa" w:w="110"/>
-              <w:bottom w:type="dxa" w:w="70"/>
-              <w:right w:type="dxa" w:w="110"/>
-            </w:tcMar>
-            <w:vAlign w:val="top"/>
-          </w:tcPr>
-          <w:p>
-            <w:pPr>
-              <w:spacing w:after="40" w:line="252"/>
-            </w:pPr>
-            <w:r>
-              <w:rPr>
-                <w:b w:val="false"/>
-                <w:bCs w:val="false"/>
-                <w:sz w:val="19"/>
-                <w:szCs w:val="19"/>
-              </w:rPr>
-              <w:t xml:space="preserve">Citar las métricas de DIPRES y de la Comisión Nacional de Productividad.</w:t>
-            </w:r>
-          </w:p>
-        </w:tc>
-        <w:tc>
-          <w:tcPr>
-            <w:tcW w:type="dxa" w:w="3931"/>
-            <w:tcBorders>
-              <w:top w:val="single" w:color="D9D9D9" w:sz="4"/>
-              <w:left w:val="single" w:color="D9D9D9" w:sz="4"/>
-              <w:bottom w:val="single" w:color="D9D9D9" w:sz="4"/>
-              <w:right w:val="single" w:color="D9D9D9" w:sz="4"/>
-            </w:tcBorders>
-            <w:shd w:fill="F7F7F7" w:color="auto" w:val="clear"/>
-            <w:tcMar>
-              <w:top w:type="dxa" w:w="70"/>
-              <w:left w:type="dxa" w:w="110"/>
-              <w:bottom w:type="dxa" w:w="70"/>
-              <w:right w:type="dxa" w:w="110"/>
-            </w:tcMar>
-            <w:vAlign w:val="top"/>
-          </w:tcPr>
-          <w:p>
-            <w:pPr>
-              <w:spacing w:after="40" w:line="252"/>
-            </w:pPr>
-            <w:r>
-              <w:rPr>
-                <w:b w:val="false"/>
-                <w:bCs w:val="false"/>
-                <w:sz w:val="19"/>
-                <w:szCs w:val="19"/>
-              </w:rPr>
-              <w:t xml:space="preserve">Se citan Urbina y Sugg (2021), de la Dirección de Presupuestos, y la Comisión Nacional de Productividad (2020). La referencia de DIPRES del informe de seminario no coincide con un documento verificable y se reemplazó por esta.</w:t>
-            </w:r>
-          </w:p>
-        </w:tc>
-        <w:tc>
-          <w:tcPr>
-            <w:tcW w:type="dxa" w:w="1685"/>
-            <w:tcBorders>
-              <w:top w:val="single" w:color="D9D9D9" w:sz="4"/>
-              <w:left w:val="single" w:color="D9D9D9" w:sz="4"/>
-              <w:bottom w:val="single" w:color="D9D9D9" w:sz="4"/>
-              <w:right w:val="single" w:color="D9D9D9" w:sz="4"/>
-            </w:tcBorders>
-            <w:shd w:fill="F7F7F7" w:color="auto" w:val="clear"/>
-            <w:tcMar>
-              <w:top w:type="dxa" w:w="70"/>
-              <w:left w:type="dxa" w:w="110"/>
-              <w:bottom w:type="dxa" w:w="70"/>
-              <w:right w:type="dxa" w:w="110"/>
-            </w:tcMar>
-            <w:vAlign w:val="top"/>
-          </w:tcPr>
-          <w:p>
-            <w:pPr>
-              <w:spacing w:after="40" w:line="252"/>
-            </w:pPr>
-            <w:r>
-              <w:rPr>
-                <w:b w:val="false"/>
-                <w:bCs w:val="false"/>
-                <w:sz w:val="19"/>
-                <w:szCs w:val="19"/>
-              </w:rPr>
-              <w:t xml:space="preserve">Corregido</w:t>
-            </w:r>
-          </w:p>
-        </w:tc>
-      </w:tr>
-      <w:tr>
-        <w:trPr>
-          <w:cantSplit/>
-        </w:trPr>
-        <w:tc>
-          <w:tcPr>
-            <w:tcW w:type="dxa" w:w="1310"/>
-            <w:tcBorders>
-              <w:top w:val="single" w:color="D9D9D9" w:sz="4"/>
-              <w:left w:val="single" w:color="D9D9D9" w:sz="4"/>
-              <w:bottom w:val="single" w:color="D9D9D9" w:sz="4"/>
-              <w:right w:val="single" w:color="D9D9D9" w:sz="4"/>
-            </w:tcBorders>
-            <w:shd w:fill="FFFFFF" w:color="auto" w:val="clear"/>
-            <w:tcMar>
-              <w:top w:type="dxa" w:w="70"/>
-              <w:left w:type="dxa" w:w="110"/>
-              <w:bottom w:type="dxa" w:w="70"/>
-              <w:right w:type="dxa" w:w="110"/>
-            </w:tcMar>
-            <w:vAlign w:val="top"/>
-          </w:tcPr>
-          <w:p>
-            <w:pPr>
-              <w:spacing w:after="40" w:line="252"/>
-            </w:pPr>
-            <w:r>
-              <w:rPr>
-                <w:b/>
-                <w:bCs/>
-                <w:sz w:val="19"/>
-                <w:szCs w:val="19"/>
-              </w:rPr>
-              <w:t xml:space="preserve">7 y 18</w:t>
-            </w:r>
-          </w:p>
-        </w:tc>
-        <w:tc>
-          <w:tcPr>
-            <w:tcW w:type="dxa" w:w="2434"/>
-            <w:tcBorders>
-              <w:top w:val="single" w:color="D9D9D9" w:sz="4"/>
-              <w:left w:val="single" w:color="D9D9D9" w:sz="4"/>
-              <w:bottom w:val="single" w:color="D9D9D9" w:sz="4"/>
-              <w:right w:val="single" w:color="D9D9D9" w:sz="4"/>
-            </w:tcBorders>
-            <w:shd w:fill="FFFFFF" w:color="auto" w:val="clear"/>
-            <w:tcMar>
-              <w:top w:type="dxa" w:w="70"/>
-              <w:left w:type="dxa" w:w="110"/>
-              <w:bottom w:type="dxa" w:w="70"/>
-              <w:right w:type="dxa" w:w="110"/>
-            </w:tcMar>
-            <w:vAlign w:val="top"/>
-          </w:tcPr>
-          <w:p>
-            <w:pPr>
-              <w:spacing w:after="40" w:line="252"/>
-            </w:pPr>
-            <w:r>
-              <w:rPr>
-                <w:b w:val="false"/>
-                <w:bCs w:val="false"/>
-                <w:sz w:val="19"/>
-                <w:szCs w:val="19"/>
-              </w:rPr>
-              <w:t xml:space="preserve">Citar a van Walraven et al. (2009).</w:t>
-            </w:r>
-          </w:p>
-        </w:tc>
-        <w:tc>
-          <w:tcPr>
-            <w:tcW w:type="dxa" w:w="3931"/>
-            <w:tcBorders>
-              <w:top w:val="single" w:color="D9D9D9" w:sz="4"/>
-              <w:left w:val="single" w:color="D9D9D9" w:sz="4"/>
-              <w:bottom w:val="single" w:color="D9D9D9" w:sz="4"/>
-              <w:right w:val="single" w:color="D9D9D9" w:sz="4"/>
-            </w:tcBorders>
-            <w:shd w:fill="FFFFFF" w:color="auto" w:val="clear"/>
-            <w:tcMar>
-              <w:top w:type="dxa" w:w="70"/>
-              <w:left w:type="dxa" w:w="110"/>
-              <w:bottom w:type="dxa" w:w="70"/>
-              <w:right w:type="dxa" w:w="110"/>
-            </w:tcMar>
-            <w:vAlign w:val="top"/>
-          </w:tcPr>
-          <w:p>
-            <w:pPr>
-              <w:spacing w:after="40" w:line="252"/>
-            </w:pPr>
-            <w:r>
-              <w:rPr>
-                <w:b w:val="false"/>
-                <w:bCs w:val="false"/>
-                <w:sz w:val="19"/>
-                <w:szCs w:val="19"/>
-              </w:rPr>
-              <w:t xml:space="preserve">Citado donde se define el puntaje (sección 7, etapa 4).</w:t>
-            </w:r>
-          </w:p>
-        </w:tc>
-        <w:tc>
-          <w:tcPr>
-            <w:tcW w:type="dxa" w:w="1685"/>
-            <w:tcBorders>
-              <w:top w:val="single" w:color="D9D9D9" w:sz="4"/>
-              <w:left w:val="single" w:color="D9D9D9" w:sz="4"/>
-              <w:bottom w:val="single" w:color="D9D9D9" w:sz="4"/>
-              <w:right w:val="single" w:color="D9D9D9" w:sz="4"/>
-            </w:tcBorders>
-            <w:shd w:fill="FFFFFF" w:color="auto" w:val="clear"/>
-            <w:tcMar>
-              <w:top w:type="dxa" w:w="70"/>
-              <w:left w:type="dxa" w:w="110"/>
-              <w:bottom w:type="dxa" w:w="70"/>
-              <w:right w:type="dxa" w:w="110"/>
-            </w:tcMar>
-            <w:vAlign w:val="top"/>
-          </w:tcPr>
-          <w:p>
-            <w:pPr>
-              <w:spacing w:after="40" w:line="252"/>
-            </w:pPr>
-            <w:r>
-              <w:rPr>
-                <w:b w:val="false"/>
-                <w:bCs w:val="false"/>
-                <w:sz w:val="19"/>
-                <w:szCs w:val="19"/>
-              </w:rPr>
-              <w:t xml:space="preserve">Corregido</w:t>
-            </w:r>
-          </w:p>
-        </w:tc>
-      </w:tr>
-      <w:tr>
-        <w:trPr>
-          <w:cantSplit/>
-        </w:trPr>
-        <w:tc>
-          <w:tcPr>
-            <w:tcW w:type="dxa" w:w="1310"/>
-            <w:tcBorders>
-              <w:top w:val="single" w:color="D9D9D9" w:sz="4"/>
-              <w:left w:val="single" w:color="D9D9D9" w:sz="4"/>
-              <w:bottom w:val="single" w:color="D9D9D9" w:sz="4"/>
-              <w:right w:val="single" w:color="D9D9D9" w:sz="4"/>
-            </w:tcBorders>
-            <w:shd w:fill="F7F7F7" w:color="auto" w:val="clear"/>
-            <w:tcMar>
-              <w:top w:type="dxa" w:w="70"/>
-              <w:left w:type="dxa" w:w="110"/>
-              <w:bottom w:type="dxa" w:w="70"/>
-              <w:right w:type="dxa" w:w="110"/>
-            </w:tcMar>
-            <w:vAlign w:val="top"/>
-          </w:tcPr>
-          <w:p>
-            <w:pPr>
-              <w:spacing w:after="40" w:line="252"/>
-            </w:pPr>
-            <w:r>
-              <w:rPr>
-                <w:b/>
-                <w:bCs/>
-                <w:sz w:val="19"/>
-                <w:szCs w:val="19"/>
-              </w:rPr>
-              <w:t xml:space="preserve">18 (Glosario)</w:t>
-            </w:r>
-          </w:p>
-        </w:tc>
-        <w:tc>
-          <w:tcPr>
-            <w:tcW w:type="dxa" w:w="2434"/>
-            <w:tcBorders>
-              <w:top w:val="single" w:color="D9D9D9" w:sz="4"/>
-              <w:left w:val="single" w:color="D9D9D9" w:sz="4"/>
-              <w:bottom w:val="single" w:color="D9D9D9" w:sz="4"/>
-              <w:right w:val="single" w:color="D9D9D9" w:sz="4"/>
-            </w:tcBorders>
-            <w:shd w:fill="F7F7F7" w:color="auto" w:val="clear"/>
-            <w:tcMar>
-              <w:top w:type="dxa" w:w="70"/>
-              <w:left w:type="dxa" w:w="110"/>
-              <w:bottom w:type="dxa" w:w="70"/>
-              <w:right w:type="dxa" w:w="110"/>
-            </w:tcMar>
-            <w:vAlign w:val="top"/>
-          </w:tcPr>
-          <w:p>
-            <w:pPr>
-              <w:spacing w:after="40" w:line="252"/>
-            </w:pPr>
-            <w:r>
-              <w:rPr>
-                <w:b w:val="false"/>
-                <w:bCs w:val="false"/>
-                <w:sz w:val="19"/>
-                <w:szCs w:val="19"/>
-              </w:rPr>
-              <w:t xml:space="preserve">Agregar CIP_ENCRIPTADO, MDC, SHAP, CONSORT, Tweedie y la recalibración.</w:t>
-            </w:r>
-          </w:p>
-        </w:tc>
-        <w:tc>
-          <w:tcPr>
-            <w:tcW w:type="dxa" w:w="3931"/>
-            <w:tcBorders>
-              <w:top w:val="single" w:color="D9D9D9" w:sz="4"/>
-              <w:left w:val="single" w:color="D9D9D9" w:sz="4"/>
-              <w:bottom w:val="single" w:color="D9D9D9" w:sz="4"/>
-              <w:right w:val="single" w:color="D9D9D9" w:sz="4"/>
-            </w:tcBorders>
-            <w:shd w:fill="F7F7F7" w:color="auto" w:val="clear"/>
-            <w:tcMar>
-              <w:top w:type="dxa" w:w="70"/>
-              <w:left w:type="dxa" w:w="110"/>
-              <w:bottom w:type="dxa" w:w="70"/>
-              <w:right w:type="dxa" w:w="110"/>
-            </w:tcMar>
-            <w:vAlign w:val="top"/>
-          </w:tcPr>
-          <w:p>
-            <w:pPr>
-              <w:spacing w:after="40" w:line="252"/>
-            </w:pPr>
-            <w:r>
-              <w:rPr>
-                <w:b w:val="false"/>
-                <w:bCs w:val="false"/>
-                <w:sz w:val="19"/>
-                <w:szCs w:val="19"/>
-              </w:rPr>
-              <w:t xml:space="preserve">Agregados, junto con el estadístico C.</w:t>
-            </w:r>
-          </w:p>
-        </w:tc>
-        <w:tc>
-          <w:tcPr>
-            <w:tcW w:type="dxa" w:w="1685"/>
-            <w:tcBorders>
-              <w:top w:val="single" w:color="D9D9D9" w:sz="4"/>
-              <w:left w:val="single" w:color="D9D9D9" w:sz="4"/>
-              <w:bottom w:val="single" w:color="D9D9D9" w:sz="4"/>
-              <w:right w:val="single" w:color="D9D9D9" w:sz="4"/>
-            </w:tcBorders>
-            <w:shd w:fill="F7F7F7" w:color="auto" w:val="clear"/>
-            <w:tcMar>
-              <w:top w:type="dxa" w:w="70"/>
-              <w:left w:type="dxa" w:w="110"/>
-              <w:bottom w:type="dxa" w:w="70"/>
-              <w:right w:type="dxa" w:w="110"/>
-            </w:tcMar>
-            <w:vAlign w:val="top"/>
-          </w:tcPr>
-          <w:p>
-            <w:pPr>
-              <w:spacing w:after="40" w:line="252"/>
-            </w:pPr>
-            <w:r>
-              <w:rPr>
-                <w:b w:val="false"/>
-                <w:bCs w:val="false"/>
-                <w:sz w:val="19"/>
-                <w:szCs w:val="19"/>
-              </w:rPr>
-              <w:t xml:space="preserve">Corregido</w:t>
-            </w:r>
-          </w:p>
-        </w:tc>
-      </w:tr>
-      <w:tr>
-        <w:trPr>
-          <w:cantSplit/>
-        </w:trPr>
-        <w:tc>
-          <w:tcPr>
-            <w:tcW w:type="dxa" w:w="1310"/>
-            <w:tcBorders>
-              <w:top w:val="single" w:color="D9D9D9" w:sz="4"/>
-              <w:left w:val="single" w:color="D9D9D9" w:sz="4"/>
-              <w:bottom w:val="single" w:color="D9D9D9" w:sz="4"/>
-              <w:right w:val="single" w:color="D9D9D9" w:sz="4"/>
-            </w:tcBorders>
-            <w:shd w:fill="FFFFFF" w:color="auto" w:val="clear"/>
-            <w:tcMar>
-              <w:top w:type="dxa" w:w="70"/>
-              <w:left w:type="dxa" w:w="110"/>
-              <w:bottom w:type="dxa" w:w="70"/>
-              <w:right w:type="dxa" w:w="110"/>
-            </w:tcMar>
-            <w:vAlign w:val="top"/>
-          </w:tcPr>
-          <w:p>
-            <w:pPr>
-              <w:spacing w:after="40" w:line="252"/>
-            </w:pPr>
-            <w:r>
-              <w:rPr>
-                <w:b/>
-                <w:bCs/>
-                <w:sz w:val="19"/>
-                <w:szCs w:val="19"/>
-              </w:rPr>
-              <w:t xml:space="preserve">Referencias</w:t>
-            </w:r>
-          </w:p>
-        </w:tc>
-        <w:tc>
-          <w:tcPr>
-            <w:tcW w:type="dxa" w:w="2434"/>
-            <w:tcBorders>
-              <w:top w:val="single" w:color="D9D9D9" w:sz="4"/>
-              <w:left w:val="single" w:color="D9D9D9" w:sz="4"/>
-              <w:bottom w:val="single" w:color="D9D9D9" w:sz="4"/>
-              <w:right w:val="single" w:color="D9D9D9" w:sz="4"/>
-            </w:tcBorders>
-            <w:shd w:fill="FFFFFF" w:color="auto" w:val="clear"/>
-            <w:tcMar>
-              <w:top w:type="dxa" w:w="70"/>
-              <w:left w:type="dxa" w:w="110"/>
-              <w:bottom w:type="dxa" w:w="70"/>
-              <w:right w:type="dxa" w:w="110"/>
-            </w:tcMar>
-            <w:vAlign w:val="top"/>
-          </w:tcPr>
-          <w:p>
-            <w:pPr>
-              <w:spacing w:after="40" w:line="252"/>
-            </w:pPr>
-            <w:r>
-              <w:rPr>
-                <w:b w:val="false"/>
-                <w:bCs w:val="false"/>
-                <w:sz w:val="19"/>
-                <w:szCs w:val="19"/>
-              </w:rPr>
-              <w:t xml:space="preserve">Páginas de Steyerberg et al. (2010) y TRIPOD+AI.</w:t>
-            </w:r>
-          </w:p>
-        </w:tc>
-        <w:tc>
-          <w:tcPr>
-            <w:tcW w:type="dxa" w:w="3931"/>
-            <w:tcBorders>
-              <w:top w:val="single" w:color="D9D9D9" w:sz="4"/>
-              <w:left w:val="single" w:color="D9D9D9" w:sz="4"/>
-              <w:bottom w:val="single" w:color="D9D9D9" w:sz="4"/>
-              <w:right w:val="single" w:color="D9D9D9" w:sz="4"/>
-            </w:tcBorders>
-            <w:shd w:fill="FFFFFF" w:color="auto" w:val="clear"/>
-            <w:tcMar>
-              <w:top w:type="dxa" w:w="70"/>
-              <w:left w:type="dxa" w:w="110"/>
-              <w:bottom w:type="dxa" w:w="70"/>
-              <w:right w:type="dxa" w:w="110"/>
-            </w:tcMar>
-            <w:vAlign w:val="top"/>
-          </w:tcPr>
-          <w:p>
-            <w:pPr>
-              <w:spacing w:after="40" w:line="252"/>
-            </w:pPr>
-            <w:r>
-              <w:rPr>
-                <w:b w:val="false"/>
-                <w:bCs w:val="false"/>
-                <w:sz w:val="19"/>
-                <w:szCs w:val="19"/>
-              </w:rPr>
-              <w:t xml:space="preserve">Páginas 128-138; TRIPOD+AI (Collins et al., 2024) se agrega y se adopta como guía de reporte (sección 12).</w:t>
-            </w:r>
-          </w:p>
-        </w:tc>
-        <w:tc>
-          <w:tcPr>
-            <w:tcW w:type="dxa" w:w="1685"/>
-            <w:tcBorders>
-              <w:top w:val="single" w:color="D9D9D9" w:sz="4"/>
-              <w:left w:val="single" w:color="D9D9D9" w:sz="4"/>
-              <w:bottom w:val="single" w:color="D9D9D9" w:sz="4"/>
-              <w:right w:val="single" w:color="D9D9D9" w:sz="4"/>
-            </w:tcBorders>
-            <w:shd w:fill="FFFFFF" w:color="auto" w:val="clear"/>
-            <w:tcMar>
-              <w:top w:type="dxa" w:w="70"/>
-              <w:left w:type="dxa" w:w="110"/>
-              <w:bottom w:type="dxa" w:w="70"/>
-              <w:right w:type="dxa" w:w="110"/>
-            </w:tcMar>
-            <w:vAlign w:val="top"/>
-          </w:tcPr>
-          <w:p>
-            <w:pPr>
-              <w:spacing w:after="40" w:line="252"/>
-            </w:pPr>
-            <w:r>
-              <w:rPr>
-                <w:b w:val="false"/>
-                <w:bCs w:val="false"/>
-                <w:sz w:val="19"/>
-                <w:szCs w:val="19"/>
-              </w:rPr>
-              <w:t xml:space="preserve">Corregido</w:t>
-            </w:r>
-          </w:p>
-        </w:tc>
-      </w:tr>
-    </w:tbl>
-    <w:p>
-      <w:pPr>
-        <w:spacing w:after="80"/>
-      </w:pPr>
-    </w:p>
-    <w:p>
-      <w:pPr>
-        <w:pStyle w:val="Heading2"/>
-      </w:pPr>
-      <w:r>
-        <w:t xml:space="preserve">B.3 Comentarios sobre las decisiones</w:t>
-      </w:r>
-    </w:p>
-    <w:tbl>
-      <w:tblPr>
-        <w:tblW w:type="dxa" w:w="9360"/>
-        <w:tblBorders>
-          <w:top w:val="single" w:color="auto" w:sz="4"/>
-          <w:left w:val="single" w:color="auto" w:sz="4"/>
-          <w:bottom w:val="single" w:color="auto" w:sz="4"/>
-          <w:right w:val="single" w:color="auto" w:sz="4"/>
-          <w:insideH w:val="single" w:color="auto" w:sz="4"/>
-          <w:insideV w:val="single" w:color="auto" w:sz="4"/>
-        </w:tblBorders>
-        <w:tblLayout w:type="fixed"/>
-      </w:tblPr>
-      <w:tblGrid>
-        <w:gridCol w:w="2059"/>
-        <w:gridCol w:w="3557"/>
-        <w:gridCol w:w="3744"/>
-      </w:tblGrid>
-      <w:tr>
-        <w:trPr>
-          <w:tblHeader/>
-        </w:trPr>
-        <w:tc>
-          <w:tcPr>
-            <w:tcW w:type="dxa" w:w="2059"/>
-            <w:tcBorders>
-              <w:top w:val="single" w:color="D9D9D9" w:sz="4"/>
-              <w:left w:val="single" w:color="D9D9D9" w:sz="4"/>
-              <w:bottom w:val="single" w:color="D9D9D9" w:sz="4"/>
-              <w:right w:val="single" w:color="D9D9D9" w:sz="4"/>
-            </w:tcBorders>
-            <w:shd w:fill="1F3864" w:color="auto" w:val="clear"/>
-            <w:tcMar>
-              <w:top w:type="dxa" w:w="70"/>
-              <w:left w:type="dxa" w:w="110"/>
-              <w:bottom w:type="dxa" w:w="70"/>
-              <w:right w:type="dxa" w:w="110"/>
-            </w:tcMar>
-            <w:vAlign w:val="top"/>
-          </w:tcPr>
-          <w:p>
-            <w:pPr>
-              <w:spacing w:after="40" w:line="252"/>
-            </w:pPr>
-            <w:r>
-              <w:rPr>
-                <w:b/>
-                <w:bCs/>
-                <w:color w:val="FFFFFF"/>
-                <w:sz w:val="19"/>
-                <w:szCs w:val="19"/>
-              </w:rPr>
-              <w:t xml:space="preserve">Decisión</w:t>
-            </w:r>
-          </w:p>
-        </w:tc>
-        <w:tc>
-          <w:tcPr>
-            <w:tcW w:type="dxa" w:w="3557"/>
-            <w:tcBorders>
-              <w:top w:val="single" w:color="D9D9D9" w:sz="4"/>
-              <w:left w:val="single" w:color="D9D9D9" w:sz="4"/>
-              <w:bottom w:val="single" w:color="D9D9D9" w:sz="4"/>
-              <w:right w:val="single" w:color="D9D9D9" w:sz="4"/>
-            </w:tcBorders>
-            <w:shd w:fill="1F3864" w:color="auto" w:val="clear"/>
-            <w:tcMar>
-              <w:top w:type="dxa" w:w="70"/>
-              <w:left w:type="dxa" w:w="110"/>
-              <w:bottom w:type="dxa" w:w="70"/>
-              <w:right w:type="dxa" w:w="110"/>
-            </w:tcMar>
-            <w:vAlign w:val="top"/>
-          </w:tcPr>
-          <w:p>
-            <w:pPr>
-              <w:spacing w:after="40" w:line="252"/>
-            </w:pPr>
-            <w:r>
-              <w:rPr>
-                <w:b/>
-                <w:bCs/>
-                <w:color w:val="FFFFFF"/>
-                <w:sz w:val="19"/>
-                <w:szCs w:val="19"/>
-              </w:rPr>
-              <w:t xml:space="preserve">Comentario del profesor</w:t>
-            </w:r>
-          </w:p>
-        </w:tc>
-        <w:tc>
-          <w:tcPr>
-            <w:tcW w:type="dxa" w:w="3744"/>
-            <w:tcBorders>
-              <w:top w:val="single" w:color="D9D9D9" w:sz="4"/>
-              <w:left w:val="single" w:color="D9D9D9" w:sz="4"/>
-              <w:bottom w:val="single" w:color="D9D9D9" w:sz="4"/>
-              <w:right w:val="single" w:color="D9D9D9" w:sz="4"/>
-            </w:tcBorders>
-            <w:shd w:fill="1F3864" w:color="auto" w:val="clear"/>
-            <w:tcMar>
-              <w:top w:type="dxa" w:w="70"/>
-              <w:left w:type="dxa" w:w="110"/>
-              <w:bottom w:type="dxa" w:w="70"/>
-              <w:right w:type="dxa" w:w="110"/>
-            </w:tcMar>
-            <w:vAlign w:val="top"/>
-          </w:tcPr>
-          <w:p>
-            <w:pPr>
-              <w:spacing w:after="40" w:line="252"/>
-            </w:pPr>
-            <w:r>
-              <w:rPr>
-                <w:b/>
-                <w:bCs/>
-                <w:color w:val="FFFFFF"/>
-                <w:sz w:val="19"/>
-                <w:szCs w:val="19"/>
-              </w:rPr>
-              <w:t xml:space="preserve">Respuesta</w:t>
-            </w:r>
-          </w:p>
-        </w:tc>
-      </w:tr>
-      <w:tr>
-        <w:trPr>
-          <w:cantSplit/>
-        </w:trPr>
-        <w:tc>
-          <w:tcPr>
-            <w:tcW w:type="dxa" w:w="2059"/>
-            <w:tcBorders>
-              <w:top w:val="single" w:color="D9D9D9" w:sz="4"/>
-              <w:left w:val="single" w:color="D9D9D9" w:sz="4"/>
-              <w:bottom w:val="single" w:color="D9D9D9" w:sz="4"/>
-              <w:right w:val="single" w:color="D9D9D9" w:sz="4"/>
-            </w:tcBorders>
-            <w:shd w:fill="F7F7F7" w:color="auto" w:val="clear"/>
-            <w:tcMar>
-              <w:top w:type="dxa" w:w="70"/>
-              <w:left w:type="dxa" w:w="110"/>
-              <w:bottom w:type="dxa" w:w="70"/>
-              <w:right w:type="dxa" w:w="110"/>
-            </w:tcMar>
-            <w:vAlign w:val="top"/>
-          </w:tcPr>
-          <w:p>
-            <w:pPr>
-              <w:spacing w:after="40" w:line="252"/>
-            </w:pPr>
-            <w:r>
-              <w:rPr>
-                <w:b/>
-                <w:bCs/>
-                <w:sz w:val="19"/>
-                <w:szCs w:val="19"/>
-              </w:rPr>
-              <w:t xml:space="preserve">1. Historial</w:t>
-            </w:r>
-          </w:p>
-        </w:tc>
-        <w:tc>
-          <w:tcPr>
-            <w:tcW w:type="dxa" w:w="3557"/>
-            <w:tcBorders>
-              <w:top w:val="single" w:color="D9D9D9" w:sz="4"/>
-              <w:left w:val="single" w:color="D9D9D9" w:sz="4"/>
-              <w:bottom w:val="single" w:color="D9D9D9" w:sz="4"/>
-              <w:right w:val="single" w:color="D9D9D9" w:sz="4"/>
-            </w:tcBorders>
-            <w:shd w:fill="F7F7F7" w:color="auto" w:val="clear"/>
-            <w:tcMar>
-              <w:top w:type="dxa" w:w="70"/>
-              <w:left w:type="dxa" w:w="110"/>
-              <w:bottom w:type="dxa" w:w="70"/>
-              <w:right w:type="dxa" w:w="110"/>
-            </w:tcMar>
-            <w:vAlign w:val="top"/>
-          </w:tcPr>
-          <w:p>
-            <w:pPr>
-              <w:spacing w:after="40" w:line="252"/>
-            </w:pPr>
-            <w:r>
-              <w:rPr>
-                <w:b w:val="false"/>
-                <w:bCs w:val="false"/>
-                <w:sz w:val="19"/>
-                <w:szCs w:val="19"/>
-              </w:rPr>
-              <w:t xml:space="preserve">Aprobarlo solo si el identificador es el mismo entre años.</w:t>
-            </w:r>
-          </w:p>
-        </w:tc>
-        <w:tc>
-          <w:tcPr>
-            <w:tcW w:type="dxa" w:w="3744"/>
-            <w:tcBorders>
-              <w:top w:val="single" w:color="D9D9D9" w:sz="4"/>
-              <w:left w:val="single" w:color="D9D9D9" w:sz="4"/>
-              <w:bottom w:val="single" w:color="D9D9D9" w:sz="4"/>
-              <w:right w:val="single" w:color="D9D9D9" w:sz="4"/>
-            </w:tcBorders>
-            <w:shd w:fill="F7F7F7" w:color="auto" w:val="clear"/>
-            <w:tcMar>
-              <w:top w:type="dxa" w:w="70"/>
-              <w:left w:type="dxa" w:w="110"/>
-              <w:bottom w:type="dxa" w:w="70"/>
-              <w:right w:type="dxa" w:w="110"/>
-            </w:tcMar>
-            <w:vAlign w:val="top"/>
-          </w:tcPr>
-          <w:p>
-            <w:pPr>
-              <w:spacing w:after="40" w:line="252"/>
-            </w:pPr>
-            <w:r>
-              <w:rPr>
-                <w:b w:val="false"/>
-                <w:bCs w:val="false"/>
-                <w:sz w:val="19"/>
-                <w:szCs w:val="19"/>
-              </w:rPr>
-              <w:t xml:space="preserve">Resuelto por la Fase 2: el identificador cambia entre 2020 y 2021 y el historial no aporta. No se usa.</w:t>
-            </w:r>
-          </w:p>
-        </w:tc>
-      </w:tr>
-      <w:tr>
-        <w:trPr>
-          <w:cantSplit/>
-        </w:trPr>
-        <w:tc>
-          <w:tcPr>
-            <w:tcW w:type="dxa" w:w="2059"/>
-            <w:tcBorders>
-              <w:top w:val="single" w:color="D9D9D9" w:sz="4"/>
-              <w:left w:val="single" w:color="D9D9D9" w:sz="4"/>
-              <w:bottom w:val="single" w:color="D9D9D9" w:sz="4"/>
-              <w:right w:val="single" w:color="D9D9D9" w:sz="4"/>
-            </w:tcBorders>
-            <w:shd w:fill="FFFFFF" w:color="auto" w:val="clear"/>
-            <w:tcMar>
-              <w:top w:type="dxa" w:w="70"/>
-              <w:left w:type="dxa" w:w="110"/>
-              <w:bottom w:type="dxa" w:w="70"/>
-              <w:right w:type="dxa" w:w="110"/>
-            </w:tcMar>
-            <w:vAlign w:val="top"/>
-          </w:tcPr>
-          <w:p>
-            <w:pPr>
-              <w:spacing w:after="40" w:line="252"/>
-            </w:pPr>
-            <w:r>
-              <w:rPr>
-                <w:b/>
-                <w:bCs/>
-                <w:sz w:val="19"/>
-                <w:szCs w:val="19"/>
-              </w:rPr>
-              <w:t xml:space="preserve">2. Servicio y especialidad</w:t>
-            </w:r>
-          </w:p>
-        </w:tc>
-        <w:tc>
-          <w:tcPr>
-            <w:tcW w:type="dxa" w:w="3557"/>
-            <w:tcBorders>
-              <w:top w:val="single" w:color="D9D9D9" w:sz="4"/>
-              <w:left w:val="single" w:color="D9D9D9" w:sz="4"/>
-              <w:bottom w:val="single" w:color="D9D9D9" w:sz="4"/>
-              <w:right w:val="single" w:color="D9D9D9" w:sz="4"/>
-            </w:tcBorders>
-            <w:shd w:fill="FFFFFF" w:color="auto" w:val="clear"/>
-            <w:tcMar>
-              <w:top w:type="dxa" w:w="70"/>
-              <w:left w:type="dxa" w:w="110"/>
-              <w:bottom w:type="dxa" w:w="70"/>
-              <w:right w:type="dxa" w:w="110"/>
-            </w:tcMar>
-            <w:vAlign w:val="top"/>
-          </w:tcPr>
-          <w:p>
-            <w:pPr>
-              <w:spacing w:after="40" w:line="252"/>
-            </w:pPr>
-            <w:r>
-              <w:rPr>
-                <w:b w:val="false"/>
-                <w:bCs w:val="false"/>
-                <w:sz w:val="19"/>
-                <w:szCs w:val="19"/>
-              </w:rPr>
-              <w:t xml:space="preserve">Incluir solo lo que se conoce al ingreso; fuera si refleja al hospital.</w:t>
-            </w:r>
-          </w:p>
-        </w:tc>
-        <w:tc>
-          <w:tcPr>
-            <w:tcW w:type="dxa" w:w="3744"/>
-            <w:tcBorders>
-              <w:top w:val="single" w:color="D9D9D9" w:sz="4"/>
-              <w:left w:val="single" w:color="D9D9D9" w:sz="4"/>
-              <w:bottom w:val="single" w:color="D9D9D9" w:sz="4"/>
-              <w:right w:val="single" w:color="D9D9D9" w:sz="4"/>
-            </w:tcBorders>
-            <w:shd w:fill="FFFFFF" w:color="auto" w:val="clear"/>
-            <w:tcMar>
-              <w:top w:type="dxa" w:w="70"/>
-              <w:left w:type="dxa" w:w="110"/>
-              <w:bottom w:type="dxa" w:w="70"/>
-              <w:right w:type="dxa" w:w="110"/>
-            </w:tcMar>
-            <w:vAlign w:val="top"/>
-          </w:tcPr>
-          <w:p>
-            <w:pPr>
-              <w:spacing w:after="40" w:line="252"/>
-            </w:pPr>
-            <w:r>
-              <w:rPr>
-                <w:b w:val="false"/>
-                <w:bCs w:val="false"/>
-                <w:sz w:val="19"/>
-                <w:szCs w:val="19"/>
-              </w:rPr>
-              <w:t xml:space="preserve">Resuelto por la Fase 2: fuera el servicio, la especialidad y el derivado; entra el nivel de cuidado.</w:t>
-            </w:r>
-          </w:p>
-        </w:tc>
-      </w:tr>
-      <w:tr>
-        <w:trPr>
-          <w:cantSplit/>
-        </w:trPr>
-        <w:tc>
-          <w:tcPr>
-            <w:tcW w:type="dxa" w:w="2059"/>
-            <w:tcBorders>
-              <w:top w:val="single" w:color="D9D9D9" w:sz="4"/>
-              <w:left w:val="single" w:color="D9D9D9" w:sz="4"/>
-              <w:bottom w:val="single" w:color="D9D9D9" w:sz="4"/>
-              <w:right w:val="single" w:color="D9D9D9" w:sz="4"/>
-            </w:tcBorders>
-            <w:shd w:fill="F7F7F7" w:color="auto" w:val="clear"/>
-            <w:tcMar>
-              <w:top w:type="dxa" w:w="70"/>
-              <w:left w:type="dxa" w:w="110"/>
-              <w:bottom w:type="dxa" w:w="70"/>
-              <w:right w:type="dxa" w:w="110"/>
-            </w:tcMar>
-            <w:vAlign w:val="top"/>
-          </w:tcPr>
-          <w:p>
-            <w:pPr>
-              <w:spacing w:after="40" w:line="252"/>
-            </w:pPr>
-            <w:r>
-              <w:rPr>
-                <w:b/>
-                <w:bCs/>
-                <w:sz w:val="19"/>
-                <w:szCs w:val="19"/>
-              </w:rPr>
-              <w:t xml:space="preserve">5. Solo adultos</w:t>
-            </w:r>
-          </w:p>
-        </w:tc>
-        <w:tc>
-          <w:tcPr>
-            <w:tcW w:type="dxa" w:w="3557"/>
-            <w:tcBorders>
-              <w:top w:val="single" w:color="D9D9D9" w:sz="4"/>
-              <w:left w:val="single" w:color="D9D9D9" w:sz="4"/>
-              <w:bottom w:val="single" w:color="D9D9D9" w:sz="4"/>
-              <w:right w:val="single" w:color="D9D9D9" w:sz="4"/>
-            </w:tcBorders>
-            <w:shd w:fill="F7F7F7" w:color="auto" w:val="clear"/>
-            <w:tcMar>
-              <w:top w:type="dxa" w:w="70"/>
-              <w:left w:type="dxa" w:w="110"/>
-              <w:bottom w:type="dxa" w:w="70"/>
-              <w:right w:type="dxa" w:w="110"/>
-            </w:tcMar>
-            <w:vAlign w:val="top"/>
-          </w:tcPr>
-          <w:p>
-            <w:pPr>
-              <w:spacing w:after="40" w:line="252"/>
-            </w:pPr>
-            <w:r>
-              <w:rPr>
-                <w:b w:val="false"/>
-                <w:bCs w:val="false"/>
-                <w:sz w:val="19"/>
-                <w:szCs w:val="19"/>
-              </w:rPr>
-              <w:t xml:space="preserve">Confirmarlo con la distribución de edad.</w:t>
-            </w:r>
-          </w:p>
-        </w:tc>
-        <w:tc>
-          <w:tcPr>
-            <w:tcW w:type="dxa" w:w="3744"/>
-            <w:tcBorders>
-              <w:top w:val="single" w:color="D9D9D9" w:sz="4"/>
-              <w:left w:val="single" w:color="D9D9D9" w:sz="4"/>
-              <w:bottom w:val="single" w:color="D9D9D9" w:sz="4"/>
-              <w:right w:val="single" w:color="D9D9D9" w:sz="4"/>
-            </w:tcBorders>
-            <w:shd w:fill="F7F7F7" w:color="auto" w:val="clear"/>
-            <w:tcMar>
-              <w:top w:type="dxa" w:w="70"/>
-              <w:left w:type="dxa" w:w="110"/>
-              <w:bottom w:type="dxa" w:w="70"/>
-              <w:right w:type="dxa" w:w="110"/>
-            </w:tcMar>
-            <w:vAlign w:val="top"/>
-          </w:tcPr>
-          <w:p>
-            <w:pPr>
-              <w:spacing w:after="40" w:line="252"/>
-            </w:pPr>
-            <w:r>
-              <w:rPr>
-                <w:b w:val="false"/>
-                <w:bCs w:val="false"/>
-                <w:sz w:val="19"/>
-                <w:szCs w:val="19"/>
-              </w:rPr>
-              <w:t xml:space="preserve">Resuelto por la Fase 2.</w:t>
-            </w:r>
-          </w:p>
-        </w:tc>
-      </w:tr>
-      <w:tr>
-        <w:trPr>
-          <w:cantSplit/>
-        </w:trPr>
-        <w:tc>
-          <w:tcPr>
-            <w:tcW w:type="dxa" w:w="2059"/>
-            <w:tcBorders>
-              <w:top w:val="single" w:color="D9D9D9" w:sz="4"/>
-              <w:left w:val="single" w:color="D9D9D9" w:sz="4"/>
-              <w:bottom w:val="single" w:color="D9D9D9" w:sz="4"/>
-              <w:right w:val="single" w:color="D9D9D9" w:sz="4"/>
-            </w:tcBorders>
-            <w:shd w:fill="FFFFFF" w:color="auto" w:val="clear"/>
-            <w:tcMar>
-              <w:top w:type="dxa" w:w="70"/>
-              <w:left w:type="dxa" w:w="110"/>
-              <w:bottom w:type="dxa" w:w="70"/>
-              <w:right w:type="dxa" w:w="110"/>
-            </w:tcMar>
-            <w:vAlign w:val="top"/>
-          </w:tcPr>
-          <w:p>
-            <w:pPr>
-              <w:spacing w:after="40" w:line="252"/>
-            </w:pPr>
-            <w:r>
-              <w:rPr>
-                <w:b/>
-                <w:bCs/>
-                <w:sz w:val="19"/>
-                <w:szCs w:val="19"/>
-              </w:rPr>
-              <w:t xml:space="preserve">6. Volumen mínimo</w:t>
-            </w:r>
-          </w:p>
-        </w:tc>
-        <w:tc>
-          <w:tcPr>
-            <w:tcW w:type="dxa" w:w="3557"/>
-            <w:tcBorders>
-              <w:top w:val="single" w:color="D9D9D9" w:sz="4"/>
-              <w:left w:val="single" w:color="D9D9D9" w:sz="4"/>
-              <w:bottom w:val="single" w:color="D9D9D9" w:sz="4"/>
-              <w:right w:val="single" w:color="D9D9D9" w:sz="4"/>
-            </w:tcBorders>
-            <w:shd w:fill="FFFFFF" w:color="auto" w:val="clear"/>
-            <w:tcMar>
-              <w:top w:type="dxa" w:w="70"/>
-              <w:left w:type="dxa" w:w="110"/>
-              <w:bottom w:type="dxa" w:w="70"/>
-              <w:right w:type="dxa" w:w="110"/>
-            </w:tcMar>
-            <w:vAlign w:val="top"/>
-          </w:tcPr>
-          <w:p>
-            <w:pPr>
-              <w:spacing w:after="40" w:line="252"/>
-            </w:pPr>
-            <w:r>
-              <w:rPr>
-                <w:b w:val="false"/>
-                <w:bCs w:val="false"/>
-                <w:sz w:val="19"/>
-                <w:szCs w:val="19"/>
-              </w:rPr>
-              <w:t xml:space="preserve">Fijarlo antes de ver 2024 y definir el umbral de estadía.</w:t>
-            </w:r>
-          </w:p>
-        </w:tc>
-        <w:tc>
-          <w:tcPr>
-            <w:tcW w:type="dxa" w:w="3744"/>
-            <w:tcBorders>
-              <w:top w:val="single" w:color="D9D9D9" w:sz="4"/>
-              <w:left w:val="single" w:color="D9D9D9" w:sz="4"/>
-              <w:bottom w:val="single" w:color="D9D9D9" w:sz="4"/>
-              <w:right w:val="single" w:color="D9D9D9" w:sz="4"/>
-            </w:tcBorders>
-            <w:shd w:fill="FFFFFF" w:color="auto" w:val="clear"/>
-            <w:tcMar>
-              <w:top w:type="dxa" w:w="70"/>
-              <w:left w:type="dxa" w:w="110"/>
-              <w:bottom w:type="dxa" w:w="70"/>
-              <w:right w:type="dxa" w:w="110"/>
-            </w:tcMar>
-            <w:vAlign w:val="top"/>
-          </w:tcPr>
-          <w:p>
-            <w:pPr>
-              <w:spacing w:after="40" w:line="252"/>
-            </w:pPr>
-            <w:r>
-              <w:rPr>
-                <w:b w:val="false"/>
-                <w:bCs w:val="false"/>
-                <w:sz w:val="19"/>
-                <w:szCs w:val="19"/>
-              </w:rPr>
-              <w:t xml:space="preserve">Resuelto por la Fase 2 (cuántos hospitales cumplen); el umbral de estadía lo fijó el protocolo de la Fase 5 antes de abrir 2024.</w:t>
-            </w:r>
-          </w:p>
-        </w:tc>
-      </w:tr>
-      <w:tr>
-        <w:trPr>
-          <w:cantSplit/>
-        </w:trPr>
-        <w:tc>
-          <w:tcPr>
-            <w:tcW w:type="dxa" w:w="2059"/>
-            <w:tcBorders>
-              <w:top w:val="single" w:color="D9D9D9" w:sz="4"/>
-              <w:left w:val="single" w:color="D9D9D9" w:sz="4"/>
-              <w:bottom w:val="single" w:color="D9D9D9" w:sz="4"/>
-              <w:right w:val="single" w:color="D9D9D9" w:sz="4"/>
-            </w:tcBorders>
-            <w:shd w:fill="F7F7F7" w:color="auto" w:val="clear"/>
-            <w:tcMar>
-              <w:top w:type="dxa" w:w="70"/>
-              <w:left w:type="dxa" w:w="110"/>
-              <w:bottom w:type="dxa" w:w="70"/>
-              <w:right w:type="dxa" w:w="110"/>
-            </w:tcMar>
-            <w:vAlign w:val="top"/>
-          </w:tcPr>
-          <w:p>
-            <w:pPr>
-              <w:spacing w:after="40" w:line="252"/>
-            </w:pPr>
-            <w:r>
-              <w:rPr>
-                <w:b/>
-                <w:bCs/>
-                <w:sz w:val="19"/>
-                <w:szCs w:val="19"/>
-              </w:rPr>
-              <w:t xml:space="preserve">10. Nombres</w:t>
-            </w:r>
-          </w:p>
-        </w:tc>
-        <w:tc>
-          <w:tcPr>
-            <w:tcW w:type="dxa" w:w="3557"/>
-            <w:tcBorders>
-              <w:top w:val="single" w:color="D9D9D9" w:sz="4"/>
-              <w:left w:val="single" w:color="D9D9D9" w:sz="4"/>
-              <w:bottom w:val="single" w:color="D9D9D9" w:sz="4"/>
-              <w:right w:val="single" w:color="D9D9D9" w:sz="4"/>
-            </w:tcBorders>
-            <w:shd w:fill="F7F7F7" w:color="auto" w:val="clear"/>
-            <w:tcMar>
-              <w:top w:type="dxa" w:w="70"/>
-              <w:left w:type="dxa" w:w="110"/>
-              <w:bottom w:type="dxa" w:w="70"/>
-              <w:right w:type="dxa" w:w="110"/>
-            </w:tcMar>
-            <w:vAlign w:val="top"/>
-          </w:tcPr>
-          <w:p>
-            <w:pPr>
-              <w:spacing w:after="40" w:line="252"/>
-            </w:pPr>
-            <w:r>
-              <w:rPr>
-                <w:b w:val="false"/>
-                <w:bCs w:val="false"/>
-                <w:sz w:val="19"/>
-                <w:szCs w:val="19"/>
-              </w:rPr>
-              <w:t xml:space="preserve">Mostrar códigos mientras no estén las condiciones de FONASA y la revisión ética.</w:t>
-            </w:r>
-          </w:p>
-        </w:tc>
-        <w:tc>
-          <w:tcPr>
-            <w:tcW w:type="dxa" w:w="3744"/>
-            <w:tcBorders>
-              <w:top w:val="single" w:color="D9D9D9" w:sz="4"/>
-              <w:left w:val="single" w:color="D9D9D9" w:sz="4"/>
-              <w:bottom w:val="single" w:color="D9D9D9" w:sz="4"/>
-              <w:right w:val="single" w:color="D9D9D9" w:sz="4"/>
-            </w:tcBorders>
-            <w:shd w:fill="F7F7F7" w:color="auto" w:val="clear"/>
-            <w:tcMar>
-              <w:top w:type="dxa" w:w="70"/>
-              <w:left w:type="dxa" w:w="110"/>
-              <w:bottom w:type="dxa" w:w="70"/>
-              <w:right w:type="dxa" w:w="110"/>
-            </w:tcMar>
-            <w:vAlign w:val="top"/>
-          </w:tcPr>
-          <w:p>
-            <w:pPr>
-              <w:spacing w:after="40" w:line="252"/>
-            </w:pPr>
-            <w:r>
-              <w:rPr>
-                <w:b w:val="false"/>
-                <w:bCs w:val="false"/>
-                <w:sz w:val="19"/>
-                <w:szCs w:val="19"/>
-              </w:rPr>
-              <w:t xml:space="preserve">Coincide con lo adoptado: solo códigos.</w:t>
-            </w:r>
-          </w:p>
-        </w:tc>
-      </w:tr>
-      <w:tr>
-        <w:trPr>
-          <w:cantSplit/>
-        </w:trPr>
-        <w:tc>
-          <w:tcPr>
-            <w:tcW w:type="dxa" w:w="2059"/>
-            <w:tcBorders>
-              <w:top w:val="single" w:color="D9D9D9" w:sz="4"/>
-              <w:left w:val="single" w:color="D9D9D9" w:sz="4"/>
-              <w:bottom w:val="single" w:color="D9D9D9" w:sz="4"/>
-              <w:right w:val="single" w:color="D9D9D9" w:sz="4"/>
-            </w:tcBorders>
-            <w:shd w:fill="FFFFFF" w:color="auto" w:val="clear"/>
-            <w:tcMar>
-              <w:top w:type="dxa" w:w="70"/>
-              <w:left w:type="dxa" w:w="110"/>
-              <w:bottom w:type="dxa" w:w="70"/>
-              <w:right w:type="dxa" w:w="110"/>
-            </w:tcMar>
-            <w:vAlign w:val="top"/>
-          </w:tcPr>
-          <w:p>
-            <w:pPr>
-              <w:spacing w:after="40" w:line="252"/>
-            </w:pPr>
-            <w:r>
-              <w:rPr>
-                <w:b/>
-                <w:bCs/>
-                <w:sz w:val="19"/>
-                <w:szCs w:val="19"/>
-              </w:rPr>
-              <w:t xml:space="preserve">11. RUT</w:t>
-            </w:r>
-          </w:p>
-        </w:tc>
-        <w:tc>
-          <w:tcPr>
-            <w:tcW w:type="dxa" w:w="3557"/>
-            <w:tcBorders>
-              <w:top w:val="single" w:color="D9D9D9" w:sz="4"/>
-              <w:left w:val="single" w:color="D9D9D9" w:sz="4"/>
-              <w:bottom w:val="single" w:color="D9D9D9" w:sz="4"/>
-              <w:right w:val="single" w:color="D9D9D9" w:sz="4"/>
-            </w:tcBorders>
-            <w:shd w:fill="FFFFFF" w:color="auto" w:val="clear"/>
-            <w:tcMar>
-              <w:top w:type="dxa" w:w="70"/>
-              <w:left w:type="dxa" w:w="110"/>
-              <w:bottom w:type="dxa" w:w="70"/>
-              <w:right w:type="dxa" w:w="110"/>
-            </w:tcMar>
-            <w:vAlign w:val="top"/>
-          </w:tcPr>
-          <w:p>
-            <w:pPr>
-              <w:spacing w:after="40" w:line="252"/>
-            </w:pPr>
-            <w:r>
-              <w:rPr>
-                <w:b w:val="false"/>
-                <w:bCs w:val="false"/>
-                <w:sz w:val="19"/>
-                <w:szCs w:val="19"/>
-              </w:rPr>
-              <w:t xml:space="preserve">Informar a FONASA por la vía formal, sin guardar los valores.</w:t>
-            </w:r>
-          </w:p>
-        </w:tc>
-        <w:tc>
-          <w:tcPr>
-            <w:tcW w:type="dxa" w:w="3744"/>
-            <w:tcBorders>
-              <w:top w:val="single" w:color="D9D9D9" w:sz="4"/>
-              <w:left w:val="single" w:color="D9D9D9" w:sz="4"/>
-              <w:bottom w:val="single" w:color="D9D9D9" w:sz="4"/>
-              <w:right w:val="single" w:color="D9D9D9" w:sz="4"/>
-            </w:tcBorders>
-            <w:shd w:fill="FFFFFF" w:color="auto" w:val="clear"/>
-            <w:tcMar>
-              <w:top w:type="dxa" w:w="70"/>
-              <w:left w:type="dxa" w:w="110"/>
-              <w:bottom w:type="dxa" w:w="70"/>
-              <w:right w:type="dxa" w:w="110"/>
-            </w:tcMar>
-            <w:vAlign w:val="top"/>
-          </w:tcPr>
-          <w:p>
-            <w:pPr>
-              <w:spacing w:after="40" w:line="252"/>
-            </w:pPr>
-            <w:r>
-              <w:rPr>
-                <w:b w:val="false"/>
-                <w:bCs w:val="false"/>
-                <w:sz w:val="19"/>
-                <w:szCs w:val="19"/>
-              </w:rPr>
-              <w:t xml:space="preserve">Pendiente del autor: la carta no se ha enviado.</w:t>
-            </w:r>
-          </w:p>
-        </w:tc>
-      </w:tr>
-      <w:tr>
-        <w:trPr>
-          <w:cantSplit/>
-        </w:trPr>
-        <w:tc>
-          <w:tcPr>
-            <w:tcW w:type="dxa" w:w="2059"/>
-            <w:tcBorders>
-              <w:top w:val="single" w:color="D9D9D9" w:sz="4"/>
-              <w:left w:val="single" w:color="D9D9D9" w:sz="4"/>
-              <w:bottom w:val="single" w:color="D9D9D9" w:sz="4"/>
-              <w:right w:val="single" w:color="D9D9D9" w:sz="4"/>
-            </w:tcBorders>
-            <w:shd w:fill="F7F7F7" w:color="auto" w:val="clear"/>
-            <w:tcMar>
-              <w:top w:type="dxa" w:w="70"/>
-              <w:left w:type="dxa" w:w="110"/>
-              <w:bottom w:type="dxa" w:w="70"/>
-              <w:right w:type="dxa" w:w="110"/>
-            </w:tcMar>
-            <w:vAlign w:val="top"/>
-          </w:tcPr>
-          <w:p>
-            <w:pPr>
-              <w:spacing w:after="40" w:line="252"/>
-            </w:pPr>
-            <w:r>
-              <w:rPr>
-                <w:b/>
-                <w:bCs/>
-                <w:sz w:val="19"/>
-                <w:szCs w:val="19"/>
-              </w:rPr>
-              <w:t xml:space="preserve">12. Validación clínica</w:t>
-            </w:r>
-          </w:p>
-        </w:tc>
-        <w:tc>
-          <w:tcPr>
-            <w:tcW w:type="dxa" w:w="3557"/>
-            <w:tcBorders>
-              <w:top w:val="single" w:color="D9D9D9" w:sz="4"/>
-              <w:left w:val="single" w:color="D9D9D9" w:sz="4"/>
-              <w:bottom w:val="single" w:color="D9D9D9" w:sz="4"/>
-              <w:right w:val="single" w:color="D9D9D9" w:sz="4"/>
-            </w:tcBorders>
-            <w:shd w:fill="F7F7F7" w:color="auto" w:val="clear"/>
-            <w:tcMar>
-              <w:top w:type="dxa" w:w="70"/>
-              <w:left w:type="dxa" w:w="110"/>
-              <w:bottom w:type="dxa" w:w="70"/>
-              <w:right w:type="dxa" w:w="110"/>
-            </w:tcMar>
-            <w:vAlign w:val="top"/>
-          </w:tcPr>
-          <w:p>
-            <w:pPr>
-              <w:spacing w:after="40" w:line="252"/>
-            </w:pPr>
-            <w:r>
-              <w:rPr>
-                <w:b w:val="false"/>
-                <w:bCs w:val="false"/>
-                <w:sz w:val="19"/>
-                <w:szCs w:val="19"/>
-              </w:rPr>
-              <w:t xml:space="preserve">Conseguir al menos una persona con perfil clínico.</w:t>
-            </w:r>
-          </w:p>
-        </w:tc>
-        <w:tc>
-          <w:tcPr>
-            <w:tcW w:type="dxa" w:w="3744"/>
-            <w:tcBorders>
-              <w:top w:val="single" w:color="D9D9D9" w:sz="4"/>
-              <w:left w:val="single" w:color="D9D9D9" w:sz="4"/>
-              <w:bottom w:val="single" w:color="D9D9D9" w:sz="4"/>
-              <w:right w:val="single" w:color="D9D9D9" w:sz="4"/>
-            </w:tcBorders>
-            <w:shd w:fill="F7F7F7" w:color="auto" w:val="clear"/>
-            <w:tcMar>
-              <w:top w:type="dxa" w:w="70"/>
-              <w:left w:type="dxa" w:w="110"/>
-              <w:bottom w:type="dxa" w:w="70"/>
-              <w:right w:type="dxa" w:w="110"/>
-            </w:tcMar>
-            <w:vAlign w:val="top"/>
-          </w:tcPr>
-          <w:p>
-            <w:pPr>
-              <w:spacing w:after="40" w:line="252"/>
-            </w:pPr>
-            <w:r>
-              <w:rPr>
-                <w:b w:val="false"/>
-                <w:bCs w:val="false"/>
-                <w:sz w:val="19"/>
-                <w:szCs w:val="19"/>
-              </w:rPr>
-              <w:t xml:space="preserve">Pendiente del autor.</w:t>
-            </w:r>
-          </w:p>
-        </w:tc>
-      </w:tr>
-      <w:tr>
-        <w:trPr>
-          <w:cantSplit/>
-        </w:trPr>
-        <w:tc>
-          <w:tcPr>
-            <w:tcW w:type="dxa" w:w="2059"/>
-            <w:tcBorders>
-              <w:top w:val="single" w:color="D9D9D9" w:sz="4"/>
-              <w:left w:val="single" w:color="D9D9D9" w:sz="4"/>
-              <w:bottom w:val="single" w:color="D9D9D9" w:sz="4"/>
-              <w:right w:val="single" w:color="D9D9D9" w:sz="4"/>
-            </w:tcBorders>
-            <w:shd w:fill="FFFFFF" w:color="auto" w:val="clear"/>
-            <w:tcMar>
-              <w:top w:type="dxa" w:w="70"/>
-              <w:left w:type="dxa" w:w="110"/>
-              <w:bottom w:type="dxa" w:w="70"/>
-              <w:right w:type="dxa" w:w="110"/>
-            </w:tcMar>
-            <w:vAlign w:val="top"/>
-          </w:tcPr>
-          <w:p>
-            <w:pPr>
-              <w:spacing w:after="40" w:line="252"/>
-            </w:pPr>
-            <w:r>
-              <w:rPr>
-                <w:b/>
-                <w:bCs/>
-                <w:sz w:val="19"/>
-                <w:szCs w:val="19"/>
-              </w:rPr>
-              <w:t xml:space="preserve">13. Rastreo</w:t>
-            </w:r>
-          </w:p>
-        </w:tc>
-        <w:tc>
-          <w:tcPr>
-            <w:tcW w:type="dxa" w:w="3557"/>
-            <w:tcBorders>
-              <w:top w:val="single" w:color="D9D9D9" w:sz="4"/>
-              <w:left w:val="single" w:color="D9D9D9" w:sz="4"/>
-              <w:bottom w:val="single" w:color="D9D9D9" w:sz="4"/>
-              <w:right w:val="single" w:color="D9D9D9" w:sz="4"/>
-            </w:tcBorders>
-            <w:shd w:fill="FFFFFF" w:color="auto" w:val="clear"/>
-            <w:tcMar>
-              <w:top w:type="dxa" w:w="70"/>
-              <w:left w:type="dxa" w:w="110"/>
-              <w:bottom w:type="dxa" w:w="70"/>
-              <w:right w:type="dxa" w:w="110"/>
-            </w:tcMar>
-            <w:vAlign w:val="top"/>
-          </w:tcPr>
-          <w:p>
-            <w:pPr>
-              <w:spacing w:after="40" w:line="252"/>
-            </w:pPr>
-            <w:r>
-              <w:rPr>
-                <w:b w:val="false"/>
-                <w:bCs w:val="false"/>
-                <w:sz w:val="19"/>
-                <w:szCs w:val="19"/>
-              </w:rPr>
-              <w:t xml:space="preserve">Depende de la consistencia del identificador.</w:t>
-            </w:r>
-          </w:p>
-        </w:tc>
-        <w:tc>
-          <w:tcPr>
-            <w:tcW w:type="dxa" w:w="3744"/>
-            <w:tcBorders>
-              <w:top w:val="single" w:color="D9D9D9" w:sz="4"/>
-              <w:left w:val="single" w:color="D9D9D9" w:sz="4"/>
-              <w:bottom w:val="single" w:color="D9D9D9" w:sz="4"/>
-              <w:right w:val="single" w:color="D9D9D9" w:sz="4"/>
-            </w:tcBorders>
-            <w:shd w:fill="FFFFFF" w:color="auto" w:val="clear"/>
-            <w:tcMar>
-              <w:top w:type="dxa" w:w="70"/>
-              <w:left w:type="dxa" w:w="110"/>
-              <w:bottom w:type="dxa" w:w="70"/>
-              <w:right w:type="dxa" w:w="110"/>
-            </w:tcMar>
-            <w:vAlign w:val="top"/>
-          </w:tcPr>
-          <w:p>
-            <w:pPr>
-              <w:spacing w:after="40" w:line="252"/>
-            </w:pPr>
-            <w:r>
-              <w:rPr>
-                <w:b w:val="false"/>
-                <w:bCs w:val="false"/>
-                <w:sz w:val="19"/>
-                <w:szCs w:val="19"/>
-              </w:rPr>
-              <w:t xml:space="preserve">Resuelto por la Fase 2: el identificador cambia entre 2020 y 2021; el rastreo se retiró.</w:t>
-            </w:r>
-          </w:p>
-        </w:tc>
-      </w:tr>
-      <w:tr>
-        <w:trPr>
-          <w:cantSplit/>
-        </w:trPr>
-        <w:tc>
-          <w:tcPr>
-            <w:tcW w:type="dxa" w:w="2059"/>
-            <w:tcBorders>
-              <w:top w:val="single" w:color="D9D9D9" w:sz="4"/>
-              <w:left w:val="single" w:color="D9D9D9" w:sz="4"/>
-              <w:bottom w:val="single" w:color="D9D9D9" w:sz="4"/>
-              <w:right w:val="single" w:color="D9D9D9" w:sz="4"/>
-            </w:tcBorders>
-            <w:shd w:fill="F7F7F7" w:color="auto" w:val="clear"/>
-            <w:tcMar>
-              <w:top w:type="dxa" w:w="70"/>
-              <w:left w:type="dxa" w:w="110"/>
-              <w:bottom w:type="dxa" w:w="70"/>
-              <w:right w:type="dxa" w:w="110"/>
-            </w:tcMar>
-            <w:vAlign w:val="top"/>
-          </w:tcPr>
-          <w:p>
-            <w:pPr>
-              <w:spacing w:after="40" w:line="252"/>
-            </w:pPr>
-            <w:r>
-              <w:rPr>
-                <w:b/>
-                <w:bCs/>
-                <w:sz w:val="19"/>
-                <w:szCs w:val="19"/>
-              </w:rPr>
-              <w:t xml:space="preserve">15 y 16</w:t>
-            </w:r>
-          </w:p>
-        </w:tc>
-        <w:tc>
-          <w:tcPr>
-            <w:tcW w:type="dxa" w:w="3557"/>
-            <w:tcBorders>
-              <w:top w:val="single" w:color="D9D9D9" w:sz="4"/>
-              <w:left w:val="single" w:color="D9D9D9" w:sz="4"/>
-              <w:bottom w:val="single" w:color="D9D9D9" w:sz="4"/>
-              <w:right w:val="single" w:color="D9D9D9" w:sz="4"/>
-            </w:tcBorders>
-            <w:shd w:fill="F7F7F7" w:color="auto" w:val="clear"/>
-            <w:tcMar>
-              <w:top w:type="dxa" w:w="70"/>
-              <w:left w:type="dxa" w:w="110"/>
-              <w:bottom w:type="dxa" w:w="70"/>
-              <w:right w:type="dxa" w:w="110"/>
-            </w:tcMar>
-            <w:vAlign w:val="top"/>
-          </w:tcPr>
-          <w:p>
-            <w:pPr>
-              <w:spacing w:after="40" w:line="252"/>
-            </w:pPr>
-            <w:r>
-              <w:rPr>
-                <w:b w:val="false"/>
-                <w:bCs w:val="false"/>
-                <w:sz w:val="19"/>
-                <w:szCs w:val="19"/>
-              </w:rPr>
-              <w:t xml:space="preserve">Ya resueltas en 9.2 y 9.3.</w:t>
-            </w:r>
-          </w:p>
-        </w:tc>
-        <w:tc>
-          <w:tcPr>
-            <w:tcW w:type="dxa" w:w="3744"/>
-            <w:tcBorders>
-              <w:top w:val="single" w:color="D9D9D9" w:sz="4"/>
-              <w:left w:val="single" w:color="D9D9D9" w:sz="4"/>
-              <w:bottom w:val="single" w:color="D9D9D9" w:sz="4"/>
-              <w:right w:val="single" w:color="D9D9D9" w:sz="4"/>
-            </w:tcBorders>
-            <w:shd w:fill="F7F7F7" w:color="auto" w:val="clear"/>
-            <w:tcMar>
-              <w:top w:type="dxa" w:w="70"/>
-              <w:left w:type="dxa" w:w="110"/>
-              <w:bottom w:type="dxa" w:w="70"/>
-              <w:right w:type="dxa" w:w="110"/>
-            </w:tcMar>
-            <w:vAlign w:val="top"/>
-          </w:tcPr>
-          <w:p>
-            <w:pPr>
-              <w:spacing w:after="40" w:line="252"/>
-            </w:pPr>
-            <w:r>
-              <w:rPr>
-                <w:b w:val="false"/>
-                <w:bCs w:val="false"/>
-                <w:sz w:val="19"/>
-                <w:szCs w:val="19"/>
-              </w:rPr>
-              <w:t xml:space="preserve">Resuelto por la Fase 2 (con la evidencia de las dos).</w:t>
-            </w:r>
-          </w:p>
-        </w:tc>
-      </w:tr>
-      <w:tr>
-        <w:trPr>
-          <w:cantSplit/>
-        </w:trPr>
-        <w:tc>
-          <w:tcPr>
-            <w:tcW w:type="dxa" w:w="2059"/>
-            <w:tcBorders>
-              <w:top w:val="single" w:color="D9D9D9" w:sz="4"/>
-              <w:left w:val="single" w:color="D9D9D9" w:sz="4"/>
-              <w:bottom w:val="single" w:color="D9D9D9" w:sz="4"/>
-              <w:right w:val="single" w:color="D9D9D9" w:sz="4"/>
-            </w:tcBorders>
-            <w:shd w:fill="FFFFFF" w:color="auto" w:val="clear"/>
-            <w:tcMar>
-              <w:top w:type="dxa" w:w="70"/>
-              <w:left w:type="dxa" w:w="110"/>
-              <w:bottom w:type="dxa" w:w="70"/>
-              <w:right w:type="dxa" w:w="110"/>
-            </w:tcMar>
-            <w:vAlign w:val="top"/>
-          </w:tcPr>
-          <w:p>
-            <w:pPr>
-              <w:spacing w:after="40" w:line="252"/>
-            </w:pPr>
-            <w:r>
-              <w:rPr>
-                <w:b/>
-                <w:bCs/>
-                <w:sz w:val="19"/>
-                <w:szCs w:val="19"/>
-              </w:rPr>
-              <w:t xml:space="preserve">17. Pandemia</w:t>
-            </w:r>
-          </w:p>
-        </w:tc>
-        <w:tc>
-          <w:tcPr>
-            <w:tcW w:type="dxa" w:w="3557"/>
-            <w:tcBorders>
-              <w:top w:val="single" w:color="D9D9D9" w:sz="4"/>
-              <w:left w:val="single" w:color="D9D9D9" w:sz="4"/>
-              <w:bottom w:val="single" w:color="D9D9D9" w:sz="4"/>
-              <w:right w:val="single" w:color="D9D9D9" w:sz="4"/>
-            </w:tcBorders>
-            <w:shd w:fill="FFFFFF" w:color="auto" w:val="clear"/>
-            <w:tcMar>
-              <w:top w:type="dxa" w:w="70"/>
-              <w:left w:type="dxa" w:w="110"/>
-              <w:bottom w:type="dxa" w:w="70"/>
-              <w:right w:type="dxa" w:w="110"/>
-            </w:tcMar>
-            <w:vAlign w:val="top"/>
-          </w:tcPr>
-          <w:p>
-            <w:pPr>
-              <w:spacing w:after="40" w:line="252"/>
-            </w:pPr>
-            <w:r>
-              <w:rPr>
-                <w:b w:val="false"/>
-                <w:bCs w:val="false"/>
-                <w:sz w:val="19"/>
-                <w:szCs w:val="19"/>
-              </w:rPr>
-              <w:t xml:space="preserve">Ver O8.</w:t>
-            </w:r>
-          </w:p>
-        </w:tc>
-        <w:tc>
-          <w:tcPr>
-            <w:tcW w:type="dxa" w:w="3744"/>
-            <w:tcBorders>
-              <w:top w:val="single" w:color="D9D9D9" w:sz="4"/>
-              <w:left w:val="single" w:color="D9D9D9" w:sz="4"/>
-              <w:bottom w:val="single" w:color="D9D9D9" w:sz="4"/>
-              <w:right w:val="single" w:color="D9D9D9" w:sz="4"/>
-            </w:tcBorders>
-            <w:shd w:fill="FFFFFF" w:color="auto" w:val="clear"/>
-            <w:tcMar>
-              <w:top w:type="dxa" w:w="70"/>
-              <w:left w:type="dxa" w:w="110"/>
-              <w:bottom w:type="dxa" w:w="70"/>
-              <w:right w:type="dxa" w:w="110"/>
-            </w:tcMar>
-            <w:vAlign w:val="top"/>
-          </w:tcPr>
-          <w:p>
-            <w:pPr>
-              <w:spacing w:after="40" w:line="252"/>
-            </w:pPr>
-            <w:r>
-              <w:rPr>
-                <w:b w:val="false"/>
-                <w:bCs w:val="false"/>
-                <w:sz w:val="19"/>
-                <w:szCs w:val="19"/>
-              </w:rPr>
-              <w:t xml:space="preserve">Resuelto por la Fase 2.</w:t>
-            </w:r>
-          </w:p>
-        </w:tc>
-      </w:tr>
-    </w:tbl>
-    <w:p>
-      <w:pPr>
-        <w:spacing w:after="80"/>
-      </w:pPr>
-    </w:p>
-    <w:p>
-      <w:pPr>
-        <w:pStyle w:val="Heading2"/>
-      </w:pPr>
-      <w:r>
-        <w:t xml:space="preserve">B.4 Lo que queda pendiente del autor</w:t>
-      </w:r>
-    </w:p>
-    <w:p>
-      <w:pPr>
-        <w:pStyle w:val="ListParagraph"/>
-        <w:numPr>
-          <w:ilvl w:val="0"/>
-          <w:numId w:val="2"/>
-        </w:numPr>
-        <w:spacing w:after="80" w:line="264"/>
-      </w:pPr>
-      <w:r>
-        <w:t xml:space="preserve">Presentar el proyecto al Comité de Ética Institucional de la USACH, antes de publicar la plataforma o mostrar resultados a terceros (O10).</w:t>
-      </w:r>
-    </w:p>
-    <w:p>
-      <w:pPr>
-        <w:pStyle w:val="ListParagraph"/>
-        <w:numPr>
-          <w:ilvl w:val="0"/>
-          <w:numId w:val="2"/>
-        </w:numPr>
-        <w:spacing w:after="80" w:line="264"/>
-      </w:pPr>
-      <w:r>
-        <w:t xml:space="preserve">Decidir si se envía la carta a FONASA sobre los valores con forma de RUT y las condiciones de uso de la entrega (O10 y decisión 11).</w:t>
-      </w:r>
-    </w:p>
-    <w:p>
-      <w:pPr>
-        <w:pStyle w:val="ListParagraph"/>
-        <w:numPr>
-          <w:ilvl w:val="0"/>
-          <w:numId w:val="2"/>
-        </w:numPr>
-        <w:spacing w:after="80" w:line="264"/>
-      </w:pPr>
-      <w:r>
-        <w:t xml:space="preserve">Conseguir una contraparte clínica (decisión 12).</w:t>
-      </w:r>
-    </w:p>
-    <w:p>
-      <w:pPr>
-        <w:pStyle w:val="ListParagraph"/>
-        <w:numPr>
-          <w:ilvl w:val="0"/>
-          <w:numId w:val="2"/>
-        </w:numPr>
-        <w:spacing w:after="80" w:line="264"/>
-      </w:pPr>
-      <w:r>
-        <w:t xml:space="preserve">Fijar con el profesor la fecha de entrega final (O11).</w:t>
       </w:r>
     </w:p>
     <w:sectPr>
